--- a/find-work-life-balance/agent知识梳理-排版优化版.docx
+++ b/find-work-life-balance/agent知识梳理-排版优化版.docx
@@ -769,6 +769,7 @@
       <w:pPr>
         <w:pStyle w:val="16"/>
         <w:numPr>
+          <w:ilvl w:val="0"/>
           <w:numId w:val="0"/>
         </w:numPr>
         <w:tabs>
@@ -795,6 +796,7 @@
       <w:pPr>
         <w:pStyle w:val="16"/>
         <w:numPr>
+          <w:ilvl w:val="0"/>
           <w:numId w:val="0"/>
         </w:numPr>
         <w:tabs>
@@ -913,6 +915,14 @@
         <w:gridCol w:w="7597"/>
       </w:tblGrid>
       <w:tr>
+        <w:tblPrEx>
+          <w:tblCellMar>
+            <w:top w:w="0" w:type="dxa"/>
+            <w:left w:w="108" w:type="dxa"/>
+            <w:bottom w:w="0" w:type="dxa"/>
+            <w:right w:w="108" w:type="dxa"/>
+          </w:tblCellMar>
+        </w:tblPrEx>
         <w:trPr>
           <w:cantSplit/>
           <w:tblHeader/>
@@ -996,6 +1006,14 @@
         </w:tc>
       </w:tr>
       <w:tr>
+        <w:tblPrEx>
+          <w:tblCellMar>
+            <w:top w:w="0" w:type="dxa"/>
+            <w:left w:w="108" w:type="dxa"/>
+            <w:bottom w:w="0" w:type="dxa"/>
+            <w:right w:w="108" w:type="dxa"/>
+          </w:tblCellMar>
+        </w:tblPrEx>
         <w:trPr>
           <w:cantSplit/>
           <w:jc w:val="center"/>
@@ -1076,6 +1094,14 @@
         </w:tc>
       </w:tr>
       <w:tr>
+        <w:tblPrEx>
+          <w:tblCellMar>
+            <w:top w:w="0" w:type="dxa"/>
+            <w:left w:w="108" w:type="dxa"/>
+            <w:bottom w:w="0" w:type="dxa"/>
+            <w:right w:w="108" w:type="dxa"/>
+          </w:tblCellMar>
+        </w:tblPrEx>
         <w:trPr>
           <w:cantSplit/>
           <w:jc w:val="center"/>
@@ -1158,6 +1184,14 @@
         </w:tc>
       </w:tr>
       <w:tr>
+        <w:tblPrEx>
+          <w:tblCellMar>
+            <w:top w:w="0" w:type="dxa"/>
+            <w:left w:w="108" w:type="dxa"/>
+            <w:bottom w:w="0" w:type="dxa"/>
+            <w:right w:w="108" w:type="dxa"/>
+          </w:tblCellMar>
+        </w:tblPrEx>
         <w:trPr>
           <w:cantSplit/>
           <w:jc w:val="center"/>
@@ -1279,6 +1313,14 @@
         <w:gridCol w:w="4082"/>
       </w:tblGrid>
       <w:tr>
+        <w:tblPrEx>
+          <w:tblCellMar>
+            <w:top w:w="0" w:type="dxa"/>
+            <w:left w:w="108" w:type="dxa"/>
+            <w:bottom w:w="0" w:type="dxa"/>
+            <w:right w:w="108" w:type="dxa"/>
+          </w:tblCellMar>
+        </w:tblPrEx>
         <w:trPr>
           <w:cantSplit/>
           <w:tblHeader/>
@@ -1391,6 +1433,14 @@
         </w:tc>
       </w:tr>
       <w:tr>
+        <w:tblPrEx>
+          <w:tblCellMar>
+            <w:top w:w="0" w:type="dxa"/>
+            <w:left w:w="108" w:type="dxa"/>
+            <w:bottom w:w="0" w:type="dxa"/>
+            <w:right w:w="108" w:type="dxa"/>
+          </w:tblCellMar>
+        </w:tblPrEx>
         <w:trPr>
           <w:cantSplit/>
           <w:jc w:val="center"/>
@@ -1508,6 +1558,14 @@
         </w:tc>
       </w:tr>
       <w:tr>
+        <w:tblPrEx>
+          <w:tblCellMar>
+            <w:top w:w="0" w:type="dxa"/>
+            <w:left w:w="108" w:type="dxa"/>
+            <w:bottom w:w="0" w:type="dxa"/>
+            <w:right w:w="108" w:type="dxa"/>
+          </w:tblCellMar>
+        </w:tblPrEx>
         <w:trPr>
           <w:cantSplit/>
           <w:jc w:val="center"/>
@@ -1628,6 +1686,14 @@
         </w:tc>
       </w:tr>
       <w:tr>
+        <w:tblPrEx>
+          <w:tblCellMar>
+            <w:top w:w="0" w:type="dxa"/>
+            <w:left w:w="108" w:type="dxa"/>
+            <w:bottom w:w="0" w:type="dxa"/>
+            <w:right w:w="108" w:type="dxa"/>
+          </w:tblCellMar>
+        </w:tblPrEx>
         <w:trPr>
           <w:cantSplit/>
           <w:jc w:val="center"/>
@@ -1745,6 +1811,14 @@
         </w:tc>
       </w:tr>
       <w:tr>
+        <w:tblPrEx>
+          <w:tblCellMar>
+            <w:top w:w="0" w:type="dxa"/>
+            <w:left w:w="108" w:type="dxa"/>
+            <w:bottom w:w="0" w:type="dxa"/>
+            <w:right w:w="108" w:type="dxa"/>
+          </w:tblCellMar>
+        </w:tblPrEx>
         <w:trPr>
           <w:cantSplit/>
           <w:jc w:val="center"/>
@@ -2777,6 +2851,7 @@
         <w:pStyle w:val="14"/>
         <w:widowControl/>
         <w:numPr>
+          <w:ilvl w:val="0"/>
           <w:numId w:val="7"/>
         </w:numPr>
         <w:spacing w:after="60" w:line="324" w:lineRule="auto"/>
@@ -2853,6 +2928,14 @@
         <w:gridCol w:w="2778"/>
       </w:tblGrid>
       <w:tr>
+        <w:tblPrEx>
+          <w:tblCellMar>
+            <w:top w:w="0" w:type="dxa"/>
+            <w:left w:w="108" w:type="dxa"/>
+            <w:bottom w:w="0" w:type="dxa"/>
+            <w:right w:w="108" w:type="dxa"/>
+          </w:tblCellMar>
+        </w:tblPrEx>
         <w:trPr>
           <w:cantSplit/>
           <w:tblHeader/>
@@ -3050,6 +3133,14 @@
         </w:tc>
       </w:tr>
       <w:tr>
+        <w:tblPrEx>
+          <w:tblCellMar>
+            <w:top w:w="0" w:type="dxa"/>
+            <w:left w:w="108" w:type="dxa"/>
+            <w:bottom w:w="0" w:type="dxa"/>
+            <w:right w:w="108" w:type="dxa"/>
+          </w:tblCellMar>
+        </w:tblPrEx>
         <w:trPr>
           <w:cantSplit/>
           <w:jc w:val="center"/>
@@ -3241,6 +3332,14 @@
         </w:tc>
       </w:tr>
       <w:tr>
+        <w:tblPrEx>
+          <w:tblCellMar>
+            <w:top w:w="0" w:type="dxa"/>
+            <w:left w:w="108" w:type="dxa"/>
+            <w:bottom w:w="0" w:type="dxa"/>
+            <w:right w:w="108" w:type="dxa"/>
+          </w:tblCellMar>
+        </w:tblPrEx>
         <w:trPr>
           <w:cantSplit/>
           <w:jc w:val="center"/>
@@ -3437,6 +3536,14 @@
         </w:tc>
       </w:tr>
       <w:tr>
+        <w:tblPrEx>
+          <w:tblCellMar>
+            <w:top w:w="0" w:type="dxa"/>
+            <w:left w:w="108" w:type="dxa"/>
+            <w:bottom w:w="0" w:type="dxa"/>
+            <w:right w:w="108" w:type="dxa"/>
+          </w:tblCellMar>
+        </w:tblPrEx>
         <w:trPr>
           <w:cantSplit/>
           <w:jc w:val="center"/>
@@ -3639,6 +3746,7 @@
         <w:pStyle w:val="14"/>
         <w:widowControl/>
         <w:numPr>
+          <w:ilvl w:val="0"/>
           <w:numId w:val="7"/>
         </w:numPr>
         <w:spacing w:after="60" w:line="324" w:lineRule="auto"/>
@@ -3780,6 +3888,14 @@
         <w:gridCol w:w="7427"/>
       </w:tblGrid>
       <w:tr>
+        <w:tblPrEx>
+          <w:tblCellMar>
+            <w:top w:w="0" w:type="dxa"/>
+            <w:left w:w="108" w:type="dxa"/>
+            <w:bottom w:w="0" w:type="dxa"/>
+            <w:right w:w="108" w:type="dxa"/>
+          </w:tblCellMar>
+        </w:tblPrEx>
         <w:trPr>
           <w:cantSplit/>
           <w:tblHeader/>
@@ -3863,6 +3979,14 @@
         </w:tc>
       </w:tr>
       <w:tr>
+        <w:tblPrEx>
+          <w:tblCellMar>
+            <w:top w:w="0" w:type="dxa"/>
+            <w:left w:w="108" w:type="dxa"/>
+            <w:bottom w:w="0" w:type="dxa"/>
+            <w:right w:w="108" w:type="dxa"/>
+          </w:tblCellMar>
+        </w:tblPrEx>
         <w:trPr>
           <w:cantSplit/>
           <w:jc w:val="center"/>
@@ -3943,6 +4067,14 @@
         </w:tc>
       </w:tr>
       <w:tr>
+        <w:tblPrEx>
+          <w:tblCellMar>
+            <w:top w:w="0" w:type="dxa"/>
+            <w:left w:w="108" w:type="dxa"/>
+            <w:bottom w:w="0" w:type="dxa"/>
+            <w:right w:w="108" w:type="dxa"/>
+          </w:tblCellMar>
+        </w:tblPrEx>
         <w:trPr>
           <w:cantSplit/>
           <w:jc w:val="center"/>
@@ -4025,6 +4157,14 @@
         </w:tc>
       </w:tr>
       <w:tr>
+        <w:tblPrEx>
+          <w:tblCellMar>
+            <w:top w:w="0" w:type="dxa"/>
+            <w:left w:w="108" w:type="dxa"/>
+            <w:bottom w:w="0" w:type="dxa"/>
+            <w:right w:w="108" w:type="dxa"/>
+          </w:tblCellMar>
+        </w:tblPrEx>
         <w:trPr>
           <w:cantSplit/>
           <w:jc w:val="center"/>
@@ -4105,6 +4245,14 @@
         </w:tc>
       </w:tr>
       <w:tr>
+        <w:tblPrEx>
+          <w:tblCellMar>
+            <w:top w:w="0" w:type="dxa"/>
+            <w:left w:w="108" w:type="dxa"/>
+            <w:bottom w:w="0" w:type="dxa"/>
+            <w:right w:w="108" w:type="dxa"/>
+          </w:tblCellMar>
+        </w:tblPrEx>
         <w:trPr>
           <w:cantSplit/>
           <w:jc w:val="center"/>
@@ -4187,6 +4335,14 @@
         </w:tc>
       </w:tr>
       <w:tr>
+        <w:tblPrEx>
+          <w:tblCellMar>
+            <w:top w:w="0" w:type="dxa"/>
+            <w:left w:w="108" w:type="dxa"/>
+            <w:bottom w:w="0" w:type="dxa"/>
+            <w:right w:w="108" w:type="dxa"/>
+          </w:tblCellMar>
+        </w:tblPrEx>
         <w:trPr>
           <w:cantSplit/>
           <w:jc w:val="center"/>
@@ -4267,6 +4423,14 @@
         </w:tc>
       </w:tr>
       <w:tr>
+        <w:tblPrEx>
+          <w:tblCellMar>
+            <w:top w:w="0" w:type="dxa"/>
+            <w:left w:w="108" w:type="dxa"/>
+            <w:bottom w:w="0" w:type="dxa"/>
+            <w:right w:w="108" w:type="dxa"/>
+          </w:tblCellMar>
+        </w:tblPrEx>
         <w:trPr>
           <w:cantSplit/>
           <w:jc w:val="center"/>
@@ -4360,6 +4524,7 @@
         <w:pStyle w:val="14"/>
         <w:widowControl/>
         <w:numPr>
+          <w:ilvl w:val="0"/>
           <w:numId w:val="7"/>
         </w:numPr>
         <w:spacing w:after="60" w:line="324" w:lineRule="auto"/>
@@ -4424,6 +4589,7 @@
         <w:pStyle w:val="14"/>
         <w:widowControl/>
         <w:numPr>
+          <w:ilvl w:val="0"/>
           <w:numId w:val="7"/>
         </w:numPr>
         <w:spacing w:after="60" w:line="324" w:lineRule="auto"/>
@@ -4579,6 +4745,7 @@
         <w:pStyle w:val="14"/>
         <w:widowControl/>
         <w:numPr>
+          <w:ilvl w:val="0"/>
           <w:numId w:val="7"/>
         </w:numPr>
         <w:spacing w:after="60" w:line="324" w:lineRule="auto"/>
@@ -5181,6 +5348,7 @@
         <w:pStyle w:val="14"/>
         <w:widowControl/>
         <w:numPr>
+          <w:ilvl w:val="0"/>
           <w:numId w:val="8"/>
         </w:numPr>
         <w:spacing w:after="60" w:line="324" w:lineRule="auto"/>
@@ -5201,6 +5369,7 @@
         <w:pStyle w:val="14"/>
         <w:widowControl/>
         <w:numPr>
+          <w:ilvl w:val="0"/>
           <w:numId w:val="8"/>
         </w:numPr>
         <w:spacing w:after="60" w:line="324" w:lineRule="auto"/>
@@ -5221,6 +5390,7 @@
         <w:pStyle w:val="14"/>
         <w:widowControl/>
         <w:numPr>
+          <w:ilvl w:val="0"/>
           <w:numId w:val="8"/>
         </w:numPr>
         <w:spacing w:after="60" w:line="324" w:lineRule="auto"/>
@@ -5241,6 +5411,7 @@
         <w:pStyle w:val="14"/>
         <w:widowControl/>
         <w:numPr>
+          <w:ilvl w:val="0"/>
           <w:numId w:val="8"/>
         </w:numPr>
         <w:spacing w:after="60" w:line="324" w:lineRule="auto"/>
@@ -5261,6 +5432,7 @@
         <w:pStyle w:val="14"/>
         <w:widowControl/>
         <w:numPr>
+          <w:ilvl w:val="0"/>
           <w:numId w:val="8"/>
         </w:numPr>
         <w:spacing w:after="60" w:line="324" w:lineRule="auto"/>
@@ -5281,6 +5453,7 @@
         <w:pStyle w:val="14"/>
         <w:widowControl/>
         <w:numPr>
+          <w:ilvl w:val="0"/>
           <w:numId w:val="8"/>
         </w:numPr>
         <w:spacing w:after="60" w:line="324" w:lineRule="auto"/>
@@ -5301,6 +5474,7 @@
         <w:pStyle w:val="14"/>
         <w:widowControl/>
         <w:numPr>
+          <w:ilvl w:val="0"/>
           <w:numId w:val="8"/>
         </w:numPr>
         <w:spacing w:after="60" w:line="324" w:lineRule="auto"/>
@@ -5321,6 +5495,7 @@
         <w:pStyle w:val="14"/>
         <w:widowControl/>
         <w:numPr>
+          <w:ilvl w:val="0"/>
           <w:numId w:val="8"/>
         </w:numPr>
         <w:spacing w:after="60" w:line="324" w:lineRule="auto"/>
@@ -5689,6 +5864,7 @@
         <w:pStyle w:val="14"/>
         <w:widowControl/>
         <w:numPr>
+          <w:ilvl w:val="0"/>
           <w:numId w:val="9"/>
         </w:numPr>
         <w:spacing w:after="60" w:line="324" w:lineRule="auto"/>
@@ -5709,6 +5885,7 @@
         <w:pStyle w:val="14"/>
         <w:widowControl/>
         <w:numPr>
+          <w:ilvl w:val="0"/>
           <w:numId w:val="9"/>
         </w:numPr>
         <w:spacing w:after="60" w:line="324" w:lineRule="auto"/>
@@ -5729,6 +5906,7 @@
         <w:pStyle w:val="14"/>
         <w:widowControl/>
         <w:numPr>
+          <w:ilvl w:val="0"/>
           <w:numId w:val="9"/>
         </w:numPr>
         <w:spacing w:after="60" w:line="324" w:lineRule="auto"/>
@@ -5749,6 +5927,7 @@
         <w:pStyle w:val="14"/>
         <w:widowControl/>
         <w:numPr>
+          <w:ilvl w:val="0"/>
           <w:numId w:val="9"/>
         </w:numPr>
         <w:spacing w:after="60" w:line="324" w:lineRule="auto"/>
@@ -5769,6 +5948,7 @@
         <w:pStyle w:val="14"/>
         <w:widowControl/>
         <w:numPr>
+          <w:ilvl w:val="0"/>
           <w:numId w:val="9"/>
         </w:numPr>
         <w:spacing w:after="60" w:line="324" w:lineRule="auto"/>
@@ -5804,6 +5984,7 @@
         <w:pStyle w:val="14"/>
         <w:widowControl/>
         <w:numPr>
+          <w:ilvl w:val="0"/>
           <w:numId w:val="10"/>
         </w:numPr>
         <w:spacing w:after="60" w:line="324" w:lineRule="auto"/>
@@ -5824,6 +6005,7 @@
         <w:pStyle w:val="14"/>
         <w:widowControl/>
         <w:numPr>
+          <w:ilvl w:val="0"/>
           <w:numId w:val="10"/>
         </w:numPr>
         <w:spacing w:after="60" w:line="324" w:lineRule="auto"/>
@@ -5863,6 +6045,7 @@
         <w:pStyle w:val="14"/>
         <w:widowControl/>
         <w:numPr>
+          <w:ilvl w:val="0"/>
           <w:numId w:val="10"/>
         </w:numPr>
         <w:spacing w:after="60" w:line="324" w:lineRule="auto"/>
@@ -7702,6 +7885,14 @@
         <w:gridCol w:w="4025"/>
       </w:tblGrid>
       <w:tr>
+        <w:tblPrEx>
+          <w:tblCellMar>
+            <w:top w:w="0" w:type="dxa"/>
+            <w:left w:w="108" w:type="dxa"/>
+            <w:bottom w:w="0" w:type="dxa"/>
+            <w:right w:w="108" w:type="dxa"/>
+          </w:tblCellMar>
+        </w:tblPrEx>
         <w:trPr>
           <w:cantSplit/>
           <w:tblHeader/>
@@ -7861,6 +8052,14 @@
         </w:tc>
       </w:tr>
       <w:tr>
+        <w:tblPrEx>
+          <w:tblCellMar>
+            <w:top w:w="0" w:type="dxa"/>
+            <w:left w:w="108" w:type="dxa"/>
+            <w:bottom w:w="0" w:type="dxa"/>
+            <w:right w:w="108" w:type="dxa"/>
+          </w:tblCellMar>
+        </w:tblPrEx>
         <w:trPr>
           <w:cantSplit/>
           <w:jc w:val="center"/>
@@ -8006,6 +8205,14 @@
         </w:tc>
       </w:tr>
       <w:tr>
+        <w:tblPrEx>
+          <w:tblCellMar>
+            <w:top w:w="0" w:type="dxa"/>
+            <w:left w:w="108" w:type="dxa"/>
+            <w:bottom w:w="0" w:type="dxa"/>
+            <w:right w:w="108" w:type="dxa"/>
+          </w:tblCellMar>
+        </w:tblPrEx>
         <w:trPr>
           <w:cantSplit/>
           <w:jc w:val="center"/>
@@ -8164,6 +8371,14 @@
         </w:tc>
       </w:tr>
       <w:tr>
+        <w:tblPrEx>
+          <w:tblCellMar>
+            <w:top w:w="0" w:type="dxa"/>
+            <w:left w:w="108" w:type="dxa"/>
+            <w:bottom w:w="0" w:type="dxa"/>
+            <w:right w:w="108" w:type="dxa"/>
+          </w:tblCellMar>
+        </w:tblPrEx>
         <w:trPr>
           <w:cantSplit/>
           <w:jc w:val="center"/>
@@ -8318,6 +8533,14 @@
         </w:tc>
       </w:tr>
       <w:tr>
+        <w:tblPrEx>
+          <w:tblCellMar>
+            <w:top w:w="0" w:type="dxa"/>
+            <w:left w:w="108" w:type="dxa"/>
+            <w:bottom w:w="0" w:type="dxa"/>
+            <w:right w:w="108" w:type="dxa"/>
+          </w:tblCellMar>
+        </w:tblPrEx>
         <w:trPr>
           <w:cantSplit/>
           <w:jc w:val="center"/>
@@ -9966,6 +10189,7 @@
         <w:pStyle w:val="14"/>
         <w:widowControl/>
         <w:numPr>
+          <w:ilvl w:val="0"/>
           <w:numId w:val="11"/>
         </w:numPr>
         <w:spacing w:after="60" w:line="324" w:lineRule="auto"/>
@@ -10006,6 +10230,7 @@
         <w:pStyle w:val="14"/>
         <w:widowControl/>
         <w:numPr>
+          <w:ilvl w:val="0"/>
           <w:numId w:val="11"/>
         </w:numPr>
         <w:spacing w:after="60" w:line="324" w:lineRule="auto"/>
@@ -10026,6 +10251,7 @@
         <w:pStyle w:val="14"/>
         <w:widowControl/>
         <w:numPr>
+          <w:ilvl w:val="0"/>
           <w:numId w:val="11"/>
         </w:numPr>
         <w:spacing w:after="60" w:line="324" w:lineRule="auto"/>
@@ -10046,6 +10272,7 @@
         <w:pStyle w:val="14"/>
         <w:widowControl/>
         <w:numPr>
+          <w:ilvl w:val="0"/>
           <w:numId w:val="11"/>
         </w:numPr>
         <w:spacing w:after="60" w:line="324" w:lineRule="auto"/>
@@ -10066,6 +10293,7 @@
         <w:pStyle w:val="14"/>
         <w:widowControl/>
         <w:numPr>
+          <w:ilvl w:val="0"/>
           <w:numId w:val="11"/>
         </w:numPr>
         <w:spacing w:after="60" w:line="324" w:lineRule="auto"/>
@@ -10086,6 +10314,7 @@
         <w:pStyle w:val="14"/>
         <w:widowControl/>
         <w:numPr>
+          <w:ilvl w:val="0"/>
           <w:numId w:val="11"/>
         </w:numPr>
         <w:spacing w:after="60" w:line="324" w:lineRule="auto"/>
@@ -10106,6 +10335,7 @@
         <w:pStyle w:val="14"/>
         <w:widowControl/>
         <w:numPr>
+          <w:ilvl w:val="0"/>
           <w:numId w:val="11"/>
         </w:numPr>
         <w:spacing w:after="60" w:line="324" w:lineRule="auto"/>
@@ -10892,6 +11122,7 @@
         <w:pStyle w:val="14"/>
         <w:widowControl/>
         <w:numPr>
+          <w:ilvl w:val="0"/>
           <w:numId w:val="11"/>
         </w:numPr>
         <w:spacing w:after="60" w:line="324" w:lineRule="auto"/>
@@ -10921,6 +11152,7 @@
         <w:pStyle w:val="14"/>
         <w:widowControl/>
         <w:numPr>
+          <w:ilvl w:val="0"/>
           <w:numId w:val="11"/>
         </w:numPr>
         <w:spacing w:after="60" w:line="324" w:lineRule="auto"/>
@@ -10969,6 +11201,7 @@
         <w:pStyle w:val="14"/>
         <w:widowControl/>
         <w:numPr>
+          <w:ilvl w:val="0"/>
           <w:numId w:val="11"/>
         </w:numPr>
         <w:spacing w:after="60" w:line="324" w:lineRule="auto"/>
@@ -11017,6 +11250,7 @@
         <w:pStyle w:val="14"/>
         <w:widowControl/>
         <w:numPr>
+          <w:ilvl w:val="0"/>
           <w:numId w:val="11"/>
         </w:numPr>
         <w:spacing w:after="60" w:line="324" w:lineRule="auto"/>
@@ -11065,6 +11299,7 @@
         <w:pStyle w:val="14"/>
         <w:widowControl/>
         <w:numPr>
+          <w:ilvl w:val="0"/>
           <w:numId w:val="11"/>
         </w:numPr>
         <w:spacing w:after="60" w:line="324" w:lineRule="auto"/>
@@ -12008,6 +12243,7 @@
         <w:pStyle w:val="14"/>
         <w:widowControl/>
         <w:numPr>
+          <w:ilvl w:val="0"/>
           <w:numId w:val="11"/>
         </w:numPr>
         <w:spacing w:after="60" w:line="324" w:lineRule="auto"/>
@@ -12058,6 +12294,7 @@
         <w:pStyle w:val="14"/>
         <w:widowControl/>
         <w:numPr>
+          <w:ilvl w:val="0"/>
           <w:numId w:val="11"/>
         </w:numPr>
         <w:spacing w:after="60" w:line="324" w:lineRule="auto"/>
@@ -12108,6 +12345,7 @@
         <w:pStyle w:val="14"/>
         <w:widowControl/>
         <w:numPr>
+          <w:ilvl w:val="0"/>
           <w:numId w:val="11"/>
         </w:numPr>
         <w:spacing w:after="60" w:line="324" w:lineRule="auto"/>
@@ -12282,6 +12520,7 @@
         <w:pStyle w:val="14"/>
         <w:widowControl/>
         <w:numPr>
+          <w:ilvl w:val="0"/>
           <w:numId w:val="12"/>
         </w:numPr>
         <w:spacing w:after="60" w:line="324" w:lineRule="auto"/>
@@ -12302,6 +12541,7 @@
         <w:pStyle w:val="14"/>
         <w:widowControl/>
         <w:numPr>
+          <w:ilvl w:val="0"/>
           <w:numId w:val="12"/>
         </w:numPr>
         <w:spacing w:after="60" w:line="324" w:lineRule="auto"/>
@@ -12406,6 +12646,7 @@
         <w:pStyle w:val="14"/>
         <w:widowControl/>
         <w:numPr>
+          <w:ilvl w:val="0"/>
           <w:numId w:val="12"/>
         </w:numPr>
         <w:spacing w:after="60" w:line="324" w:lineRule="auto"/>
@@ -12551,6 +12792,7 @@
         <w:pStyle w:val="14"/>
         <w:widowControl/>
         <w:numPr>
+          <w:ilvl w:val="0"/>
           <w:numId w:val="13"/>
         </w:numPr>
         <w:spacing w:after="60" w:line="324" w:lineRule="auto"/>
@@ -12620,6 +12862,7 @@
         <w:pStyle w:val="14"/>
         <w:widowControl/>
         <w:numPr>
+          <w:ilvl w:val="0"/>
           <w:numId w:val="13"/>
         </w:numPr>
         <w:spacing w:after="60" w:line="324" w:lineRule="auto"/>
@@ -12984,6 +13227,7 @@
         <w:pStyle w:val="14"/>
         <w:widowControl/>
         <w:numPr>
+          <w:ilvl w:val="0"/>
           <w:numId w:val="14"/>
         </w:numPr>
         <w:spacing w:after="60" w:line="324" w:lineRule="auto"/>
@@ -13109,6 +13353,7 @@
         <w:pStyle w:val="14"/>
         <w:widowControl/>
         <w:numPr>
+          <w:ilvl w:val="0"/>
           <w:numId w:val="14"/>
         </w:numPr>
         <w:spacing w:after="60" w:line="324" w:lineRule="auto"/>
@@ -13249,6 +13494,7 @@
         <w:pStyle w:val="14"/>
         <w:widowControl/>
         <w:numPr>
+          <w:ilvl w:val="0"/>
           <w:numId w:val="14"/>
         </w:numPr>
         <w:spacing w:after="60" w:line="324" w:lineRule="auto"/>
@@ -13875,6 +14121,7 @@
         <w:pStyle w:val="14"/>
         <w:widowControl/>
         <w:numPr>
+          <w:ilvl w:val="0"/>
           <w:numId w:val="15"/>
         </w:numPr>
         <w:spacing w:after="60" w:line="324" w:lineRule="auto"/>
@@ -13905,6 +14152,7 @@
         <w:pStyle w:val="14"/>
         <w:widowControl/>
         <w:numPr>
+          <w:ilvl w:val="0"/>
           <w:numId w:val="15"/>
         </w:numPr>
         <w:spacing w:after="60" w:line="324" w:lineRule="auto"/>
@@ -13963,6 +14211,7 @@
         <w:pStyle w:val="14"/>
         <w:widowControl/>
         <w:numPr>
+          <w:ilvl w:val="0"/>
           <w:numId w:val="15"/>
         </w:numPr>
         <w:spacing w:after="60" w:line="324" w:lineRule="auto"/>
@@ -13983,6 +14232,7 @@
         <w:pStyle w:val="14"/>
         <w:widowControl/>
         <w:numPr>
+          <w:ilvl w:val="0"/>
           <w:numId w:val="15"/>
         </w:numPr>
         <w:spacing w:after="60" w:line="324" w:lineRule="auto"/>
@@ -14003,6 +14253,7 @@
         <w:pStyle w:val="14"/>
         <w:widowControl/>
         <w:numPr>
+          <w:ilvl w:val="0"/>
           <w:numId w:val="15"/>
         </w:numPr>
         <w:spacing w:after="60" w:line="324" w:lineRule="auto"/>
@@ -14061,6 +14312,7 @@
         <w:pStyle w:val="14"/>
         <w:widowControl/>
         <w:numPr>
+          <w:ilvl w:val="0"/>
           <w:numId w:val="15"/>
         </w:numPr>
         <w:spacing w:after="60" w:line="324" w:lineRule="auto"/>
@@ -14251,6 +14503,7 @@
         <w:pStyle w:val="14"/>
         <w:widowControl/>
         <w:numPr>
+          <w:ilvl w:val="0"/>
           <w:numId w:val="16"/>
         </w:numPr>
         <w:spacing w:after="60" w:line="324" w:lineRule="auto"/>
@@ -14300,6 +14553,7 @@
         <w:pStyle w:val="14"/>
         <w:widowControl/>
         <w:numPr>
+          <w:ilvl w:val="0"/>
           <w:numId w:val="16"/>
         </w:numPr>
         <w:spacing w:after="60" w:line="324" w:lineRule="auto"/>
@@ -14320,6 +14574,7 @@
         <w:pStyle w:val="14"/>
         <w:widowControl/>
         <w:numPr>
+          <w:ilvl w:val="0"/>
           <w:numId w:val="16"/>
         </w:numPr>
         <w:spacing w:after="60" w:line="324" w:lineRule="auto"/>
@@ -14620,6 +14875,7 @@
         <w:pStyle w:val="14"/>
         <w:widowControl/>
         <w:numPr>
+          <w:ilvl w:val="0"/>
           <w:numId w:val="16"/>
         </w:numPr>
         <w:spacing w:after="60" w:line="324" w:lineRule="auto"/>
@@ -14640,6 +14896,7 @@
         <w:pStyle w:val="14"/>
         <w:widowControl/>
         <w:numPr>
+          <w:ilvl w:val="0"/>
           <w:numId w:val="16"/>
         </w:numPr>
         <w:spacing w:after="60" w:line="324" w:lineRule="auto"/>
@@ -14660,6 +14917,7 @@
         <w:pStyle w:val="14"/>
         <w:widowControl/>
         <w:numPr>
+          <w:ilvl w:val="0"/>
           <w:numId w:val="16"/>
         </w:numPr>
         <w:spacing w:after="60" w:line="324" w:lineRule="auto"/>
@@ -15473,6 +15731,7 @@
         <w:pStyle w:val="14"/>
         <w:widowControl/>
         <w:numPr>
+          <w:ilvl w:val="0"/>
           <w:numId w:val="17"/>
         </w:numPr>
         <w:spacing w:after="60" w:line="324" w:lineRule="auto"/>
@@ -15493,6 +15752,7 @@
         <w:pStyle w:val="14"/>
         <w:widowControl/>
         <w:numPr>
+          <w:ilvl w:val="0"/>
           <w:numId w:val="17"/>
         </w:numPr>
         <w:spacing w:after="60" w:line="324" w:lineRule="auto"/>
@@ -15551,6 +15811,7 @@
         <w:pStyle w:val="14"/>
         <w:widowControl/>
         <w:numPr>
+          <w:ilvl w:val="0"/>
           <w:numId w:val="17"/>
         </w:numPr>
         <w:spacing w:after="60" w:line="324" w:lineRule="auto"/>
@@ -15758,6 +16019,7 @@
         <w:pStyle w:val="14"/>
         <w:widowControl/>
         <w:numPr>
+          <w:ilvl w:val="0"/>
           <w:numId w:val="18"/>
         </w:numPr>
         <w:spacing w:after="60" w:line="324" w:lineRule="auto"/>
@@ -15787,6 +16049,7 @@
         <w:pStyle w:val="14"/>
         <w:widowControl/>
         <w:numPr>
+          <w:ilvl w:val="0"/>
           <w:numId w:val="18"/>
         </w:numPr>
         <w:spacing w:after="60" w:line="324" w:lineRule="auto"/>
@@ -15835,6 +16098,7 @@
         <w:pStyle w:val="14"/>
         <w:widowControl/>
         <w:numPr>
+          <w:ilvl w:val="0"/>
           <w:numId w:val="18"/>
         </w:numPr>
         <w:spacing w:after="60" w:line="324" w:lineRule="auto"/>
@@ -15864,6 +16128,7 @@
         <w:pStyle w:val="14"/>
         <w:widowControl/>
         <w:numPr>
+          <w:ilvl w:val="0"/>
           <w:numId w:val="18"/>
         </w:numPr>
         <w:spacing w:after="60" w:line="324" w:lineRule="auto"/>
@@ -16011,6 +16276,7 @@
         <w:pStyle w:val="14"/>
         <w:widowControl/>
         <w:numPr>
+          <w:ilvl w:val="0"/>
           <w:numId w:val="19"/>
         </w:numPr>
         <w:spacing w:after="60" w:line="324" w:lineRule="auto"/>
@@ -16082,6 +16348,7 @@
         <w:pStyle w:val="14"/>
         <w:widowControl/>
         <w:numPr>
+          <w:ilvl w:val="0"/>
           <w:numId w:val="19"/>
         </w:numPr>
         <w:spacing w:after="60" w:line="324" w:lineRule="auto"/>
@@ -16185,6 +16452,7 @@
         <w:pStyle w:val="16"/>
         <w:widowControl/>
         <w:numPr>
+          <w:ilvl w:val="0"/>
           <w:numId w:val="0"/>
         </w:numPr>
         <w:tabs>
@@ -16211,6 +16479,7 @@
         <w:pStyle w:val="14"/>
         <w:widowControl/>
         <w:numPr>
+          <w:ilvl w:val="0"/>
           <w:numId w:val="19"/>
         </w:numPr>
         <w:spacing w:after="60" w:line="324" w:lineRule="auto"/>
@@ -16264,6 +16533,7 @@
         <w:pStyle w:val="14"/>
         <w:widowControl/>
         <w:numPr>
+          <w:ilvl w:val="0"/>
           <w:numId w:val="19"/>
         </w:numPr>
         <w:spacing w:after="60" w:line="324" w:lineRule="auto"/>
@@ -16809,6 +17079,7 @@
         <w:pStyle w:val="14"/>
         <w:widowControl/>
         <w:numPr>
+          <w:ilvl w:val="0"/>
           <w:numId w:val="20"/>
         </w:numPr>
         <w:spacing w:after="60" w:line="324" w:lineRule="auto"/>
@@ -16829,6 +17100,7 @@
         <w:pStyle w:val="14"/>
         <w:widowControl/>
         <w:numPr>
+          <w:ilvl w:val="0"/>
           <w:numId w:val="20"/>
         </w:numPr>
         <w:spacing w:after="60" w:line="324" w:lineRule="auto"/>
@@ -16849,6 +17121,7 @@
         <w:pStyle w:val="14"/>
         <w:widowControl/>
         <w:numPr>
+          <w:ilvl w:val="0"/>
           <w:numId w:val="20"/>
         </w:numPr>
         <w:spacing w:after="60" w:line="324" w:lineRule="auto"/>
@@ -17482,6 +17755,7 @@
         <w:pStyle w:val="14"/>
         <w:widowControl/>
         <w:numPr>
+          <w:ilvl w:val="0"/>
           <w:numId w:val="21"/>
         </w:numPr>
         <w:spacing w:after="60" w:line="324" w:lineRule="auto"/>
@@ -17511,6 +17785,7 @@
         <w:pStyle w:val="14"/>
         <w:widowControl/>
         <w:numPr>
+          <w:ilvl w:val="0"/>
           <w:numId w:val="21"/>
         </w:numPr>
         <w:spacing w:after="60" w:line="324" w:lineRule="auto"/>
@@ -17540,6 +17815,7 @@
         <w:pStyle w:val="14"/>
         <w:widowControl/>
         <w:numPr>
+          <w:ilvl w:val="0"/>
           <w:numId w:val="21"/>
         </w:numPr>
         <w:spacing w:after="60" w:line="324" w:lineRule="auto"/>
@@ -17588,6 +17864,7 @@
         <w:pStyle w:val="14"/>
         <w:widowControl/>
         <w:numPr>
+          <w:ilvl w:val="0"/>
           <w:numId w:val="21"/>
         </w:numPr>
         <w:spacing w:after="60" w:line="324" w:lineRule="auto"/>
@@ -17806,6 +18083,7 @@
         <w:pStyle w:val="14"/>
         <w:widowControl/>
         <w:numPr>
+          <w:ilvl w:val="0"/>
           <w:numId w:val="22"/>
         </w:numPr>
         <w:spacing w:after="60" w:line="324" w:lineRule="auto"/>
@@ -17916,6 +18194,7 @@
         <w:pStyle w:val="14"/>
         <w:widowControl/>
         <w:numPr>
+          <w:ilvl w:val="0"/>
           <w:numId w:val="22"/>
         </w:numPr>
         <w:spacing w:after="60" w:line="324" w:lineRule="auto"/>
@@ -17996,6 +18275,7 @@
         <w:pStyle w:val="14"/>
         <w:widowControl/>
         <w:numPr>
+          <w:ilvl w:val="0"/>
           <w:numId w:val="22"/>
         </w:numPr>
         <w:spacing w:after="60" w:line="324" w:lineRule="auto"/>
@@ -19485,6 +19765,14 @@
         <w:gridCol w:w="4025"/>
       </w:tblGrid>
       <w:tr>
+        <w:tblPrEx>
+          <w:tblCellMar>
+            <w:top w:w="0" w:type="dxa"/>
+            <w:left w:w="108" w:type="dxa"/>
+            <w:bottom w:w="0" w:type="dxa"/>
+            <w:right w:w="108" w:type="dxa"/>
+          </w:tblCellMar>
+        </w:tblPrEx>
         <w:trPr>
           <w:cantSplit/>
           <w:tblHeader/>
@@ -19606,6 +19894,14 @@
         </w:tc>
       </w:tr>
       <w:tr>
+        <w:tblPrEx>
+          <w:tblCellMar>
+            <w:top w:w="0" w:type="dxa"/>
+            <w:left w:w="108" w:type="dxa"/>
+            <w:bottom w:w="0" w:type="dxa"/>
+            <w:right w:w="108" w:type="dxa"/>
+          </w:tblCellMar>
+        </w:tblPrEx>
         <w:trPr>
           <w:cantSplit/>
           <w:jc w:val="center"/>
@@ -19723,6 +20019,14 @@
         </w:tc>
       </w:tr>
       <w:tr>
+        <w:tblPrEx>
+          <w:tblCellMar>
+            <w:top w:w="0" w:type="dxa"/>
+            <w:left w:w="108" w:type="dxa"/>
+            <w:bottom w:w="0" w:type="dxa"/>
+            <w:right w:w="108" w:type="dxa"/>
+          </w:tblCellMar>
+        </w:tblPrEx>
         <w:trPr>
           <w:cantSplit/>
           <w:jc w:val="center"/>
@@ -19843,6 +20147,14 @@
         </w:tc>
       </w:tr>
       <w:tr>
+        <w:tblPrEx>
+          <w:tblCellMar>
+            <w:top w:w="0" w:type="dxa"/>
+            <w:left w:w="108" w:type="dxa"/>
+            <w:bottom w:w="0" w:type="dxa"/>
+            <w:right w:w="108" w:type="dxa"/>
+          </w:tblCellMar>
+        </w:tblPrEx>
         <w:trPr>
           <w:cantSplit/>
           <w:jc w:val="center"/>
@@ -20003,6 +20315,7 @@
         <w:pStyle w:val="14"/>
         <w:widowControl/>
         <w:numPr>
+          <w:ilvl w:val="0"/>
           <w:numId w:val="23"/>
         </w:numPr>
         <w:spacing w:after="60" w:line="324" w:lineRule="auto"/>
@@ -20062,6 +20375,7 @@
         <w:pStyle w:val="14"/>
         <w:widowControl/>
         <w:numPr>
+          <w:ilvl w:val="0"/>
           <w:numId w:val="23"/>
         </w:numPr>
         <w:spacing w:after="60" w:line="324" w:lineRule="auto"/>
@@ -20121,6 +20435,7 @@
         <w:pStyle w:val="14"/>
         <w:widowControl/>
         <w:numPr>
+          <w:ilvl w:val="0"/>
           <w:numId w:val="23"/>
         </w:numPr>
         <w:spacing w:after="60" w:line="324" w:lineRule="auto"/>
@@ -20170,6 +20485,7 @@
         <w:pStyle w:val="14"/>
         <w:widowControl/>
         <w:numPr>
+          <w:ilvl w:val="0"/>
           <w:numId w:val="23"/>
         </w:numPr>
         <w:spacing w:after="60" w:line="324" w:lineRule="auto"/>
@@ -20596,6 +20912,7 @@
         <w:pStyle w:val="16"/>
         <w:widowControl/>
         <w:numPr>
+          <w:ilvl w:val="0"/>
           <w:numId w:val="0"/>
         </w:numPr>
         <w:tabs>
@@ -21152,6 +21469,7 @@
         <w:pStyle w:val="14"/>
         <w:widowControl/>
         <w:numPr>
+          <w:ilvl w:val="0"/>
           <w:numId w:val="24"/>
         </w:numPr>
         <w:spacing w:after="60" w:line="324" w:lineRule="auto"/>
@@ -21172,6 +21490,7 @@
         <w:pStyle w:val="14"/>
         <w:widowControl/>
         <w:numPr>
+          <w:ilvl w:val="0"/>
           <w:numId w:val="24"/>
         </w:numPr>
         <w:spacing w:after="60" w:line="324" w:lineRule="auto"/>
@@ -21192,6 +21511,7 @@
         <w:pStyle w:val="14"/>
         <w:widowControl/>
         <w:numPr>
+          <w:ilvl w:val="0"/>
           <w:numId w:val="24"/>
         </w:numPr>
         <w:spacing w:after="60" w:line="324" w:lineRule="auto"/>
@@ -22224,6 +22544,7 @@
         <w:pStyle w:val="14"/>
         <w:widowControl/>
         <w:numPr>
+          <w:ilvl w:val="0"/>
           <w:numId w:val="25"/>
         </w:numPr>
         <w:spacing w:after="60" w:line="324" w:lineRule="auto"/>
@@ -22333,6 +22654,7 @@
         <w:pStyle w:val="14"/>
         <w:widowControl/>
         <w:numPr>
+          <w:ilvl w:val="0"/>
           <w:numId w:val="25"/>
         </w:numPr>
         <w:spacing w:after="60" w:line="324" w:lineRule="auto"/>
@@ -22384,6 +22706,7 @@
         <w:pStyle w:val="14"/>
         <w:widowControl/>
         <w:numPr>
+          <w:ilvl w:val="0"/>
           <w:numId w:val="25"/>
         </w:numPr>
         <w:spacing w:after="60" w:line="324" w:lineRule="auto"/>
@@ -22511,6 +22834,7 @@
         <w:pStyle w:val="14"/>
         <w:widowControl/>
         <w:numPr>
+          <w:ilvl w:val="0"/>
           <w:numId w:val="25"/>
         </w:numPr>
         <w:spacing w:after="60" w:line="324" w:lineRule="auto"/>
@@ -22562,6 +22886,7 @@
         <w:pStyle w:val="14"/>
         <w:widowControl/>
         <w:numPr>
+          <w:ilvl w:val="0"/>
           <w:numId w:val="25"/>
         </w:numPr>
         <w:spacing w:after="60" w:line="324" w:lineRule="auto"/>
@@ -22632,6 +22957,7 @@
         <w:pStyle w:val="14"/>
         <w:widowControl/>
         <w:numPr>
+          <w:ilvl w:val="0"/>
           <w:numId w:val="25"/>
         </w:numPr>
         <w:spacing w:after="60" w:line="324" w:lineRule="auto"/>
@@ -23011,6 +23337,7 @@
         <w:pStyle w:val="14"/>
         <w:widowControl/>
         <w:numPr>
+          <w:ilvl w:val="0"/>
           <w:numId w:val="25"/>
         </w:numPr>
         <w:spacing w:after="60" w:line="324" w:lineRule="auto"/>
@@ -23031,6 +23358,7 @@
         <w:pStyle w:val="14"/>
         <w:widowControl/>
         <w:numPr>
+          <w:ilvl w:val="0"/>
           <w:numId w:val="25"/>
         </w:numPr>
         <w:spacing w:after="60" w:line="324" w:lineRule="auto"/>
@@ -23051,6 +23379,7 @@
         <w:pStyle w:val="14"/>
         <w:widowControl/>
         <w:numPr>
+          <w:ilvl w:val="0"/>
           <w:numId w:val="25"/>
         </w:numPr>
         <w:spacing w:after="60" w:line="324" w:lineRule="auto"/>
@@ -23071,6 +23400,7 @@
         <w:pStyle w:val="14"/>
         <w:widowControl/>
         <w:numPr>
+          <w:ilvl w:val="0"/>
           <w:numId w:val="25"/>
         </w:numPr>
         <w:spacing w:after="60" w:line="324" w:lineRule="auto"/>
@@ -23091,6 +23421,7 @@
         <w:pStyle w:val="14"/>
         <w:widowControl/>
         <w:numPr>
+          <w:ilvl w:val="0"/>
           <w:numId w:val="25"/>
         </w:numPr>
         <w:spacing w:after="60" w:line="324" w:lineRule="auto"/>
@@ -23111,6 +23442,7 @@
         <w:pStyle w:val="14"/>
         <w:widowControl/>
         <w:numPr>
+          <w:ilvl w:val="0"/>
           <w:numId w:val="25"/>
         </w:numPr>
         <w:spacing w:after="60" w:line="324" w:lineRule="auto"/>
@@ -23131,6 +23463,7 @@
         <w:pStyle w:val="14"/>
         <w:widowControl/>
         <w:numPr>
+          <w:ilvl w:val="0"/>
           <w:numId w:val="25"/>
         </w:numPr>
         <w:spacing w:after="60" w:line="324" w:lineRule="auto"/>
@@ -23297,6 +23630,7 @@
         <w:pStyle w:val="14"/>
         <w:widowControl/>
         <w:numPr>
+          <w:ilvl w:val="0"/>
           <w:numId w:val="25"/>
         </w:numPr>
         <w:spacing w:after="60" w:line="324" w:lineRule="auto"/>
@@ -23317,6 +23651,7 @@
         <w:pStyle w:val="14"/>
         <w:widowControl/>
         <w:numPr>
+          <w:ilvl w:val="0"/>
           <w:numId w:val="25"/>
         </w:numPr>
         <w:spacing w:after="60" w:line="324" w:lineRule="auto"/>
@@ -23356,6 +23691,7 @@
         <w:pStyle w:val="14"/>
         <w:widowControl/>
         <w:numPr>
+          <w:ilvl w:val="0"/>
           <w:numId w:val="25"/>
         </w:numPr>
         <w:spacing w:after="60" w:line="324" w:lineRule="auto"/>
@@ -23376,6 +23712,7 @@
         <w:pStyle w:val="14"/>
         <w:widowControl/>
         <w:numPr>
+          <w:ilvl w:val="0"/>
           <w:numId w:val="25"/>
         </w:numPr>
         <w:spacing w:after="60" w:line="324" w:lineRule="auto"/>
@@ -23940,6 +24277,7 @@
         <w:pStyle w:val="14"/>
         <w:widowControl/>
         <w:numPr>
+          <w:ilvl w:val="0"/>
           <w:numId w:val="25"/>
         </w:numPr>
         <w:spacing w:after="60" w:line="324" w:lineRule="auto"/>
@@ -23960,6 +24298,7 @@
         <w:pStyle w:val="14"/>
         <w:widowControl/>
         <w:numPr>
+          <w:ilvl w:val="0"/>
           <w:numId w:val="25"/>
         </w:numPr>
         <w:spacing w:after="60" w:line="324" w:lineRule="auto"/>
@@ -23980,6 +24319,7 @@
         <w:pStyle w:val="14"/>
         <w:widowControl/>
         <w:numPr>
+          <w:ilvl w:val="0"/>
           <w:numId w:val="25"/>
         </w:numPr>
         <w:spacing w:after="60" w:line="324" w:lineRule="auto"/>
@@ -24000,6 +24340,7 @@
         <w:pStyle w:val="14"/>
         <w:widowControl/>
         <w:numPr>
+          <w:ilvl w:val="0"/>
           <w:numId w:val="25"/>
         </w:numPr>
         <w:spacing w:after="60" w:line="324" w:lineRule="auto"/>
@@ -24020,6 +24361,7 @@
         <w:pStyle w:val="14"/>
         <w:widowControl/>
         <w:numPr>
+          <w:ilvl w:val="0"/>
           <w:numId w:val="25"/>
         </w:numPr>
         <w:spacing w:after="60" w:line="324" w:lineRule="auto"/>
@@ -24194,6 +24536,7 @@
         <w:pStyle w:val="14"/>
         <w:widowControl/>
         <w:numPr>
+          <w:ilvl w:val="0"/>
           <w:numId w:val="26"/>
         </w:numPr>
         <w:spacing w:after="60" w:line="324" w:lineRule="auto"/>
@@ -24290,6 +24633,7 @@
         <w:pStyle w:val="14"/>
         <w:widowControl/>
         <w:numPr>
+          <w:ilvl w:val="0"/>
           <w:numId w:val="26"/>
         </w:numPr>
         <w:spacing w:after="60" w:line="324" w:lineRule="auto"/>
@@ -24310,6 +24654,7 @@
         <w:pStyle w:val="14"/>
         <w:widowControl/>
         <w:numPr>
+          <w:ilvl w:val="0"/>
           <w:numId w:val="0"/>
         </w:numPr>
         <w:spacing w:after="60" w:line="324" w:lineRule="auto"/>
@@ -24498,6 +24843,7 @@
         <w:pStyle w:val="14"/>
         <w:widowControl/>
         <w:numPr>
+          <w:ilvl w:val="0"/>
           <w:numId w:val="26"/>
         </w:numPr>
         <w:spacing w:after="60" w:line="324" w:lineRule="auto"/>
@@ -24726,6 +25072,14 @@
         <w:gridCol w:w="2268"/>
       </w:tblGrid>
       <w:tr>
+        <w:tblPrEx>
+          <w:tblCellMar>
+            <w:top w:w="0" w:type="dxa"/>
+            <w:left w:w="108" w:type="dxa"/>
+            <w:bottom w:w="0" w:type="dxa"/>
+            <w:right w:w="108" w:type="dxa"/>
+          </w:tblCellMar>
+        </w:tblPrEx>
         <w:trPr>
           <w:cantSplit/>
           <w:tblHeader/>
@@ -24885,6 +25239,14 @@
         </w:tc>
       </w:tr>
       <w:tr>
+        <w:tblPrEx>
+          <w:tblCellMar>
+            <w:top w:w="0" w:type="dxa"/>
+            <w:left w:w="108" w:type="dxa"/>
+            <w:bottom w:w="0" w:type="dxa"/>
+            <w:right w:w="108" w:type="dxa"/>
+          </w:tblCellMar>
+        </w:tblPrEx>
         <w:trPr>
           <w:cantSplit/>
           <w:jc w:val="center"/>
@@ -25039,6 +25401,14 @@
         </w:tc>
       </w:tr>
       <w:tr>
+        <w:tblPrEx>
+          <w:tblCellMar>
+            <w:top w:w="0" w:type="dxa"/>
+            <w:left w:w="108" w:type="dxa"/>
+            <w:bottom w:w="0" w:type="dxa"/>
+            <w:right w:w="108" w:type="dxa"/>
+          </w:tblCellMar>
+        </w:tblPrEx>
         <w:trPr>
           <w:cantSplit/>
           <w:jc w:val="center"/>
@@ -25197,6 +25567,14 @@
         </w:tc>
       </w:tr>
       <w:tr>
+        <w:tblPrEx>
+          <w:tblCellMar>
+            <w:top w:w="0" w:type="dxa"/>
+            <w:left w:w="108" w:type="dxa"/>
+            <w:bottom w:w="0" w:type="dxa"/>
+            <w:right w:w="108" w:type="dxa"/>
+          </w:tblCellMar>
+        </w:tblPrEx>
         <w:trPr>
           <w:cantSplit/>
           <w:jc w:val="center"/>
@@ -25994,6 +26372,7 @@
         <w:pStyle w:val="14"/>
         <w:widowControl/>
         <w:numPr>
+          <w:ilvl w:val="0"/>
           <w:numId w:val="26"/>
         </w:numPr>
         <w:spacing w:after="60" w:line="324" w:lineRule="auto"/>
@@ -26014,6 +26393,7 @@
         <w:pStyle w:val="14"/>
         <w:widowControl/>
         <w:numPr>
+          <w:ilvl w:val="0"/>
           <w:numId w:val="26"/>
         </w:numPr>
         <w:spacing w:after="60" w:line="324" w:lineRule="auto"/>
@@ -26034,6 +26414,7 @@
         <w:pStyle w:val="14"/>
         <w:widowControl/>
         <w:numPr>
+          <w:ilvl w:val="0"/>
           <w:numId w:val="26"/>
         </w:numPr>
         <w:spacing w:after="60" w:line="324" w:lineRule="auto"/>
@@ -26054,6 +26435,7 @@
         <w:pStyle w:val="14"/>
         <w:widowControl/>
         <w:numPr>
+          <w:ilvl w:val="0"/>
           <w:numId w:val="26"/>
         </w:numPr>
         <w:spacing w:after="60" w:line="324" w:lineRule="auto"/>
@@ -26122,6 +26504,14 @@
         <w:gridCol w:w="2665"/>
       </w:tblGrid>
       <w:tr>
+        <w:tblPrEx>
+          <w:tblCellMar>
+            <w:top w:w="0" w:type="dxa"/>
+            <w:left w:w="108" w:type="dxa"/>
+            <w:bottom w:w="0" w:type="dxa"/>
+            <w:right w:w="108" w:type="dxa"/>
+          </w:tblCellMar>
+        </w:tblPrEx>
         <w:trPr>
           <w:cantSplit/>
           <w:tblHeader/>
@@ -26319,6 +26709,14 @@
         </w:tc>
       </w:tr>
       <w:tr>
+        <w:tblPrEx>
+          <w:tblCellMar>
+            <w:top w:w="0" w:type="dxa"/>
+            <w:left w:w="108" w:type="dxa"/>
+            <w:bottom w:w="0" w:type="dxa"/>
+            <w:right w:w="108" w:type="dxa"/>
+          </w:tblCellMar>
+        </w:tblPrEx>
         <w:trPr>
           <w:cantSplit/>
           <w:jc w:val="center"/>
@@ -26510,6 +26908,14 @@
         </w:tc>
       </w:tr>
       <w:tr>
+        <w:tblPrEx>
+          <w:tblCellMar>
+            <w:top w:w="0" w:type="dxa"/>
+            <w:left w:w="108" w:type="dxa"/>
+            <w:bottom w:w="0" w:type="dxa"/>
+            <w:right w:w="108" w:type="dxa"/>
+          </w:tblCellMar>
+        </w:tblPrEx>
         <w:trPr>
           <w:cantSplit/>
           <w:jc w:val="center"/>
@@ -26706,6 +27112,14 @@
         </w:tc>
       </w:tr>
       <w:tr>
+        <w:tblPrEx>
+          <w:tblCellMar>
+            <w:top w:w="0" w:type="dxa"/>
+            <w:left w:w="108" w:type="dxa"/>
+            <w:bottom w:w="0" w:type="dxa"/>
+            <w:right w:w="108" w:type="dxa"/>
+          </w:tblCellMar>
+        </w:tblPrEx>
         <w:trPr>
           <w:cantSplit/>
           <w:jc w:val="center"/>
@@ -26879,6 +27293,14 @@
         </w:tc>
       </w:tr>
       <w:tr>
+        <w:tblPrEx>
+          <w:tblCellMar>
+            <w:top w:w="0" w:type="dxa"/>
+            <w:left w:w="108" w:type="dxa"/>
+            <w:bottom w:w="0" w:type="dxa"/>
+            <w:right w:w="108" w:type="dxa"/>
+          </w:tblCellMar>
+        </w:tblPrEx>
         <w:trPr>
           <w:cantSplit/>
           <w:jc w:val="center"/>
@@ -27304,6 +27726,7 @@
         <w:pStyle w:val="14"/>
         <w:widowControl/>
         <w:numPr>
+          <w:ilvl w:val="0"/>
           <w:numId w:val="27"/>
         </w:numPr>
         <w:spacing w:after="60" w:line="324" w:lineRule="auto"/>
@@ -27324,6 +27747,7 @@
         <w:pStyle w:val="14"/>
         <w:widowControl/>
         <w:numPr>
+          <w:ilvl w:val="0"/>
           <w:numId w:val="27"/>
         </w:numPr>
         <w:spacing w:after="60" w:line="324" w:lineRule="auto"/>
@@ -27344,6 +27768,7 @@
         <w:pStyle w:val="14"/>
         <w:widowControl/>
         <w:numPr>
+          <w:ilvl w:val="0"/>
           <w:numId w:val="27"/>
         </w:numPr>
         <w:spacing w:after="60" w:line="324" w:lineRule="auto"/>
@@ -27364,6 +27789,7 @@
         <w:pStyle w:val="14"/>
         <w:widowControl/>
         <w:numPr>
+          <w:ilvl w:val="0"/>
           <w:numId w:val="27"/>
         </w:numPr>
         <w:spacing w:after="60" w:line="324" w:lineRule="auto"/>
@@ -27384,6 +27810,7 @@
         <w:pStyle w:val="14"/>
         <w:widowControl/>
         <w:numPr>
+          <w:ilvl w:val="0"/>
           <w:numId w:val="27"/>
         </w:numPr>
         <w:spacing w:after="60" w:line="324" w:lineRule="auto"/>
@@ -27404,6 +27831,7 @@
         <w:pStyle w:val="14"/>
         <w:widowControl/>
         <w:numPr>
+          <w:ilvl w:val="0"/>
           <w:numId w:val="27"/>
         </w:numPr>
         <w:spacing w:after="60" w:line="324" w:lineRule="auto"/>
@@ -27424,6 +27852,7 @@
         <w:pStyle w:val="14"/>
         <w:widowControl/>
         <w:numPr>
+          <w:ilvl w:val="0"/>
           <w:numId w:val="27"/>
         </w:numPr>
         <w:spacing w:after="60" w:line="324" w:lineRule="auto"/>
@@ -27444,6 +27873,7 @@
         <w:pStyle w:val="14"/>
         <w:widowControl/>
         <w:numPr>
+          <w:ilvl w:val="0"/>
           <w:numId w:val="27"/>
         </w:numPr>
         <w:spacing w:after="60" w:line="324" w:lineRule="auto"/>
@@ -27598,25 +28028,6 @@
         <w:widowControl/>
         <w:spacing w:after="100" w:line="331" w:lineRule="auto"/>
         <w:rPr>
-          <w:rFonts w:hint="default" w:ascii="Arial" w:hAnsi="Arial" w:eastAsia="宋体"/>
-          <w:b w:val="0"/>
-          <w:color w:val="1F2329"/>
-          <w:sz w:val="22"/>
-          <w:lang w:val="en-US" w:eastAsia="zh-CN"/>
-        </w:rPr>
-      </w:pPr>
-      <w:r>
-        <w:rPr>
-          <w:rFonts w:hint="eastAsia" w:eastAsia="宋体"/>
-          <w:b w:val="0"/>
-          <w:color w:val="1F2329"/>
-          <w:sz w:val="22"/>
-          <w:lang w:val="en-US" w:eastAsia="zh-CN"/>
-        </w:rPr>
-        <w:t>而如果使用kafka和Rocketmq，通常就是不用手动while循环，而是</w:t>
-      </w:r>
-      <w:r>
-        <w:rPr>
           <w:rFonts w:hint="eastAsia" w:eastAsia="宋体"/>
           <w:b w:val="0"/>
           <w:color w:val="1F2329"/>
@@ -27624,7 +28035,66 @@
           <w:highlight w:val="yellow"/>
           <w:lang w:val="en-US" w:eastAsia="zh-CN"/>
         </w:rPr>
+      </w:pPr>
+      <w:r>
+        <w:rPr>
+          <w:rFonts w:hint="eastAsia" w:eastAsia="宋体"/>
+          <w:b w:val="0"/>
+          <w:color w:val="1F2329"/>
+          <w:sz w:val="22"/>
+          <w:lang w:val="en-US" w:eastAsia="zh-CN"/>
+        </w:rPr>
+        <w:t>而如果使用kafka和Rocketmq，通常就是不用手动while循环，而是</w:t>
+      </w:r>
+      <w:r>
+        <w:rPr>
+          <w:rFonts w:hint="eastAsia" w:eastAsia="宋体"/>
+          <w:b w:val="0"/>
+          <w:color w:val="1F2329"/>
+          <w:sz w:val="22"/>
+          <w:highlight w:val="yellow"/>
+          <w:lang w:val="en-US" w:eastAsia="zh-CN"/>
+        </w:rPr>
         <w:t>声明 Listener，由框架管理后台消费线程</w:t>
+      </w:r>
+    </w:p>
+    <w:p>
+      <w:pPr>
+        <w:widowControl/>
+        <w:spacing w:after="100" w:line="331" w:lineRule="auto"/>
+        <w:rPr>
+          <w:rFonts w:hint="eastAsia" w:eastAsia="宋体"/>
+          <w:b w:val="0"/>
+          <w:color w:val="1F2329"/>
+          <w:sz w:val="22"/>
+          <w:highlight w:val="yellow"/>
+          <w:lang w:val="en-US" w:eastAsia="zh-CN"/>
+        </w:rPr>
+      </w:pPr>
+    </w:p>
+    <w:p>
+      <w:pPr>
+        <w:widowControl/>
+        <w:spacing w:after="100" w:line="331" w:lineRule="auto"/>
+        <w:rPr>
+          <w:rFonts w:hint="default" w:eastAsia="宋体"/>
+          <w:b w:val="0"/>
+          <w:color w:val="1F2329"/>
+          <w:sz w:val="22"/>
+          <w:highlight w:val="yellow"/>
+          <w:lang w:val="en-US" w:eastAsia="zh-CN"/>
+        </w:rPr>
+      </w:pPr>
+      <w:r>
+        <w:rPr>
+          <w:rFonts w:hint="eastAsia" w:eastAsia="宋体"/>
+          <w:b w:val="0"/>
+          <w:color w:val="1F2329"/>
+          <w:sz w:val="22"/>
+          <w:highlight w:val="yellow"/>
+          <w:lang w:val="en-US" w:eastAsia="zh-CN"/>
+        </w:rPr>
+        <w:t>智能面试辅助系统是怎么用到高并发的呢，就我理解这是一个高可用高并发会在同一时间有很多用户的系统；</w:t>
       </w:r>
     </w:p>
     <w:p>
@@ -27652,41 +28122,23 @@
     </w:p>
     <w:p>
       <w:pPr>
-        <w:pStyle w:val="14"/>
-        <w:widowControl/>
+        <w:pStyle w:val="4"/>
         <w:numPr>
+          <w:ilvl w:val="0"/>
           <w:numId w:val="28"/>
         </w:numPr>
-        <w:spacing w:after="60" w:line="324" w:lineRule="auto"/>
-        <w:ind w:left="0" w:hanging="113"/>
-      </w:pPr>
-      <w:r>
-        <w:rPr>
-          <w:rFonts w:ascii="Arial" w:hAnsi="Arial" w:eastAsia="宋体"/>
-          <w:b w:val="0"/>
-          <w:color w:val="1F2329"/>
-          <w:sz w:val="22"/>
-        </w:rPr>
+        <w:bidi w:val="0"/>
+      </w:pPr>
+      <w:r>
         <w:t>四种向量索引解释</w:t>
       </w:r>
     </w:p>
     <w:p>
       <w:pPr>
-        <w:pStyle w:val="4"/>
-        <w:keepNext w:val="0"/>
-        <w:keepLines w:val="0"/>
-        <w:widowControl/>
-        <w:suppressLineNumbers w:val="0"/>
-        <w:rPr>
-          <w:sz w:val="24"/>
-          <w:szCs w:val="24"/>
-        </w:rPr>
-      </w:pPr>
-      <w:r>
-        <w:rPr>
-          <w:sz w:val="24"/>
-          <w:szCs w:val="24"/>
-        </w:rPr>
+        <w:pStyle w:val="5"/>
+        <w:bidi w:val="0"/>
+      </w:pPr>
+      <w:r>
         <w:t>一、FLAT（暴力检索 / 精确检索）</w:t>
       </w:r>
     </w:p>
@@ -27747,6 +28199,7 @@
     </w:p>
     <w:tbl>
       <w:tblPr>
+        <w:tblStyle w:val="33"/>
         <w:tblW w:w="9411" w:type="dxa"/>
         <w:tblInd w:w="0" w:type="dxa"/>
         <w:tblBorders>
@@ -27757,7 +28210,7 @@
           <w:insideH w:val="none" w:color="auto" w:sz="0" w:space="0"/>
           <w:insideV w:val="none" w:color="auto" w:sz="0" w:space="0"/>
         </w:tblBorders>
-        <w:shd w:val="clear"/>
+        <w:shd w:val="clear" w:color="auto" w:fill="auto"/>
         <w:tblLayout w:type="autofit"/>
         <w:tblCellMar>
           <w:top w:w="15" w:type="dxa"/>
@@ -27771,6 +28224,23 @@
         <w:gridCol w:w="7896"/>
       </w:tblGrid>
       <w:tr>
+        <w:tblPrEx>
+          <w:tblBorders>
+            <w:top w:val="none" w:color="auto" w:sz="0" w:space="0"/>
+            <w:left w:val="none" w:color="auto" w:sz="0" w:space="0"/>
+            <w:bottom w:val="none" w:color="auto" w:sz="0" w:space="0"/>
+            <w:right w:val="none" w:color="auto" w:sz="0" w:space="0"/>
+            <w:insideH w:val="none" w:color="auto" w:sz="0" w:space="0"/>
+            <w:insideV w:val="none" w:color="auto" w:sz="0" w:space="0"/>
+          </w:tblBorders>
+          <w:shd w:val="clear" w:color="auto" w:fill="auto"/>
+          <w:tblCellMar>
+            <w:top w:w="15" w:type="dxa"/>
+            <w:left w:w="15" w:type="dxa"/>
+            <w:bottom w:w="15" w:type="dxa"/>
+            <w:right w:w="15" w:type="dxa"/>
+          </w:tblCellMar>
+        </w:tblPrEx>
         <w:trPr>
           <w:tblHeader/>
         </w:trPr>
@@ -27783,7 +28253,7 @@
               <w:bottom w:val="single" w:color="CCCCCC" w:sz="8" w:space="0"/>
               <w:right w:val="single" w:color="CCCCCC" w:sz="8" w:space="0"/>
             </w:tcBorders>
-            <w:shd w:val="clear"/>
+            <w:shd w:val="clear" w:color="auto" w:fill="auto"/>
             <w:tcMar>
               <w:top w:w="120" w:type="dxa"/>
               <w:left w:w="120" w:type="dxa"/>
@@ -27815,7 +28285,6 @@
                 <w:kern w:val="0"/>
                 <w:sz w:val="24"/>
                 <w:szCs w:val="24"/>
-                <w:bdr w:val="none" w:color="auto" w:sz="0" w:space="0"/>
                 <w:lang w:val="en-US" w:eastAsia="zh-CN" w:bidi="ar"/>
               </w:rPr>
               <w:t>维度</w:t>
@@ -27831,7 +28300,7 @@
               <w:bottom w:val="single" w:color="CCCCCC" w:sz="8" w:space="0"/>
               <w:right w:val="single" w:color="CCCCCC" w:sz="8" w:space="0"/>
             </w:tcBorders>
-            <w:shd w:val="clear"/>
+            <w:shd w:val="clear" w:color="auto" w:fill="auto"/>
             <w:tcMar>
               <w:top w:w="120" w:type="dxa"/>
               <w:left w:w="120" w:type="dxa"/>
@@ -27863,7 +28332,6 @@
                 <w:kern w:val="0"/>
                 <w:sz w:val="24"/>
                 <w:szCs w:val="24"/>
-                <w:bdr w:val="none" w:color="auto" w:sz="0" w:space="0"/>
                 <w:lang w:val="en-US" w:eastAsia="zh-CN" w:bidi="ar"/>
               </w:rPr>
               <w:t>表现</w:t>
@@ -27872,6 +28340,23 @@
         </w:tc>
       </w:tr>
       <w:tr>
+        <w:tblPrEx>
+          <w:tblBorders>
+            <w:top w:val="none" w:color="auto" w:sz="0" w:space="0"/>
+            <w:left w:val="none" w:color="auto" w:sz="0" w:space="0"/>
+            <w:bottom w:val="none" w:color="auto" w:sz="0" w:space="0"/>
+            <w:right w:val="none" w:color="auto" w:sz="0" w:space="0"/>
+            <w:insideH w:val="none" w:color="auto" w:sz="0" w:space="0"/>
+            <w:insideV w:val="none" w:color="auto" w:sz="0" w:space="0"/>
+          </w:tblBorders>
+          <w:shd w:val="clear" w:color="auto" w:fill="auto"/>
+          <w:tblCellMar>
+            <w:top w:w="15" w:type="dxa"/>
+            <w:left w:w="15" w:type="dxa"/>
+            <w:bottom w:w="15" w:type="dxa"/>
+            <w:right w:w="15" w:type="dxa"/>
+          </w:tblCellMar>
+        </w:tblPrEx>
         <w:tc>
           <w:tcPr>
             <w:tcW w:w="1515" w:type="dxa"/>
@@ -27881,7 +28366,7 @@
               <w:bottom w:val="single" w:color="CCCCCC" w:sz="8" w:space="0"/>
               <w:right w:val="single" w:color="CCCCCC" w:sz="8" w:space="0"/>
             </w:tcBorders>
-            <w:shd w:val="clear"/>
+            <w:shd w:val="clear" w:color="auto" w:fill="auto"/>
             <w:tcMar>
               <w:top w:w="120" w:type="dxa"/>
               <w:left w:w="120" w:type="dxa"/>
@@ -27907,7 +28392,6 @@
                 <w:kern w:val="0"/>
                 <w:sz w:val="24"/>
                 <w:szCs w:val="24"/>
-                <w:bdr w:val="none" w:color="auto" w:sz="0" w:space="0"/>
                 <w:lang w:val="en-US" w:eastAsia="zh-CN" w:bidi="ar"/>
               </w:rPr>
               <w:t>召回率</w:t>
@@ -27923,7 +28407,7 @@
               <w:bottom w:val="single" w:color="CCCCCC" w:sz="8" w:space="0"/>
               <w:right w:val="single" w:color="CCCCCC" w:sz="8" w:space="0"/>
             </w:tcBorders>
-            <w:shd w:val="clear"/>
+            <w:shd w:val="clear" w:color="auto" w:fill="auto"/>
             <w:tcMar>
               <w:top w:w="120" w:type="dxa"/>
               <w:left w:w="120" w:type="dxa"/>
@@ -27949,7 +28433,6 @@
                 <w:kern w:val="0"/>
                 <w:sz w:val="24"/>
                 <w:szCs w:val="24"/>
-                <w:bdr w:val="none" w:color="auto" w:sz="0" w:space="0"/>
                 <w:lang w:val="en-US" w:eastAsia="zh-CN" w:bidi="ar"/>
               </w:rPr>
               <w:t>100%（精确结果，没有任何近似）</w:t>
@@ -27958,6 +28441,23 @@
         </w:tc>
       </w:tr>
       <w:tr>
+        <w:tblPrEx>
+          <w:tblBorders>
+            <w:top w:val="none" w:color="auto" w:sz="0" w:space="0"/>
+            <w:left w:val="none" w:color="auto" w:sz="0" w:space="0"/>
+            <w:bottom w:val="none" w:color="auto" w:sz="0" w:space="0"/>
+            <w:right w:val="none" w:color="auto" w:sz="0" w:space="0"/>
+            <w:insideH w:val="none" w:color="auto" w:sz="0" w:space="0"/>
+            <w:insideV w:val="none" w:color="auto" w:sz="0" w:space="0"/>
+          </w:tblBorders>
+          <w:shd w:val="clear" w:color="auto" w:fill="auto"/>
+          <w:tblCellMar>
+            <w:top w:w="15" w:type="dxa"/>
+            <w:left w:w="15" w:type="dxa"/>
+            <w:bottom w:w="15" w:type="dxa"/>
+            <w:right w:w="15" w:type="dxa"/>
+          </w:tblCellMar>
+        </w:tblPrEx>
         <w:tc>
           <w:tcPr>
             <w:tcW w:w="1515" w:type="dxa"/>
@@ -27967,7 +28467,7 @@
               <w:bottom w:val="single" w:color="CCCCCC" w:sz="8" w:space="0"/>
               <w:right w:val="single" w:color="CCCCCC" w:sz="8" w:space="0"/>
             </w:tcBorders>
-            <w:shd w:val="clear"/>
+            <w:shd w:val="clear" w:color="auto" w:fill="auto"/>
             <w:tcMar>
               <w:top w:w="120" w:type="dxa"/>
               <w:left w:w="120" w:type="dxa"/>
@@ -27993,7 +28493,6 @@
                 <w:kern w:val="0"/>
                 <w:sz w:val="24"/>
                 <w:szCs w:val="24"/>
-                <w:bdr w:val="none" w:color="auto" w:sz="0" w:space="0"/>
                 <w:lang w:val="en-US" w:eastAsia="zh-CN" w:bidi="ar"/>
               </w:rPr>
               <w:t>查询速度</w:t>
@@ -28009,7 +28508,7 @@
               <w:bottom w:val="single" w:color="CCCCCC" w:sz="8" w:space="0"/>
               <w:right w:val="single" w:color="CCCCCC" w:sz="8" w:space="0"/>
             </w:tcBorders>
-            <w:shd w:val="clear"/>
+            <w:shd w:val="clear" w:color="auto" w:fill="auto"/>
             <w:tcMar>
               <w:top w:w="120" w:type="dxa"/>
               <w:left w:w="120" w:type="dxa"/>
@@ -28035,7 +28534,6 @@
                 <w:kern w:val="0"/>
                 <w:sz w:val="24"/>
                 <w:szCs w:val="24"/>
-                <w:bdr w:val="none" w:color="auto" w:sz="0" w:space="0"/>
                 <w:lang w:val="en-US" w:eastAsia="zh-CN" w:bidi="ar"/>
               </w:rPr>
               <w:t>数据量大时极慢（100 万条 × 128 维，每次查询要算 1 亿次浮点运算）</w:t>
@@ -28044,6 +28542,23 @@
         </w:tc>
       </w:tr>
       <w:tr>
+        <w:tblPrEx>
+          <w:tblBorders>
+            <w:top w:val="none" w:color="auto" w:sz="0" w:space="0"/>
+            <w:left w:val="none" w:color="auto" w:sz="0" w:space="0"/>
+            <w:bottom w:val="none" w:color="auto" w:sz="0" w:space="0"/>
+            <w:right w:val="none" w:color="auto" w:sz="0" w:space="0"/>
+            <w:insideH w:val="none" w:color="auto" w:sz="0" w:space="0"/>
+            <w:insideV w:val="none" w:color="auto" w:sz="0" w:space="0"/>
+          </w:tblBorders>
+          <w:shd w:val="clear" w:color="auto" w:fill="auto"/>
+          <w:tblCellMar>
+            <w:top w:w="15" w:type="dxa"/>
+            <w:left w:w="15" w:type="dxa"/>
+            <w:bottom w:w="15" w:type="dxa"/>
+            <w:right w:w="15" w:type="dxa"/>
+          </w:tblCellMar>
+        </w:tblPrEx>
         <w:tc>
           <w:tcPr>
             <w:tcW w:w="1515" w:type="dxa"/>
@@ -28053,7 +28568,7 @@
               <w:bottom w:val="single" w:color="CCCCCC" w:sz="8" w:space="0"/>
               <w:right w:val="single" w:color="CCCCCC" w:sz="8" w:space="0"/>
             </w:tcBorders>
-            <w:shd w:val="clear"/>
+            <w:shd w:val="clear" w:color="auto" w:fill="auto"/>
             <w:tcMar>
               <w:top w:w="120" w:type="dxa"/>
               <w:left w:w="120" w:type="dxa"/>
@@ -28079,7 +28594,6 @@
                 <w:kern w:val="0"/>
                 <w:sz w:val="24"/>
                 <w:szCs w:val="24"/>
-                <w:bdr w:val="none" w:color="auto" w:sz="0" w:space="0"/>
                 <w:lang w:val="en-US" w:eastAsia="zh-CN" w:bidi="ar"/>
               </w:rPr>
               <w:t>内存占用</w:t>
@@ -28095,7 +28609,7 @@
               <w:bottom w:val="single" w:color="CCCCCC" w:sz="8" w:space="0"/>
               <w:right w:val="single" w:color="CCCCCC" w:sz="8" w:space="0"/>
             </w:tcBorders>
-            <w:shd w:val="clear"/>
+            <w:shd w:val="clear" w:color="auto" w:fill="auto"/>
             <w:tcMar>
               <w:top w:w="120" w:type="dxa"/>
               <w:left w:w="120" w:type="dxa"/>
@@ -28121,7 +28635,6 @@
                 <w:kern w:val="0"/>
                 <w:sz w:val="24"/>
                 <w:szCs w:val="24"/>
-                <w:bdr w:val="none" w:color="auto" w:sz="0" w:space="0"/>
                 <w:lang w:val="en-US" w:eastAsia="zh-CN" w:bidi="ar"/>
               </w:rPr>
               <w:t>大（向量原样存储，128 维 float32 = 512 字节 / 条）</w:t>
@@ -28130,6 +28643,23 @@
         </w:tc>
       </w:tr>
       <w:tr>
+        <w:tblPrEx>
+          <w:tblBorders>
+            <w:top w:val="none" w:color="auto" w:sz="0" w:space="0"/>
+            <w:left w:val="none" w:color="auto" w:sz="0" w:space="0"/>
+            <w:bottom w:val="none" w:color="auto" w:sz="0" w:space="0"/>
+            <w:right w:val="none" w:color="auto" w:sz="0" w:space="0"/>
+            <w:insideH w:val="none" w:color="auto" w:sz="0" w:space="0"/>
+            <w:insideV w:val="none" w:color="auto" w:sz="0" w:space="0"/>
+          </w:tblBorders>
+          <w:shd w:val="clear" w:color="auto" w:fill="auto"/>
+          <w:tblCellMar>
+            <w:top w:w="15" w:type="dxa"/>
+            <w:left w:w="15" w:type="dxa"/>
+            <w:bottom w:w="15" w:type="dxa"/>
+            <w:right w:w="15" w:type="dxa"/>
+          </w:tblCellMar>
+        </w:tblPrEx>
         <w:tc>
           <w:tcPr>
             <w:tcW w:w="1515" w:type="dxa"/>
@@ -28139,7 +28669,7 @@
               <w:bottom w:val="single" w:color="CCCCCC" w:sz="8" w:space="0"/>
               <w:right w:val="single" w:color="CCCCCC" w:sz="8" w:space="0"/>
             </w:tcBorders>
-            <w:shd w:val="clear"/>
+            <w:shd w:val="clear" w:color="auto" w:fill="auto"/>
             <w:tcMar>
               <w:top w:w="120" w:type="dxa"/>
               <w:left w:w="120" w:type="dxa"/>
@@ -28165,7 +28695,6 @@
                 <w:kern w:val="0"/>
                 <w:sz w:val="24"/>
                 <w:szCs w:val="24"/>
-                <w:bdr w:val="none" w:color="auto" w:sz="0" w:space="0"/>
                 <w:lang w:val="en-US" w:eastAsia="zh-CN" w:bidi="ar"/>
               </w:rPr>
               <w:t>建索引耗时</w:t>
@@ -28181,7 +28710,7 @@
               <w:bottom w:val="single" w:color="CCCCCC" w:sz="8" w:space="0"/>
               <w:right w:val="single" w:color="CCCCCC" w:sz="8" w:space="0"/>
             </w:tcBorders>
-            <w:shd w:val="clear"/>
+            <w:shd w:val="clear" w:color="auto" w:fill="auto"/>
             <w:tcMar>
               <w:top w:w="120" w:type="dxa"/>
               <w:left w:w="120" w:type="dxa"/>
@@ -28207,7 +28736,6 @@
                 <w:kern w:val="0"/>
                 <w:sz w:val="24"/>
                 <w:szCs w:val="24"/>
-                <w:bdr w:val="none" w:color="auto" w:sz="0" w:space="0"/>
                 <w:lang w:val="en-US" w:eastAsia="zh-CN" w:bidi="ar"/>
               </w:rPr>
               <w:t>无（不需要建）</w:t>
@@ -28227,21 +28755,10 @@
     </w:p>
     <w:p>
       <w:pPr>
-        <w:pStyle w:val="4"/>
-        <w:keepNext w:val="0"/>
-        <w:keepLines w:val="0"/>
-        <w:widowControl/>
-        <w:suppressLineNumbers w:val="0"/>
-        <w:rPr>
-          <w:sz w:val="24"/>
-          <w:szCs w:val="24"/>
-        </w:rPr>
-      </w:pPr>
-      <w:r>
-        <w:rPr>
-          <w:sz w:val="24"/>
-          <w:szCs w:val="24"/>
-        </w:rPr>
+        <w:pStyle w:val="5"/>
+        <w:bidi w:val="0"/>
+      </w:pPr>
+      <w:r>
         <w:t>二、IVF_FLAT（倒排文件 + 原样存储）</w:t>
       </w:r>
     </w:p>
@@ -28330,6 +28847,7 @@
     </w:p>
     <w:tbl>
       <w:tblPr>
+        <w:tblStyle w:val="33"/>
         <w:tblW w:w="9411" w:type="dxa"/>
         <w:tblInd w:w="0" w:type="dxa"/>
         <w:tblBorders>
@@ -28340,7 +28858,7 @@
           <w:insideH w:val="none" w:color="auto" w:sz="0" w:space="0"/>
           <w:insideV w:val="none" w:color="auto" w:sz="0" w:space="0"/>
         </w:tblBorders>
-        <w:shd w:val="clear"/>
+        <w:shd w:val="clear" w:color="auto" w:fill="auto"/>
         <w:tblLayout w:type="autofit"/>
         <w:tblCellMar>
           <w:top w:w="15" w:type="dxa"/>
@@ -28354,6 +28872,23 @@
         <w:gridCol w:w="8187"/>
       </w:tblGrid>
       <w:tr>
+        <w:tblPrEx>
+          <w:tblBorders>
+            <w:top w:val="none" w:color="auto" w:sz="0" w:space="0"/>
+            <w:left w:val="none" w:color="auto" w:sz="0" w:space="0"/>
+            <w:bottom w:val="none" w:color="auto" w:sz="0" w:space="0"/>
+            <w:right w:val="none" w:color="auto" w:sz="0" w:space="0"/>
+            <w:insideH w:val="none" w:color="auto" w:sz="0" w:space="0"/>
+            <w:insideV w:val="none" w:color="auto" w:sz="0" w:space="0"/>
+          </w:tblBorders>
+          <w:shd w:val="clear" w:color="auto" w:fill="auto"/>
+          <w:tblCellMar>
+            <w:top w:w="15" w:type="dxa"/>
+            <w:left w:w="15" w:type="dxa"/>
+            <w:bottom w:w="15" w:type="dxa"/>
+            <w:right w:w="15" w:type="dxa"/>
+          </w:tblCellMar>
+        </w:tblPrEx>
         <w:trPr>
           <w:tblHeader/>
         </w:trPr>
@@ -28366,7 +28901,7 @@
               <w:bottom w:val="single" w:color="CCCCCC" w:sz="8" w:space="0"/>
               <w:right w:val="single" w:color="CCCCCC" w:sz="8" w:space="0"/>
             </w:tcBorders>
-            <w:shd w:val="clear"/>
+            <w:shd w:val="clear" w:color="auto" w:fill="auto"/>
             <w:tcMar>
               <w:top w:w="120" w:type="dxa"/>
               <w:left w:w="120" w:type="dxa"/>
@@ -28398,7 +28933,6 @@
                 <w:kern w:val="0"/>
                 <w:sz w:val="24"/>
                 <w:szCs w:val="24"/>
-                <w:bdr w:val="none" w:color="auto" w:sz="0" w:space="0"/>
                 <w:lang w:val="en-US" w:eastAsia="zh-CN" w:bidi="ar"/>
               </w:rPr>
               <w:t>维度</w:t>
@@ -28414,7 +28948,7 @@
               <w:bottom w:val="single" w:color="CCCCCC" w:sz="8" w:space="0"/>
               <w:right w:val="single" w:color="CCCCCC" w:sz="8" w:space="0"/>
             </w:tcBorders>
-            <w:shd w:val="clear"/>
+            <w:shd w:val="clear" w:color="auto" w:fill="auto"/>
             <w:tcMar>
               <w:top w:w="120" w:type="dxa"/>
               <w:left w:w="120" w:type="dxa"/>
@@ -28446,7 +28980,6 @@
                 <w:kern w:val="0"/>
                 <w:sz w:val="24"/>
                 <w:szCs w:val="24"/>
-                <w:bdr w:val="none" w:color="auto" w:sz="0" w:space="0"/>
                 <w:lang w:val="en-US" w:eastAsia="zh-CN" w:bidi="ar"/>
               </w:rPr>
               <w:t>表现</w:t>
@@ -28455,6 +28988,23 @@
         </w:tc>
       </w:tr>
       <w:tr>
+        <w:tblPrEx>
+          <w:tblBorders>
+            <w:top w:val="none" w:color="auto" w:sz="0" w:space="0"/>
+            <w:left w:val="none" w:color="auto" w:sz="0" w:space="0"/>
+            <w:bottom w:val="none" w:color="auto" w:sz="0" w:space="0"/>
+            <w:right w:val="none" w:color="auto" w:sz="0" w:space="0"/>
+            <w:insideH w:val="none" w:color="auto" w:sz="0" w:space="0"/>
+            <w:insideV w:val="none" w:color="auto" w:sz="0" w:space="0"/>
+          </w:tblBorders>
+          <w:shd w:val="clear" w:color="auto" w:fill="auto"/>
+          <w:tblCellMar>
+            <w:top w:w="15" w:type="dxa"/>
+            <w:left w:w="15" w:type="dxa"/>
+            <w:bottom w:w="15" w:type="dxa"/>
+            <w:right w:w="15" w:type="dxa"/>
+          </w:tblCellMar>
+        </w:tblPrEx>
         <w:tc>
           <w:tcPr>
             <w:tcW w:w="1224" w:type="dxa"/>
@@ -28464,7 +29014,7 @@
               <w:bottom w:val="single" w:color="CCCCCC" w:sz="8" w:space="0"/>
               <w:right w:val="single" w:color="CCCCCC" w:sz="8" w:space="0"/>
             </w:tcBorders>
-            <w:shd w:val="clear"/>
+            <w:shd w:val="clear" w:color="auto" w:fill="auto"/>
             <w:tcMar>
               <w:top w:w="120" w:type="dxa"/>
               <w:left w:w="120" w:type="dxa"/>
@@ -28490,7 +29040,6 @@
                 <w:kern w:val="0"/>
                 <w:sz w:val="24"/>
                 <w:szCs w:val="24"/>
-                <w:bdr w:val="none" w:color="auto" w:sz="0" w:space="0"/>
                 <w:lang w:val="en-US" w:eastAsia="zh-CN" w:bidi="ar"/>
               </w:rPr>
               <w:t>召回率</w:t>
@@ -28506,7 +29055,7 @@
               <w:bottom w:val="single" w:color="CCCCCC" w:sz="8" w:space="0"/>
               <w:right w:val="single" w:color="CCCCCC" w:sz="8" w:space="0"/>
             </w:tcBorders>
-            <w:shd w:val="clear"/>
+            <w:shd w:val="clear" w:color="auto" w:fill="auto"/>
             <w:tcMar>
               <w:top w:w="120" w:type="dxa"/>
               <w:left w:w="120" w:type="dxa"/>
@@ -28532,7 +29081,6 @@
                 <w:kern w:val="0"/>
                 <w:sz w:val="24"/>
                 <w:szCs w:val="24"/>
-                <w:bdr w:val="none" w:color="auto" w:sz="0" w:space="0"/>
                 <w:lang w:val="en-US" w:eastAsia="zh-CN" w:bidi="ar"/>
               </w:rPr>
               <w:t>高（nprobe 足够大时接近 100%）</w:t>
@@ -28541,6 +29089,23 @@
         </w:tc>
       </w:tr>
       <w:tr>
+        <w:tblPrEx>
+          <w:tblBorders>
+            <w:top w:val="none" w:color="auto" w:sz="0" w:space="0"/>
+            <w:left w:val="none" w:color="auto" w:sz="0" w:space="0"/>
+            <w:bottom w:val="none" w:color="auto" w:sz="0" w:space="0"/>
+            <w:right w:val="none" w:color="auto" w:sz="0" w:space="0"/>
+            <w:insideH w:val="none" w:color="auto" w:sz="0" w:space="0"/>
+            <w:insideV w:val="none" w:color="auto" w:sz="0" w:space="0"/>
+          </w:tblBorders>
+          <w:shd w:val="clear" w:color="auto" w:fill="auto"/>
+          <w:tblCellMar>
+            <w:top w:w="15" w:type="dxa"/>
+            <w:left w:w="15" w:type="dxa"/>
+            <w:bottom w:w="15" w:type="dxa"/>
+            <w:right w:w="15" w:type="dxa"/>
+          </w:tblCellMar>
+        </w:tblPrEx>
         <w:tc>
           <w:tcPr>
             <w:tcW w:w="1224" w:type="dxa"/>
@@ -28550,7 +29115,7 @@
               <w:bottom w:val="single" w:color="CCCCCC" w:sz="8" w:space="0"/>
               <w:right w:val="single" w:color="CCCCCC" w:sz="8" w:space="0"/>
             </w:tcBorders>
-            <w:shd w:val="clear"/>
+            <w:shd w:val="clear" w:color="auto" w:fill="auto"/>
             <w:tcMar>
               <w:top w:w="120" w:type="dxa"/>
               <w:left w:w="120" w:type="dxa"/>
@@ -28576,7 +29141,6 @@
                 <w:kern w:val="0"/>
                 <w:sz w:val="24"/>
                 <w:szCs w:val="24"/>
-                <w:bdr w:val="none" w:color="auto" w:sz="0" w:space="0"/>
                 <w:lang w:val="en-US" w:eastAsia="zh-CN" w:bidi="ar"/>
               </w:rPr>
               <w:t>查询速度</w:t>
@@ -28592,7 +29156,7 @@
               <w:bottom w:val="single" w:color="CCCCCC" w:sz="8" w:space="0"/>
               <w:right w:val="single" w:color="CCCCCC" w:sz="8" w:space="0"/>
             </w:tcBorders>
-            <w:shd w:val="clear"/>
+            <w:shd w:val="clear" w:color="auto" w:fill="auto"/>
             <w:tcMar>
               <w:top w:w="120" w:type="dxa"/>
               <w:left w:w="120" w:type="dxa"/>
@@ -28618,7 +29182,6 @@
                 <w:kern w:val="0"/>
                 <w:sz w:val="24"/>
                 <w:szCs w:val="24"/>
-                <w:bdr w:val="none" w:color="auto" w:sz="0" w:space="0"/>
                 <w:lang w:val="en-US" w:eastAsia="zh-CN" w:bidi="ar"/>
               </w:rPr>
               <w:t>比 FLAT 快几十到上百倍</w:t>
@@ -28627,6 +29190,23 @@
         </w:tc>
       </w:tr>
       <w:tr>
+        <w:tblPrEx>
+          <w:tblBorders>
+            <w:top w:val="none" w:color="auto" w:sz="0" w:space="0"/>
+            <w:left w:val="none" w:color="auto" w:sz="0" w:space="0"/>
+            <w:bottom w:val="none" w:color="auto" w:sz="0" w:space="0"/>
+            <w:right w:val="none" w:color="auto" w:sz="0" w:space="0"/>
+            <w:insideH w:val="none" w:color="auto" w:sz="0" w:space="0"/>
+            <w:insideV w:val="none" w:color="auto" w:sz="0" w:space="0"/>
+          </w:tblBorders>
+          <w:shd w:val="clear" w:color="auto" w:fill="auto"/>
+          <w:tblCellMar>
+            <w:top w:w="15" w:type="dxa"/>
+            <w:left w:w="15" w:type="dxa"/>
+            <w:bottom w:w="15" w:type="dxa"/>
+            <w:right w:w="15" w:type="dxa"/>
+          </w:tblCellMar>
+        </w:tblPrEx>
         <w:tc>
           <w:tcPr>
             <w:tcW w:w="1224" w:type="dxa"/>
@@ -28636,7 +29216,7 @@
               <w:bottom w:val="single" w:color="CCCCCC" w:sz="8" w:space="0"/>
               <w:right w:val="single" w:color="CCCCCC" w:sz="8" w:space="0"/>
             </w:tcBorders>
-            <w:shd w:val="clear"/>
+            <w:shd w:val="clear" w:color="auto" w:fill="auto"/>
             <w:tcMar>
               <w:top w:w="120" w:type="dxa"/>
               <w:left w:w="120" w:type="dxa"/>
@@ -28662,7 +29242,6 @@
                 <w:kern w:val="0"/>
                 <w:sz w:val="24"/>
                 <w:szCs w:val="24"/>
-                <w:bdr w:val="none" w:color="auto" w:sz="0" w:space="0"/>
                 <w:lang w:val="en-US" w:eastAsia="zh-CN" w:bidi="ar"/>
               </w:rPr>
               <w:t>内存占用</w:t>
@@ -28678,7 +29257,7 @@
               <w:bottom w:val="single" w:color="CCCCCC" w:sz="8" w:space="0"/>
               <w:right w:val="single" w:color="CCCCCC" w:sz="8" w:space="0"/>
             </w:tcBorders>
-            <w:shd w:val="clear"/>
+            <w:shd w:val="clear" w:color="auto" w:fill="auto"/>
             <w:tcMar>
               <w:top w:w="120" w:type="dxa"/>
               <w:left w:w="120" w:type="dxa"/>
@@ -28704,7 +29283,6 @@
                 <w:kern w:val="0"/>
                 <w:sz w:val="24"/>
                 <w:szCs w:val="24"/>
-                <w:bdr w:val="none" w:color="auto" w:sz="0" w:space="0"/>
                 <w:lang w:val="en-US" w:eastAsia="zh-CN" w:bidi="ar"/>
               </w:rPr>
               <w:t>大（向量不压缩，和 FLAT 一样大）</w:t>
@@ -28713,6 +29291,23 @@
         </w:tc>
       </w:tr>
       <w:tr>
+        <w:tblPrEx>
+          <w:tblBorders>
+            <w:top w:val="none" w:color="auto" w:sz="0" w:space="0"/>
+            <w:left w:val="none" w:color="auto" w:sz="0" w:space="0"/>
+            <w:bottom w:val="none" w:color="auto" w:sz="0" w:space="0"/>
+            <w:right w:val="none" w:color="auto" w:sz="0" w:space="0"/>
+            <w:insideH w:val="none" w:color="auto" w:sz="0" w:space="0"/>
+            <w:insideV w:val="none" w:color="auto" w:sz="0" w:space="0"/>
+          </w:tblBorders>
+          <w:shd w:val="clear" w:color="auto" w:fill="auto"/>
+          <w:tblCellMar>
+            <w:top w:w="15" w:type="dxa"/>
+            <w:left w:w="15" w:type="dxa"/>
+            <w:bottom w:w="15" w:type="dxa"/>
+            <w:right w:w="15" w:type="dxa"/>
+          </w:tblCellMar>
+        </w:tblPrEx>
         <w:tc>
           <w:tcPr>
             <w:tcW w:w="1224" w:type="dxa"/>
@@ -28722,7 +29317,7 @@
               <w:bottom w:val="single" w:color="CCCCCC" w:sz="8" w:space="0"/>
               <w:right w:val="single" w:color="CCCCCC" w:sz="8" w:space="0"/>
             </w:tcBorders>
-            <w:shd w:val="clear"/>
+            <w:shd w:val="clear" w:color="auto" w:fill="auto"/>
             <w:tcMar>
               <w:top w:w="120" w:type="dxa"/>
               <w:left w:w="120" w:type="dxa"/>
@@ -28748,7 +29343,6 @@
                 <w:kern w:val="0"/>
                 <w:sz w:val="24"/>
                 <w:szCs w:val="24"/>
-                <w:bdr w:val="none" w:color="auto" w:sz="0" w:space="0"/>
                 <w:lang w:val="en-US" w:eastAsia="zh-CN" w:bidi="ar"/>
               </w:rPr>
               <w:t>关键参数</w:t>
@@ -28764,7 +29358,7 @@
               <w:bottom w:val="single" w:color="CCCCCC" w:sz="8" w:space="0"/>
               <w:right w:val="single" w:color="CCCCCC" w:sz="8" w:space="0"/>
             </w:tcBorders>
-            <w:shd w:val="clear"/>
+            <w:shd w:val="clear" w:color="auto" w:fill="auto"/>
             <w:tcMar>
               <w:top w:w="120" w:type="dxa"/>
               <w:left w:w="120" w:type="dxa"/>
@@ -28791,7 +29385,6 @@
                 <w:kern w:val="0"/>
                 <w:sz w:val="24"/>
                 <w:szCs w:val="24"/>
-                <w:bdr w:val="none" w:color="auto" w:sz="0" w:space="0"/>
                 <w:lang w:val="en-US" w:eastAsia="zh-CN" w:bidi="ar"/>
               </w:rPr>
               <w:t>nlist</w:t>
@@ -28803,7 +29396,6 @@
                 <w:kern w:val="0"/>
                 <w:sz w:val="24"/>
                 <w:szCs w:val="24"/>
-                <w:bdr w:val="none" w:color="auto" w:sz="0" w:space="0"/>
                 <w:lang w:val="en-US" w:eastAsia="zh-CN" w:bidi="ar"/>
               </w:rPr>
               <w:t>（聚类数，越大越细但建索引越慢）、</w:t>
@@ -28816,7 +29408,6 @@
                 <w:kern w:val="0"/>
                 <w:sz w:val="24"/>
                 <w:szCs w:val="24"/>
-                <w:bdr w:val="none" w:color="auto" w:sz="0" w:space="0"/>
                 <w:lang w:val="en-US" w:eastAsia="zh-CN" w:bidi="ar"/>
               </w:rPr>
               <w:t>nprobe</w:t>
@@ -28828,7 +29419,6 @@
                 <w:kern w:val="0"/>
                 <w:sz w:val="24"/>
                 <w:szCs w:val="24"/>
-                <w:bdr w:val="none" w:color="auto" w:sz="0" w:space="0"/>
                 <w:lang w:val="en-US" w:eastAsia="zh-CN" w:bidi="ar"/>
               </w:rPr>
               <w:t>（搜索簇数，越大越准但越慢）</w:t>
@@ -28856,21 +29446,10 @@
     </w:p>
     <w:p>
       <w:pPr>
-        <w:pStyle w:val="4"/>
-        <w:keepNext w:val="0"/>
-        <w:keepLines w:val="0"/>
-        <w:widowControl/>
-        <w:suppressLineNumbers w:val="0"/>
-        <w:rPr>
-          <w:sz w:val="24"/>
-          <w:szCs w:val="24"/>
-        </w:rPr>
-      </w:pPr>
-      <w:r>
-        <w:rPr>
-          <w:sz w:val="24"/>
-          <w:szCs w:val="24"/>
-        </w:rPr>
+        <w:pStyle w:val="5"/>
+        <w:bidi w:val="0"/>
+      </w:pPr>
+      <w:r>
         <w:t>三、IVF_SQ8（倒排文件 + 标量量化 8 位）</w:t>
       </w:r>
     </w:p>
@@ -28949,6 +29528,7 @@
     </w:p>
     <w:tbl>
       <w:tblPr>
+        <w:tblStyle w:val="33"/>
         <w:tblW w:w="9411" w:type="dxa"/>
         <w:tblInd w:w="0" w:type="dxa"/>
         <w:tblBorders>
@@ -28959,7 +29539,7 @@
           <w:insideH w:val="none" w:color="auto" w:sz="0" w:space="0"/>
           <w:insideV w:val="none" w:color="auto" w:sz="0" w:space="0"/>
         </w:tblBorders>
-        <w:shd w:val="clear"/>
+        <w:shd w:val="clear" w:color="auto" w:fill="auto"/>
         <w:tblLayout w:type="autofit"/>
         <w:tblCellMar>
           <w:top w:w="15" w:type="dxa"/>
@@ -28973,6 +29553,22 @@
         <w:gridCol w:w="7819"/>
       </w:tblGrid>
       <w:tr>
+        <w:tblPrEx>
+          <w:tblBorders>
+            <w:top w:val="none" w:color="auto" w:sz="0" w:space="0"/>
+            <w:left w:val="none" w:color="auto" w:sz="0" w:space="0"/>
+            <w:bottom w:val="none" w:color="auto" w:sz="0" w:space="0"/>
+            <w:right w:val="none" w:color="auto" w:sz="0" w:space="0"/>
+            <w:insideH w:val="none" w:color="auto" w:sz="0" w:space="0"/>
+            <w:insideV w:val="none" w:color="auto" w:sz="0" w:space="0"/>
+          </w:tblBorders>
+          <w:tblCellMar>
+            <w:top w:w="15" w:type="dxa"/>
+            <w:left w:w="15" w:type="dxa"/>
+            <w:bottom w:w="15" w:type="dxa"/>
+            <w:right w:w="15" w:type="dxa"/>
+          </w:tblCellMar>
+        </w:tblPrEx>
         <w:trPr>
           <w:tblHeader/>
         </w:trPr>
@@ -28985,7 +29581,7 @@
               <w:bottom w:val="single" w:color="CCCCCC" w:sz="8" w:space="0"/>
               <w:right w:val="single" w:color="CCCCCC" w:sz="8" w:space="0"/>
             </w:tcBorders>
-            <w:shd w:val="clear"/>
+            <w:shd w:val="clear" w:color="auto" w:fill="auto"/>
             <w:tcMar>
               <w:top w:w="120" w:type="dxa"/>
               <w:left w:w="120" w:type="dxa"/>
@@ -29017,7 +29613,6 @@
                 <w:kern w:val="0"/>
                 <w:sz w:val="24"/>
                 <w:szCs w:val="24"/>
-                <w:bdr w:val="none" w:color="auto" w:sz="0" w:space="0"/>
                 <w:lang w:val="en-US" w:eastAsia="zh-CN" w:bidi="ar"/>
               </w:rPr>
               <w:t>维度</w:t>
@@ -29033,7 +29628,7 @@
               <w:bottom w:val="single" w:color="CCCCCC" w:sz="8" w:space="0"/>
               <w:right w:val="single" w:color="CCCCCC" w:sz="8" w:space="0"/>
             </w:tcBorders>
-            <w:shd w:val="clear"/>
+            <w:shd w:val="clear" w:color="auto" w:fill="auto"/>
             <w:tcMar>
               <w:top w:w="120" w:type="dxa"/>
               <w:left w:w="120" w:type="dxa"/>
@@ -29065,7 +29660,6 @@
                 <w:kern w:val="0"/>
                 <w:sz w:val="24"/>
                 <w:szCs w:val="24"/>
-                <w:bdr w:val="none" w:color="auto" w:sz="0" w:space="0"/>
                 <w:lang w:val="en-US" w:eastAsia="zh-CN" w:bidi="ar"/>
               </w:rPr>
               <w:t>表现</w:t>
@@ -29074,6 +29668,23 @@
         </w:tc>
       </w:tr>
       <w:tr>
+        <w:tblPrEx>
+          <w:tblBorders>
+            <w:top w:val="none" w:color="auto" w:sz="0" w:space="0"/>
+            <w:left w:val="none" w:color="auto" w:sz="0" w:space="0"/>
+            <w:bottom w:val="none" w:color="auto" w:sz="0" w:space="0"/>
+            <w:right w:val="none" w:color="auto" w:sz="0" w:space="0"/>
+            <w:insideH w:val="none" w:color="auto" w:sz="0" w:space="0"/>
+            <w:insideV w:val="none" w:color="auto" w:sz="0" w:space="0"/>
+          </w:tblBorders>
+          <w:shd w:val="clear" w:color="auto" w:fill="auto"/>
+          <w:tblCellMar>
+            <w:top w:w="15" w:type="dxa"/>
+            <w:left w:w="15" w:type="dxa"/>
+            <w:bottom w:w="15" w:type="dxa"/>
+            <w:right w:w="15" w:type="dxa"/>
+          </w:tblCellMar>
+        </w:tblPrEx>
         <w:tc>
           <w:tcPr>
             <w:tcW w:w="1592" w:type="dxa"/>
@@ -29083,7 +29694,7 @@
               <w:bottom w:val="single" w:color="CCCCCC" w:sz="8" w:space="0"/>
               <w:right w:val="single" w:color="CCCCCC" w:sz="8" w:space="0"/>
             </w:tcBorders>
-            <w:shd w:val="clear"/>
+            <w:shd w:val="clear" w:color="auto" w:fill="auto"/>
             <w:tcMar>
               <w:top w:w="120" w:type="dxa"/>
               <w:left w:w="120" w:type="dxa"/>
@@ -29109,7 +29720,6 @@
                 <w:kern w:val="0"/>
                 <w:sz w:val="24"/>
                 <w:szCs w:val="24"/>
-                <w:bdr w:val="none" w:color="auto" w:sz="0" w:space="0"/>
                 <w:lang w:val="en-US" w:eastAsia="zh-CN" w:bidi="ar"/>
               </w:rPr>
               <w:t>召回率</w:t>
@@ -29125,7 +29735,7 @@
               <w:bottom w:val="single" w:color="CCCCCC" w:sz="8" w:space="0"/>
               <w:right w:val="single" w:color="CCCCCC" w:sz="8" w:space="0"/>
             </w:tcBorders>
-            <w:shd w:val="clear"/>
+            <w:shd w:val="clear" w:color="auto" w:fill="auto"/>
             <w:tcMar>
               <w:top w:w="120" w:type="dxa"/>
               <w:left w:w="120" w:type="dxa"/>
@@ -29151,7 +29761,6 @@
                 <w:kern w:val="0"/>
                 <w:sz w:val="24"/>
                 <w:szCs w:val="24"/>
-                <w:bdr w:val="none" w:color="auto" w:sz="0" w:space="0"/>
                 <w:lang w:val="en-US" w:eastAsia="zh-CN" w:bidi="ar"/>
               </w:rPr>
               <w:t>较高，但比 IVF_FLAT 低（有量化误差）</w:t>
@@ -29160,6 +29769,23 @@
         </w:tc>
       </w:tr>
       <w:tr>
+        <w:tblPrEx>
+          <w:tblBorders>
+            <w:top w:val="none" w:color="auto" w:sz="0" w:space="0"/>
+            <w:left w:val="none" w:color="auto" w:sz="0" w:space="0"/>
+            <w:bottom w:val="none" w:color="auto" w:sz="0" w:space="0"/>
+            <w:right w:val="none" w:color="auto" w:sz="0" w:space="0"/>
+            <w:insideH w:val="none" w:color="auto" w:sz="0" w:space="0"/>
+            <w:insideV w:val="none" w:color="auto" w:sz="0" w:space="0"/>
+          </w:tblBorders>
+          <w:shd w:val="clear" w:color="auto" w:fill="auto"/>
+          <w:tblCellMar>
+            <w:top w:w="15" w:type="dxa"/>
+            <w:left w:w="15" w:type="dxa"/>
+            <w:bottom w:w="15" w:type="dxa"/>
+            <w:right w:w="15" w:type="dxa"/>
+          </w:tblCellMar>
+        </w:tblPrEx>
         <w:tc>
           <w:tcPr>
             <w:tcW w:w="1592" w:type="dxa"/>
@@ -29169,7 +29795,7 @@
               <w:bottom w:val="single" w:color="CCCCCC" w:sz="8" w:space="0"/>
               <w:right w:val="single" w:color="CCCCCC" w:sz="8" w:space="0"/>
             </w:tcBorders>
-            <w:shd w:val="clear"/>
+            <w:shd w:val="clear" w:color="auto" w:fill="auto"/>
             <w:tcMar>
               <w:top w:w="120" w:type="dxa"/>
               <w:left w:w="120" w:type="dxa"/>
@@ -29195,7 +29821,6 @@
                 <w:kern w:val="0"/>
                 <w:sz w:val="24"/>
                 <w:szCs w:val="24"/>
-                <w:bdr w:val="none" w:color="auto" w:sz="0" w:space="0"/>
                 <w:lang w:val="en-US" w:eastAsia="zh-CN" w:bidi="ar"/>
               </w:rPr>
               <w:t>查询速度</w:t>
@@ -29211,7 +29836,7 @@
               <w:bottom w:val="single" w:color="CCCCCC" w:sz="8" w:space="0"/>
               <w:right w:val="single" w:color="CCCCCC" w:sz="8" w:space="0"/>
             </w:tcBorders>
-            <w:shd w:val="clear"/>
+            <w:shd w:val="clear" w:color="auto" w:fill="auto"/>
             <w:tcMar>
               <w:top w:w="120" w:type="dxa"/>
               <w:left w:w="120" w:type="dxa"/>
@@ -29237,7 +29862,6 @@
                 <w:kern w:val="0"/>
                 <w:sz w:val="24"/>
                 <w:szCs w:val="24"/>
-                <w:bdr w:val="none" w:color="auto" w:sz="0" w:space="0"/>
                 <w:lang w:val="en-US" w:eastAsia="zh-CN" w:bidi="ar"/>
               </w:rPr>
               <w:t>比 IVF_FLAT 快（整数运算比浮点快，内存读取得少）</w:t>
@@ -29246,6 +29870,22 @@
         </w:tc>
       </w:tr>
       <w:tr>
+        <w:tblPrEx>
+          <w:tblBorders>
+            <w:top w:val="none" w:color="auto" w:sz="0" w:space="0"/>
+            <w:left w:val="none" w:color="auto" w:sz="0" w:space="0"/>
+            <w:bottom w:val="none" w:color="auto" w:sz="0" w:space="0"/>
+            <w:right w:val="none" w:color="auto" w:sz="0" w:space="0"/>
+            <w:insideH w:val="none" w:color="auto" w:sz="0" w:space="0"/>
+            <w:insideV w:val="none" w:color="auto" w:sz="0" w:space="0"/>
+          </w:tblBorders>
+          <w:tblCellMar>
+            <w:top w:w="15" w:type="dxa"/>
+            <w:left w:w="15" w:type="dxa"/>
+            <w:bottom w:w="15" w:type="dxa"/>
+            <w:right w:w="15" w:type="dxa"/>
+          </w:tblCellMar>
+        </w:tblPrEx>
         <w:tc>
           <w:tcPr>
             <w:tcW w:w="1592" w:type="dxa"/>
@@ -29255,7 +29895,7 @@
               <w:bottom w:val="single" w:color="CCCCCC" w:sz="8" w:space="0"/>
               <w:right w:val="single" w:color="CCCCCC" w:sz="8" w:space="0"/>
             </w:tcBorders>
-            <w:shd w:val="clear"/>
+            <w:shd w:val="clear" w:color="auto" w:fill="auto"/>
             <w:tcMar>
               <w:top w:w="120" w:type="dxa"/>
               <w:left w:w="120" w:type="dxa"/>
@@ -29281,7 +29921,6 @@
                 <w:kern w:val="0"/>
                 <w:sz w:val="24"/>
                 <w:szCs w:val="24"/>
-                <w:bdr w:val="none" w:color="auto" w:sz="0" w:space="0"/>
                 <w:lang w:val="en-US" w:eastAsia="zh-CN" w:bidi="ar"/>
               </w:rPr>
               <w:t>内存占用</w:t>
@@ -29297,7 +29936,7 @@
               <w:bottom w:val="single" w:color="CCCCCC" w:sz="8" w:space="0"/>
               <w:right w:val="single" w:color="CCCCCC" w:sz="8" w:space="0"/>
             </w:tcBorders>
-            <w:shd w:val="clear"/>
+            <w:shd w:val="clear" w:color="auto" w:fill="auto"/>
             <w:tcMar>
               <w:top w:w="120" w:type="dxa"/>
               <w:left w:w="120" w:type="dxa"/>
@@ -29323,7 +29962,6 @@
                 <w:kern w:val="0"/>
                 <w:sz w:val="24"/>
                 <w:szCs w:val="24"/>
-                <w:bdr w:val="none" w:color="auto" w:sz="0" w:space="0"/>
                 <w:lang w:val="en-US" w:eastAsia="zh-CN" w:bidi="ar"/>
               </w:rPr>
               <w:t xml:space="preserve">是 IVF_FLAT 的 </w:t>
@@ -29336,7 +29974,6 @@
                 <w:kern w:val="0"/>
                 <w:sz w:val="24"/>
                 <w:szCs w:val="24"/>
-                <w:bdr w:val="none" w:color="auto" w:sz="0" w:space="0"/>
                 <w:lang w:val="en-US" w:eastAsia="zh-CN" w:bidi="ar"/>
               </w:rPr>
               <w:t>1/4</w:t>
@@ -29345,6 +29982,22 @@
         </w:tc>
       </w:tr>
       <w:tr>
+        <w:tblPrEx>
+          <w:tblBorders>
+            <w:top w:val="none" w:color="auto" w:sz="0" w:space="0"/>
+            <w:left w:val="none" w:color="auto" w:sz="0" w:space="0"/>
+            <w:bottom w:val="none" w:color="auto" w:sz="0" w:space="0"/>
+            <w:right w:val="none" w:color="auto" w:sz="0" w:space="0"/>
+            <w:insideH w:val="none" w:color="auto" w:sz="0" w:space="0"/>
+            <w:insideV w:val="none" w:color="auto" w:sz="0" w:space="0"/>
+          </w:tblBorders>
+          <w:tblCellMar>
+            <w:top w:w="15" w:type="dxa"/>
+            <w:left w:w="15" w:type="dxa"/>
+            <w:bottom w:w="15" w:type="dxa"/>
+            <w:right w:w="15" w:type="dxa"/>
+          </w:tblCellMar>
+        </w:tblPrEx>
         <w:tc>
           <w:tcPr>
             <w:tcW w:w="1592" w:type="dxa"/>
@@ -29354,7 +30007,7 @@
               <w:bottom w:val="single" w:color="CCCCCC" w:sz="8" w:space="0"/>
               <w:right w:val="single" w:color="CCCCCC" w:sz="8" w:space="0"/>
             </w:tcBorders>
-            <w:shd w:val="clear"/>
+            <w:shd w:val="clear" w:color="auto" w:fill="auto"/>
             <w:tcMar>
               <w:top w:w="120" w:type="dxa"/>
               <w:left w:w="120" w:type="dxa"/>
@@ -29380,7 +30033,6 @@
                 <w:kern w:val="0"/>
                 <w:sz w:val="24"/>
                 <w:szCs w:val="24"/>
-                <w:bdr w:val="none" w:color="auto" w:sz="0" w:space="0"/>
                 <w:lang w:val="en-US" w:eastAsia="zh-CN" w:bidi="ar"/>
               </w:rPr>
               <w:t>精度损失</w:t>
@@ -29396,7 +30048,7 @@
               <w:bottom w:val="single" w:color="CCCCCC" w:sz="8" w:space="0"/>
               <w:right w:val="single" w:color="CCCCCC" w:sz="8" w:space="0"/>
             </w:tcBorders>
-            <w:shd w:val="clear"/>
+            <w:shd w:val="clear" w:color="auto" w:fill="auto"/>
             <w:tcMar>
               <w:top w:w="120" w:type="dxa"/>
               <w:left w:w="120" w:type="dxa"/>
@@ -29422,7 +30074,6 @@
                 <w:kern w:val="0"/>
                 <w:sz w:val="24"/>
                 <w:szCs w:val="24"/>
-                <w:bdr w:val="none" w:color="auto" w:sz="0" w:space="0"/>
                 <w:lang w:val="en-US" w:eastAsia="zh-CN" w:bidi="ar"/>
               </w:rPr>
               <w:t>轻微（标量量化是线性映射，误差可控）</w:t>
@@ -29447,11 +30098,8 @@
     </w:p>
     <w:p>
       <w:pPr>
-        <w:pStyle w:val="4"/>
-        <w:keepNext w:val="0"/>
-        <w:keepLines w:val="0"/>
-        <w:widowControl/>
-        <w:suppressLineNumbers w:val="0"/>
+        <w:pStyle w:val="5"/>
+        <w:bidi w:val="0"/>
         <w:rPr>
           <w:sz w:val="24"/>
           <w:szCs w:val="24"/>
@@ -29681,6 +30329,7 @@
     </w:p>
     <w:tbl>
       <w:tblPr>
+        <w:tblStyle w:val="33"/>
         <w:tblW w:w="9411" w:type="dxa"/>
         <w:tblInd w:w="0" w:type="dxa"/>
         <w:tblBorders>
@@ -29691,7 +30340,7 @@
           <w:insideH w:val="none" w:color="auto" w:sz="0" w:space="0"/>
           <w:insideV w:val="none" w:color="auto" w:sz="0" w:space="0"/>
         </w:tblBorders>
-        <w:shd w:val="clear"/>
+        <w:shd w:val="clear" w:color="auto" w:fill="auto"/>
         <w:tblLayout w:type="autofit"/>
         <w:tblCellMar>
           <w:top w:w="15" w:type="dxa"/>
@@ -29705,6 +30354,23 @@
         <w:gridCol w:w="7165"/>
       </w:tblGrid>
       <w:tr>
+        <w:tblPrEx>
+          <w:tblBorders>
+            <w:top w:val="none" w:color="auto" w:sz="0" w:space="0"/>
+            <w:left w:val="none" w:color="auto" w:sz="0" w:space="0"/>
+            <w:bottom w:val="none" w:color="auto" w:sz="0" w:space="0"/>
+            <w:right w:val="none" w:color="auto" w:sz="0" w:space="0"/>
+            <w:insideH w:val="none" w:color="auto" w:sz="0" w:space="0"/>
+            <w:insideV w:val="none" w:color="auto" w:sz="0" w:space="0"/>
+          </w:tblBorders>
+          <w:shd w:val="clear" w:color="auto" w:fill="auto"/>
+          <w:tblCellMar>
+            <w:top w:w="15" w:type="dxa"/>
+            <w:left w:w="15" w:type="dxa"/>
+            <w:bottom w:w="15" w:type="dxa"/>
+            <w:right w:w="15" w:type="dxa"/>
+          </w:tblCellMar>
+        </w:tblPrEx>
         <w:trPr>
           <w:tblHeader/>
         </w:trPr>
@@ -29717,7 +30383,7 @@
               <w:bottom w:val="single" w:color="CCCCCC" w:sz="8" w:space="0"/>
               <w:right w:val="single" w:color="CCCCCC" w:sz="8" w:space="0"/>
             </w:tcBorders>
-            <w:shd w:val="clear"/>
+            <w:shd w:val="clear" w:color="auto" w:fill="auto"/>
             <w:tcMar>
               <w:top w:w="120" w:type="dxa"/>
               <w:left w:w="120" w:type="dxa"/>
@@ -29749,7 +30415,6 @@
                 <w:kern w:val="0"/>
                 <w:sz w:val="24"/>
                 <w:szCs w:val="24"/>
-                <w:bdr w:val="none" w:color="auto" w:sz="0" w:space="0"/>
                 <w:lang w:val="en-US" w:eastAsia="zh-CN" w:bidi="ar"/>
               </w:rPr>
               <w:t>维度</w:t>
@@ -29765,7 +30430,7 @@
               <w:bottom w:val="single" w:color="CCCCCC" w:sz="8" w:space="0"/>
               <w:right w:val="single" w:color="CCCCCC" w:sz="8" w:space="0"/>
             </w:tcBorders>
-            <w:shd w:val="clear"/>
+            <w:shd w:val="clear" w:color="auto" w:fill="auto"/>
             <w:tcMar>
               <w:top w:w="120" w:type="dxa"/>
               <w:left w:w="120" w:type="dxa"/>
@@ -29797,7 +30462,6 @@
                 <w:kern w:val="0"/>
                 <w:sz w:val="24"/>
                 <w:szCs w:val="24"/>
-                <w:bdr w:val="none" w:color="auto" w:sz="0" w:space="0"/>
                 <w:lang w:val="en-US" w:eastAsia="zh-CN" w:bidi="ar"/>
               </w:rPr>
               <w:t>表现</w:t>
@@ -29806,6 +30470,23 @@
         </w:tc>
       </w:tr>
       <w:tr>
+        <w:tblPrEx>
+          <w:tblBorders>
+            <w:top w:val="none" w:color="auto" w:sz="0" w:space="0"/>
+            <w:left w:val="none" w:color="auto" w:sz="0" w:space="0"/>
+            <w:bottom w:val="none" w:color="auto" w:sz="0" w:space="0"/>
+            <w:right w:val="none" w:color="auto" w:sz="0" w:space="0"/>
+            <w:insideH w:val="none" w:color="auto" w:sz="0" w:space="0"/>
+            <w:insideV w:val="none" w:color="auto" w:sz="0" w:space="0"/>
+          </w:tblBorders>
+          <w:shd w:val="clear" w:color="auto" w:fill="auto"/>
+          <w:tblCellMar>
+            <w:top w:w="15" w:type="dxa"/>
+            <w:left w:w="15" w:type="dxa"/>
+            <w:bottom w:w="15" w:type="dxa"/>
+            <w:right w:w="15" w:type="dxa"/>
+          </w:tblCellMar>
+        </w:tblPrEx>
         <w:tc>
           <w:tcPr>
             <w:tcW w:w="2246" w:type="dxa"/>
@@ -29815,7 +30496,7 @@
               <w:bottom w:val="single" w:color="CCCCCC" w:sz="8" w:space="0"/>
               <w:right w:val="single" w:color="CCCCCC" w:sz="8" w:space="0"/>
             </w:tcBorders>
-            <w:shd w:val="clear"/>
+            <w:shd w:val="clear" w:color="auto" w:fill="auto"/>
             <w:tcMar>
               <w:top w:w="120" w:type="dxa"/>
               <w:left w:w="120" w:type="dxa"/>
@@ -29841,7 +30522,6 @@
                 <w:kern w:val="0"/>
                 <w:sz w:val="24"/>
                 <w:szCs w:val="24"/>
-                <w:bdr w:val="none" w:color="auto" w:sz="0" w:space="0"/>
                 <w:lang w:val="en-US" w:eastAsia="zh-CN" w:bidi="ar"/>
               </w:rPr>
               <w:t>召回率</w:t>
@@ -29857,7 +30537,7 @@
               <w:bottom w:val="single" w:color="CCCCCC" w:sz="8" w:space="0"/>
               <w:right w:val="single" w:color="CCCCCC" w:sz="8" w:space="0"/>
             </w:tcBorders>
-            <w:shd w:val="clear"/>
+            <w:shd w:val="clear" w:color="auto" w:fill="auto"/>
             <w:tcMar>
               <w:top w:w="120" w:type="dxa"/>
               <w:left w:w="120" w:type="dxa"/>
@@ -29883,7 +30563,6 @@
                 <w:kern w:val="0"/>
                 <w:sz w:val="24"/>
                 <w:szCs w:val="24"/>
-                <w:bdr w:val="none" w:color="auto" w:sz="0" w:space="0"/>
                 <w:lang w:val="en-US" w:eastAsia="zh-CN" w:bidi="ar"/>
               </w:rPr>
               <w:t>很高（参数调好时接近 100%）</w:t>
@@ -29892,6 +30571,23 @@
         </w:tc>
       </w:tr>
       <w:tr>
+        <w:tblPrEx>
+          <w:tblBorders>
+            <w:top w:val="none" w:color="auto" w:sz="0" w:space="0"/>
+            <w:left w:val="none" w:color="auto" w:sz="0" w:space="0"/>
+            <w:bottom w:val="none" w:color="auto" w:sz="0" w:space="0"/>
+            <w:right w:val="none" w:color="auto" w:sz="0" w:space="0"/>
+            <w:insideH w:val="none" w:color="auto" w:sz="0" w:space="0"/>
+            <w:insideV w:val="none" w:color="auto" w:sz="0" w:space="0"/>
+          </w:tblBorders>
+          <w:shd w:val="clear" w:color="auto" w:fill="auto"/>
+          <w:tblCellMar>
+            <w:top w:w="15" w:type="dxa"/>
+            <w:left w:w="15" w:type="dxa"/>
+            <w:bottom w:w="15" w:type="dxa"/>
+            <w:right w:w="15" w:type="dxa"/>
+          </w:tblCellMar>
+        </w:tblPrEx>
         <w:tc>
           <w:tcPr>
             <w:tcW w:w="2246" w:type="dxa"/>
@@ -29901,7 +30597,7 @@
               <w:bottom w:val="single" w:color="CCCCCC" w:sz="8" w:space="0"/>
               <w:right w:val="single" w:color="CCCCCC" w:sz="8" w:space="0"/>
             </w:tcBorders>
-            <w:shd w:val="clear"/>
+            <w:shd w:val="clear" w:color="auto" w:fill="auto"/>
             <w:tcMar>
               <w:top w:w="120" w:type="dxa"/>
               <w:left w:w="120" w:type="dxa"/>
@@ -29927,7 +30623,6 @@
                 <w:kern w:val="0"/>
                 <w:sz w:val="24"/>
                 <w:szCs w:val="24"/>
-                <w:bdr w:val="none" w:color="auto" w:sz="0" w:space="0"/>
                 <w:lang w:val="en-US" w:eastAsia="zh-CN" w:bidi="ar"/>
               </w:rPr>
               <w:t>查询速度</w:t>
@@ -29943,7 +30638,7 @@
               <w:bottom w:val="single" w:color="CCCCCC" w:sz="8" w:space="0"/>
               <w:right w:val="single" w:color="CCCCCC" w:sz="8" w:space="0"/>
             </w:tcBorders>
-            <w:shd w:val="clear"/>
+            <w:shd w:val="clear" w:color="auto" w:fill="auto"/>
             <w:tcMar>
               <w:top w:w="120" w:type="dxa"/>
               <w:left w:w="120" w:type="dxa"/>
@@ -29969,7 +30664,6 @@
                 <w:kern w:val="0"/>
                 <w:sz w:val="24"/>
                 <w:szCs w:val="24"/>
-                <w:bdr w:val="none" w:color="auto" w:sz="0" w:space="0"/>
                 <w:lang w:val="en-US" w:eastAsia="zh-CN" w:bidi="ar"/>
               </w:rPr>
               <w:t>极快（比 IVF 还快，图搜索跳数少）</w:t>
@@ -29978,6 +30672,23 @@
         </w:tc>
       </w:tr>
       <w:tr>
+        <w:tblPrEx>
+          <w:tblBorders>
+            <w:top w:val="none" w:color="auto" w:sz="0" w:space="0"/>
+            <w:left w:val="none" w:color="auto" w:sz="0" w:space="0"/>
+            <w:bottom w:val="none" w:color="auto" w:sz="0" w:space="0"/>
+            <w:right w:val="none" w:color="auto" w:sz="0" w:space="0"/>
+            <w:insideH w:val="none" w:color="auto" w:sz="0" w:space="0"/>
+            <w:insideV w:val="none" w:color="auto" w:sz="0" w:space="0"/>
+          </w:tblBorders>
+          <w:shd w:val="clear" w:color="auto" w:fill="auto"/>
+          <w:tblCellMar>
+            <w:top w:w="15" w:type="dxa"/>
+            <w:left w:w="15" w:type="dxa"/>
+            <w:bottom w:w="15" w:type="dxa"/>
+            <w:right w:w="15" w:type="dxa"/>
+          </w:tblCellMar>
+        </w:tblPrEx>
         <w:tc>
           <w:tcPr>
             <w:tcW w:w="2246" w:type="dxa"/>
@@ -29987,7 +30698,7 @@
               <w:bottom w:val="single" w:color="CCCCCC" w:sz="8" w:space="0"/>
               <w:right w:val="single" w:color="CCCCCC" w:sz="8" w:space="0"/>
             </w:tcBorders>
-            <w:shd w:val="clear"/>
+            <w:shd w:val="clear" w:color="auto" w:fill="auto"/>
             <w:tcMar>
               <w:top w:w="120" w:type="dxa"/>
               <w:left w:w="120" w:type="dxa"/>
@@ -30013,7 +30724,6 @@
                 <w:kern w:val="0"/>
                 <w:sz w:val="24"/>
                 <w:szCs w:val="24"/>
-                <w:bdr w:val="none" w:color="auto" w:sz="0" w:space="0"/>
                 <w:lang w:val="en-US" w:eastAsia="zh-CN" w:bidi="ar"/>
               </w:rPr>
               <w:t>内存占用</w:t>
@@ -30029,7 +30739,7 @@
               <w:bottom w:val="single" w:color="CCCCCC" w:sz="8" w:space="0"/>
               <w:right w:val="single" w:color="CCCCCC" w:sz="8" w:space="0"/>
             </w:tcBorders>
-            <w:shd w:val="clear"/>
+            <w:shd w:val="clear" w:color="auto" w:fill="auto"/>
             <w:tcMar>
               <w:top w:w="120" w:type="dxa"/>
               <w:left w:w="120" w:type="dxa"/>
@@ -30055,7 +30765,6 @@
                 <w:kern w:val="0"/>
                 <w:sz w:val="24"/>
                 <w:szCs w:val="24"/>
-                <w:bdr w:val="none" w:color="auto" w:sz="0" w:space="0"/>
                 <w:lang w:val="en-US" w:eastAsia="zh-CN" w:bidi="ar"/>
               </w:rPr>
               <w:t>大（要存图的边，每个节点存 M 个邻居）</w:t>
@@ -30064,6 +30773,22 @@
         </w:tc>
       </w:tr>
       <w:tr>
+        <w:tblPrEx>
+          <w:tblBorders>
+            <w:top w:val="none" w:color="auto" w:sz="0" w:space="0"/>
+            <w:left w:val="none" w:color="auto" w:sz="0" w:space="0"/>
+            <w:bottom w:val="none" w:color="auto" w:sz="0" w:space="0"/>
+            <w:right w:val="none" w:color="auto" w:sz="0" w:space="0"/>
+            <w:insideH w:val="none" w:color="auto" w:sz="0" w:space="0"/>
+            <w:insideV w:val="none" w:color="auto" w:sz="0" w:space="0"/>
+          </w:tblBorders>
+          <w:tblCellMar>
+            <w:top w:w="15" w:type="dxa"/>
+            <w:left w:w="15" w:type="dxa"/>
+            <w:bottom w:w="15" w:type="dxa"/>
+            <w:right w:w="15" w:type="dxa"/>
+          </w:tblCellMar>
+        </w:tblPrEx>
         <w:tc>
           <w:tcPr>
             <w:tcW w:w="2246" w:type="dxa"/>
@@ -30073,7 +30798,7 @@
               <w:bottom w:val="single" w:color="CCCCCC" w:sz="8" w:space="0"/>
               <w:right w:val="single" w:color="CCCCCC" w:sz="8" w:space="0"/>
             </w:tcBorders>
-            <w:shd w:val="clear"/>
+            <w:shd w:val="clear" w:color="auto" w:fill="auto"/>
             <w:tcMar>
               <w:top w:w="120" w:type="dxa"/>
               <w:left w:w="120" w:type="dxa"/>
@@ -30099,7 +30824,6 @@
                 <w:kern w:val="0"/>
                 <w:sz w:val="24"/>
                 <w:szCs w:val="24"/>
-                <w:bdr w:val="none" w:color="auto" w:sz="0" w:space="0"/>
                 <w:lang w:val="en-US" w:eastAsia="zh-CN" w:bidi="ar"/>
               </w:rPr>
               <w:t>建索引耗时</w:t>
@@ -30115,7 +30839,7 @@
               <w:bottom w:val="single" w:color="CCCCCC" w:sz="8" w:space="0"/>
               <w:right w:val="single" w:color="CCCCCC" w:sz="8" w:space="0"/>
             </w:tcBorders>
-            <w:shd w:val="clear"/>
+            <w:shd w:val="clear" w:color="auto" w:fill="auto"/>
             <w:tcMar>
               <w:top w:w="120" w:type="dxa"/>
               <w:left w:w="120" w:type="dxa"/>
@@ -30141,7 +30865,6 @@
                 <w:kern w:val="0"/>
                 <w:sz w:val="24"/>
                 <w:szCs w:val="24"/>
-                <w:bdr w:val="none" w:color="auto" w:sz="0" w:space="0"/>
                 <w:lang w:val="en-US" w:eastAsia="zh-CN" w:bidi="ar"/>
               </w:rPr>
               <w:t>慢（建图复杂度高）</w:t>
@@ -30150,6 +30873,23 @@
         </w:tc>
       </w:tr>
       <w:tr>
+        <w:tblPrEx>
+          <w:tblBorders>
+            <w:top w:val="none" w:color="auto" w:sz="0" w:space="0"/>
+            <w:left w:val="none" w:color="auto" w:sz="0" w:space="0"/>
+            <w:bottom w:val="none" w:color="auto" w:sz="0" w:space="0"/>
+            <w:right w:val="none" w:color="auto" w:sz="0" w:space="0"/>
+            <w:insideH w:val="none" w:color="auto" w:sz="0" w:space="0"/>
+            <w:insideV w:val="none" w:color="auto" w:sz="0" w:space="0"/>
+          </w:tblBorders>
+          <w:shd w:val="clear" w:color="auto" w:fill="auto"/>
+          <w:tblCellMar>
+            <w:top w:w="15" w:type="dxa"/>
+            <w:left w:w="15" w:type="dxa"/>
+            <w:bottom w:w="15" w:type="dxa"/>
+            <w:right w:w="15" w:type="dxa"/>
+          </w:tblCellMar>
+        </w:tblPrEx>
         <w:tc>
           <w:tcPr>
             <w:tcW w:w="2246" w:type="dxa"/>
@@ -30159,7 +30899,7 @@
               <w:bottom w:val="single" w:color="CCCCCC" w:sz="8" w:space="0"/>
               <w:right w:val="single" w:color="CCCCCC" w:sz="8" w:space="0"/>
             </w:tcBorders>
-            <w:shd w:val="clear"/>
+            <w:shd w:val="clear" w:color="auto" w:fill="auto"/>
             <w:tcMar>
               <w:top w:w="120" w:type="dxa"/>
               <w:left w:w="120" w:type="dxa"/>
@@ -30185,7 +30925,6 @@
                 <w:kern w:val="0"/>
                 <w:sz w:val="24"/>
                 <w:szCs w:val="24"/>
-                <w:bdr w:val="none" w:color="auto" w:sz="0" w:space="0"/>
                 <w:lang w:val="en-US" w:eastAsia="zh-CN" w:bidi="ar"/>
               </w:rPr>
               <w:t>动态增删</w:t>
@@ -30201,7 +30940,7 @@
               <w:bottom w:val="single" w:color="CCCCCC" w:sz="8" w:space="0"/>
               <w:right w:val="single" w:color="CCCCCC" w:sz="8" w:space="0"/>
             </w:tcBorders>
-            <w:shd w:val="clear"/>
+            <w:shd w:val="clear" w:color="auto" w:fill="auto"/>
             <w:tcMar>
               <w:top w:w="120" w:type="dxa"/>
               <w:left w:w="120" w:type="dxa"/>
@@ -30227,7 +30966,6 @@
                 <w:kern w:val="0"/>
                 <w:sz w:val="24"/>
                 <w:szCs w:val="24"/>
-                <w:bdr w:val="none" w:color="auto" w:sz="0" w:space="0"/>
                 <w:lang w:val="en-US" w:eastAsia="zh-CN" w:bidi="ar"/>
               </w:rPr>
               <w:t>支持但代价高（要维护图结构）</w:t>
@@ -30250,6 +30988,7 @@
         <w:pStyle w:val="14"/>
         <w:widowControl/>
         <w:numPr>
+          <w:ilvl w:val="0"/>
           <w:numId w:val="0"/>
         </w:numPr>
         <w:spacing w:after="60" w:line="324" w:lineRule="auto"/>
@@ -30258,21 +30997,14 @@
     </w:p>
     <w:p>
       <w:pPr>
-        <w:pStyle w:val="14"/>
-        <w:widowControl/>
+        <w:pStyle w:val="4"/>
         <w:numPr>
+          <w:ilvl w:val="0"/>
           <w:numId w:val="28"/>
         </w:numPr>
-        <w:spacing w:after="60" w:line="324" w:lineRule="auto"/>
-        <w:ind w:left="0" w:hanging="113"/>
-      </w:pPr>
-      <w:r>
-        <w:rPr>
-          <w:rFonts w:ascii="Arial" w:hAnsi="Arial" w:eastAsia="宋体"/>
-          <w:b w:val="0"/>
-          <w:color w:val="1F2329"/>
-          <w:sz w:val="22"/>
-        </w:rPr>
+        <w:bidi w:val="0"/>
+      </w:pPr>
+      <w:r>
         <w:t>具体参数：</w:t>
       </w:r>
     </w:p>
@@ -30411,6 +31143,7 @@
         <w:pStyle w:val="16"/>
         <w:widowControl/>
         <w:numPr>
+          <w:ilvl w:val="0"/>
           <w:numId w:val="0"/>
         </w:numPr>
         <w:tabs>
@@ -30423,9 +31156,488 @@
     </w:p>
     <w:p>
       <w:pPr>
+        <w:pStyle w:val="4"/>
+        <w:numPr>
+          <w:ilvl w:val="0"/>
+          <w:numId w:val="28"/>
+        </w:numPr>
+        <w:bidi w:val="0"/>
+        <w:ind w:left="360" w:leftChars="0" w:hanging="360" w:firstLineChars="0"/>
+        <w:rPr>
+          <w:rFonts w:hint="eastAsia"/>
+          <w:lang w:val="en-US" w:eastAsia="zh-CN"/>
+        </w:rPr>
+      </w:pPr>
+      <w:r>
+        <w:rPr>
+          <w:rFonts w:hint="eastAsia"/>
+          <w:lang w:val="en-US" w:eastAsia="zh-CN"/>
+        </w:rPr>
+        <w:t>具体流程</w:t>
+      </w:r>
+    </w:p>
+    <w:p>
+      <w:pPr>
+        <w:bidi w:val="0"/>
+        <w:rPr>
+          <w:rFonts w:hint="eastAsia"/>
+          <w:color w:val="4F81BD" w:themeColor="accent1"/>
+          <w14:textFill>
+            <w14:solidFill>
+              <w14:schemeClr w14:val="accent1"/>
+            </w14:solidFill>
+          </w14:textFill>
+        </w:rPr>
+      </w:pPr>
+      <w:r>
+        <w:rPr>
+          <w:rFonts w:hint="eastAsia"/>
+          <w:color w:val="4F81BD" w:themeColor="accent1"/>
+          <w:lang w:val="en-US" w:eastAsia="zh-CN"/>
+          <w14:textFill>
+            <w14:solidFill>
+              <w14:schemeClr w14:val="accent1"/>
+            </w14:solidFill>
+          </w14:textFill>
+        </w:rPr>
+        <w:t>Ps：</w:t>
+      </w:r>
+      <w:r>
+        <w:rPr>
+          <w:rFonts w:hint="eastAsia"/>
+          <w:color w:val="4F81BD" w:themeColor="accent1"/>
+          <w14:textFill>
+            <w14:solidFill>
+              <w14:schemeClr w14:val="accent1"/>
+            </w14:solidFill>
+          </w14:textFill>
+        </w:rPr>
+        <w:t>被测的数据库是自研的，测试平台也是自研的，只借了 JMeter、DBeaver 这些开源工具当零件</w:t>
+      </w:r>
+    </w:p>
+    <w:p>
+      <w:pPr>
+        <w:bidi w:val="0"/>
+        <w:rPr>
+          <w:rFonts w:hint="eastAsia"/>
+          <w:color w:val="4F81BD" w:themeColor="accent1"/>
+          <w14:textFill>
+            <w14:solidFill>
+              <w14:schemeClr w14:val="accent1"/>
+            </w14:solidFill>
+          </w14:textFill>
+        </w:rPr>
+      </w:pPr>
+    </w:p>
+    <w:p>
+      <w:pPr>
+        <w:bidi w:val="0"/>
+        <w:rPr>
+          <w:rFonts w:hint="eastAsia"/>
+          <w:color w:val="auto"/>
+        </w:rPr>
+      </w:pPr>
+      <w:r>
+        <w:rPr>
+          <w:rFonts w:hint="eastAsia"/>
+          <w:b/>
+          <w:bCs/>
+          <w:color w:val="558ED5" w:themeColor="text2" w:themeTint="99"/>
+          <w:lang w:val="en-US" w:eastAsia="zh-CN"/>
+          <w14:textFill>
+            <w14:solidFill>
+              <w14:schemeClr w14:val="tx2">
+                <w14:lumMod w14:val="60000"/>
+                <w14:lumOff w14:val="40000"/>
+              </w14:schemeClr>
+            </w14:solidFill>
+          </w14:textFill>
+        </w:rPr>
+        <w:t>一、</w:t>
+      </w:r>
+      <w:r>
+        <w:rPr>
+          <w:rFonts w:hint="eastAsia"/>
+          <w:b/>
+          <w:bCs/>
+          <w:color w:val="558ED5" w:themeColor="text2" w:themeTint="99"/>
+          <w14:textFill>
+            <w14:solidFill>
+              <w14:schemeClr w14:val="tx2">
+                <w14:lumMod w14:val="60000"/>
+                <w14:lumOff w14:val="40000"/>
+              </w14:schemeClr>
+            </w14:solidFill>
+          </w14:textFill>
+        </w:rPr>
+        <w:t>模拟业务数据写入的逻辑</w:t>
+      </w:r>
+    </w:p>
+    <w:p>
+      <w:pPr>
+        <w:bidi w:val="0"/>
+        <w:rPr>
+          <w:rFonts w:hint="eastAsia"/>
+          <w:color w:val="auto"/>
+        </w:rPr>
+      </w:pPr>
+      <w:r>
+        <w:rPr>
+          <w:rFonts w:hint="eastAsia"/>
+          <w:color w:val="auto"/>
+        </w:rPr>
+        <w:t>从 YAML 配置读数据量、向量维度、索引类型这些参数。</w:t>
+      </w:r>
+    </w:p>
+    <w:p>
+      <w:pPr>
+        <w:bidi w:val="0"/>
+        <w:rPr>
+          <w:rFonts w:hint="eastAsia"/>
+          <w:color w:val="auto"/>
+        </w:rPr>
+      </w:pPr>
+      <w:r>
+        <w:rPr>
+          <w:rFonts w:hint="eastAsia"/>
+          <w:color w:val="auto"/>
+        </w:rPr>
+        <w:t>程序自动生成建表、建索引、插入的 SQL。</w:t>
+      </w:r>
+    </w:p>
+    <w:p>
+      <w:pPr>
+        <w:bidi w:val="0"/>
+        <w:rPr>
+          <w:rFonts w:hint="eastAsia"/>
+          <w:color w:val="auto"/>
+        </w:rPr>
+      </w:pPr>
+      <w:r>
+        <w:rPr>
+          <w:rFonts w:hint="eastAsia"/>
+          <w:color w:val="auto"/>
+        </w:rPr>
+        <w:t>调 DBeaver CLI 执行建表和建索引。</w:t>
+      </w:r>
+    </w:p>
+    <w:p>
+      <w:pPr>
+        <w:bidi w:val="0"/>
+        <w:rPr>
+          <w:rFonts w:hint="eastAsia"/>
+          <w:color w:val="auto"/>
+        </w:rPr>
+      </w:pPr>
+      <w:r>
+        <w:rPr>
+          <w:rFonts w:hint="eastAsia"/>
+          <w:color w:val="auto"/>
+        </w:rPr>
+        <w:t>多线程并发插数据：每个线程从连接池借连接，批量插，插完计时。</w:t>
+      </w:r>
+    </w:p>
+    <w:p>
+      <w:pPr>
+        <w:bidi w:val="0"/>
+        <w:rPr>
+          <w:rFonts w:hint="eastAsia"/>
+          <w:color w:val="auto"/>
+        </w:rPr>
+      </w:pPr>
+      <w:r>
+        <w:rPr>
+          <w:rFonts w:hint="eastAsia"/>
+          <w:color w:val="auto"/>
+        </w:rPr>
+        <w:t>插完采集写入 QPS、P50/P95/P99、建索引耗时、索引大小。</w:t>
+      </w:r>
+    </w:p>
+    <w:p>
+      <w:pPr>
+        <w:bidi w:val="0"/>
+        <w:rPr>
+          <w:rFonts w:hint="eastAsia"/>
+          <w:b/>
+          <w:bCs/>
+          <w:color w:val="558ED5" w:themeColor="text2" w:themeTint="99"/>
+          <w14:textFill>
+            <w14:solidFill>
+              <w14:schemeClr w14:val="tx2">
+                <w14:lumMod w14:val="60000"/>
+                <w14:lumOff w14:val="40000"/>
+              </w14:schemeClr>
+            </w14:solidFill>
+          </w14:textFill>
+        </w:rPr>
+      </w:pPr>
+      <w:r>
+        <w:rPr>
+          <w:rFonts w:hint="eastAsia"/>
+          <w:b/>
+          <w:bCs/>
+          <w:color w:val="558ED5" w:themeColor="text2" w:themeTint="99"/>
+          <w:lang w:val="en-US" w:eastAsia="zh-CN"/>
+          <w14:textFill>
+            <w14:solidFill>
+              <w14:schemeClr w14:val="tx2">
+                <w14:lumMod w14:val="60000"/>
+                <w14:lumOff w14:val="40000"/>
+              </w14:schemeClr>
+            </w14:solidFill>
+          </w14:textFill>
+        </w:rPr>
+        <w:t>二</w:t>
+      </w:r>
+      <w:r>
+        <w:rPr>
+          <w:rFonts w:hint="eastAsia"/>
+          <w:b/>
+          <w:bCs/>
+          <w:color w:val="558ED5" w:themeColor="text2" w:themeTint="99"/>
+          <w14:textFill>
+            <w14:solidFill>
+              <w14:schemeClr w14:val="tx2">
+                <w14:lumMod w14:val="60000"/>
+                <w14:lumOff w14:val="40000"/>
+              </w14:schemeClr>
+            </w14:solidFill>
+          </w14:textFill>
+        </w:rPr>
+        <w:t>、模拟业务查询的逻辑</w:t>
+      </w:r>
+    </w:p>
+    <w:p>
+      <w:pPr>
+        <w:bidi w:val="0"/>
+        <w:rPr>
+          <w:rFonts w:hint="eastAsia"/>
+          <w:color w:val="auto"/>
+        </w:rPr>
+      </w:pPr>
+      <w:r>
+        <w:rPr>
+          <w:rFonts w:hint="eastAsia"/>
+          <w:color w:val="auto"/>
+        </w:rPr>
+        <w:t>从配置读索引类型、标量字段、选择率、nprobe、并发数。</w:t>
+      </w:r>
+    </w:p>
+    <w:p>
+      <w:pPr>
+        <w:bidi w:val="0"/>
+        <w:rPr>
+          <w:rFonts w:hint="eastAsia"/>
+          <w:color w:val="auto"/>
+        </w:rPr>
+      </w:pPr>
+      <w:r>
+        <w:rPr>
+          <w:rFonts w:hint="eastAsia"/>
+          <w:color w:val="auto"/>
+        </w:rPr>
+        <w:t>Java 适配代码把这些参数设进 JMeter 变量。</w:t>
+      </w:r>
+    </w:p>
+    <w:p>
+      <w:pPr>
+        <w:bidi w:val="0"/>
+        <w:rPr>
+          <w:rFonts w:hint="eastAsia"/>
+          <w:color w:val="auto"/>
+        </w:rPr>
+      </w:pPr>
+      <w:r>
+        <w:rPr>
+          <w:rFonts w:hint="eastAsia"/>
+          <w:color w:val="auto"/>
+        </w:rPr>
+        <w:t>JMeter 启动，多线程并发发带过滤条件的向量检索 SQL。</w:t>
+      </w:r>
+    </w:p>
+    <w:p>
+      <w:pPr>
+        <w:bidi w:val="0"/>
+        <w:rPr>
+          <w:rFonts w:hint="eastAsia"/>
+          <w:color w:val="auto"/>
+        </w:rPr>
+      </w:pPr>
+      <w:r>
+        <w:rPr>
+          <w:rFonts w:hint="eastAsia"/>
+          <w:color w:val="auto"/>
+        </w:rPr>
+        <w:t>收集 JMeter 结果：QPS、延迟分位数。</w:t>
+      </w:r>
+    </w:p>
+    <w:p>
+      <w:pPr>
+        <w:bidi w:val="0"/>
+        <w:rPr>
+          <w:rFonts w:hint="eastAsia"/>
+          <w:color w:val="auto"/>
+        </w:rPr>
+      </w:pPr>
+      <w:r>
+        <w:rPr>
+          <w:rFonts w:hint="eastAsia"/>
+          <w:color w:val="auto"/>
+        </w:rPr>
+        <w:t>Java 侧额外解析执行计划，看先过滤还是先检索。</w:t>
+      </w:r>
+    </w:p>
+    <w:p>
+      <w:pPr>
+        <w:bidi w:val="0"/>
+        <w:rPr>
+          <w:rFonts w:hint="eastAsia"/>
+          <w:color w:val="auto"/>
+        </w:rPr>
+      </w:pPr>
+      <w:r>
+        <w:rPr>
+          <w:rFonts w:hint="eastAsia"/>
+          <w:color w:val="auto"/>
+        </w:rPr>
+        <w:t>单独算召回率，跟精确检索结果比对。</w:t>
+      </w:r>
+    </w:p>
+    <w:p>
+      <w:pPr>
+        <w:bidi w:val="0"/>
+        <w:rPr>
+          <w:rFonts w:hint="eastAsia"/>
+          <w:color w:val="auto"/>
+        </w:rPr>
+      </w:pPr>
+      <w:r>
+        <w:rPr>
+          <w:rFonts w:hint="eastAsia"/>
+          <w:color w:val="auto"/>
+        </w:rPr>
+        <w:t>结果结构化落库，出对比报表。</w:t>
+      </w:r>
+    </w:p>
+    <w:p>
+      <w:pPr>
+        <w:bidi w:val="0"/>
+        <w:rPr>
+          <w:rFonts w:hint="eastAsia"/>
+          <w:b/>
+          <w:bCs/>
+          <w:lang w:val="en-US" w:eastAsia="zh-CN"/>
+        </w:rPr>
+      </w:pPr>
+    </w:p>
+    <w:p>
+      <w:pPr>
+        <w:bidi w:val="0"/>
+        <w:rPr>
+          <w:rFonts w:hint="eastAsia"/>
+          <w:b/>
+          <w:bCs/>
+          <w:lang w:val="en-US" w:eastAsia="zh-CN"/>
+        </w:rPr>
+      </w:pPr>
+      <w:r>
+        <w:rPr>
+          <w:rFonts w:hint="eastAsia"/>
+          <w:b/>
+          <w:bCs/>
+          <w:lang w:val="en-US" w:eastAsia="zh-CN"/>
+        </w:rPr>
+        <w:t>测试数据准备：</w:t>
+      </w:r>
+    </w:p>
+    <w:p>
+      <w:pPr>
+        <w:bidi w:val="0"/>
+        <w:rPr>
+          <w:rFonts w:hint="default"/>
+          <w:lang w:val="en-US" w:eastAsia="zh-CN"/>
+        </w:rPr>
+      </w:pPr>
+      <w:r>
+        <w:rPr>
+          <w:rFonts w:hint="eastAsia"/>
+          <w:lang w:val="en-US" w:eastAsia="zh-CN"/>
+        </w:rPr>
+        <w:t>YAML配置文件里把测试矩阵写清楚：数据量、索引类型、索引参数、标量字段、选择率、并发线程数</w:t>
+      </w:r>
+    </w:p>
+    <w:p>
+      <w:pPr>
+        <w:bidi w:val="0"/>
+        <w:rPr>
+          <w:rFonts w:hint="default" w:eastAsia="等线"/>
+          <w:lang w:val="en-US" w:eastAsia="zh-CN"/>
+        </w:rPr>
+      </w:pPr>
+      <w:r>
+        <w:rPr>
+          <w:rFonts w:hint="eastAsia"/>
+          <w:lang w:val="en-US" w:eastAsia="zh-CN"/>
+        </w:rPr>
+        <w:t>包括生成或者使用</w:t>
+      </w:r>
+      <w:r>
+        <w:rPr>
+          <w:rFonts w:hint="eastAsia"/>
+          <w:b/>
+          <w:bCs/>
+          <w:color w:val="558ED5" w:themeColor="text2" w:themeTint="99"/>
+          <w:lang w:val="en-US" w:eastAsia="zh-CN"/>
+          <w14:textFill>
+            <w14:solidFill>
+              <w14:schemeClr w14:val="tx2">
+                <w14:lumMod w14:val="60000"/>
+                <w14:lumOff w14:val="40000"/>
+              </w14:schemeClr>
+            </w14:solidFill>
+          </w14:textFill>
+        </w:rPr>
+        <w:t>向量数据</w:t>
+      </w:r>
+      <w:r>
+        <w:rPr>
+          <w:rFonts w:hint="eastAsia"/>
+          <w:lang w:val="en-US" w:eastAsia="zh-CN"/>
+        </w:rPr>
+        <w:t>、</w:t>
+      </w:r>
+      <w:r>
+        <w:rPr>
+          <w:rFonts w:hint="eastAsia"/>
+          <w:b/>
+          <w:bCs/>
+          <w:color w:val="558ED5" w:themeColor="text2" w:themeTint="99"/>
+          <w:lang w:val="en-US" w:eastAsia="zh-CN"/>
+          <w14:textFill>
+            <w14:solidFill>
+              <w14:schemeClr w14:val="tx2">
+                <w14:lumMod w14:val="60000"/>
+                <w14:lumOff w14:val="40000"/>
+              </w14:schemeClr>
+            </w14:solidFill>
+          </w14:textFill>
+        </w:rPr>
+        <w:t>标量字段</w:t>
+      </w:r>
+      <w:r>
+        <w:rPr>
+          <w:rFonts w:hint="eastAsia"/>
+          <w:lang w:val="en-US" w:eastAsia="zh-CN"/>
+        </w:rPr>
+        <w:t>，用flat暴力检索1000条查询向量算topk，存为基准结果，后续召回率和这个对比</w:t>
+      </w:r>
+    </w:p>
+    <w:p>
+      <w:pPr>
         <w:pStyle w:val="16"/>
         <w:widowControl/>
         <w:numPr>
+          <w:ilvl w:val="0"/>
           <w:numId w:val="0"/>
         </w:numPr>
         <w:tabs>
@@ -30444,67 +31656,35 @@
           <w:rFonts w:hint="eastAsia"/>
           <w:lang w:val="en-US" w:eastAsia="zh-CN"/>
         </w:rPr>
-        <w:t>3.      具体流程</w:t>
-      </w:r>
-    </w:p>
-    <w:p>
-      <w:pPr>
-        <w:bidi w:val="0"/>
-        <w:rPr>
-          <w:color w:val="4F81BD" w:themeColor="accent1"/>
-          <w14:textFill>
-            <w14:solidFill>
-              <w14:schemeClr w14:val="accent1"/>
-            </w14:solidFill>
-          </w14:textFill>
-        </w:rPr>
-      </w:pPr>
-      <w:r>
-        <w:rPr>
-          <w:color w:val="4F81BD" w:themeColor="accent1"/>
-          <w14:textFill>
-            <w14:solidFill>
-              <w14:schemeClr w14:val="accent1"/>
-            </w14:solidFill>
-          </w14:textFill>
-        </w:rPr>
-        <w:t>用 JMeter Java API（更集成）JMeter 提供了 Java API，可以在代码里直接构建测试计划并运行</w:t>
-      </w:r>
-    </w:p>
-    <w:p>
-      <w:pPr>
-        <w:bidi w:val="0"/>
-        <w:rPr>
-          <w:rFonts w:hint="eastAsia"/>
-          <w:b/>
-          <w:bCs/>
-          <w:lang w:val="en-US" w:eastAsia="zh-CN"/>
-        </w:rPr>
-      </w:pPr>
-      <w:r>
-        <w:rPr>
-          <w:rFonts w:hint="eastAsia"/>
-          <w:b/>
-          <w:bCs/>
-          <w:lang w:val="en-US" w:eastAsia="zh-CN"/>
-        </w:rPr>
-        <w:t>测试数据准备：</w:t>
-      </w:r>
-    </w:p>
-    <w:p>
-      <w:pPr>
-        <w:bidi w:val="0"/>
-        <w:rPr>
-          <w:rFonts w:hint="default" w:eastAsia="等线"/>
-          <w:lang w:val="en-US" w:eastAsia="zh-CN"/>
-        </w:rPr>
-      </w:pPr>
-      <w:r>
-        <w:rPr>
-          <w:rFonts w:hint="eastAsia"/>
-          <w:lang w:val="en-US" w:eastAsia="zh-CN"/>
-        </w:rPr>
-        <w:t>包括生成或者使用向量数据、标量字段，用flat暴力检索1000条查询向量算topk，存为基准结果，后续召回率和这个对比</w:t>
+        <w:t>进行数据库连接池初始化，单例模式初始化Apache Commons Pool2，最大连接数20，最大空闲连接数5，最小空闲连接2</w:t>
+      </w:r>
+    </w:p>
+    <w:p>
+      <w:pPr>
+        <w:keepNext w:val="0"/>
+        <w:keepLines w:val="0"/>
+        <w:widowControl/>
+        <w:suppressLineNumbers w:val="0"/>
+        <w:jc w:val="left"/>
+        <w:rPr>
+          <w:rFonts w:ascii="宋体" w:hAnsi="宋体" w:eastAsia="宋体" w:cs="宋体"/>
+          <w:color w:val="1F2329"/>
+          <w:kern w:val="0"/>
+          <w:sz w:val="24"/>
+          <w:szCs w:val="24"/>
+          <w:lang w:val="en-US" w:eastAsia="zh-CN" w:bidi="ar"/>
+        </w:rPr>
+      </w:pPr>
+      <w:r>
+        <w:rPr>
+          <w:rFonts w:ascii="宋体" w:hAnsi="宋体" w:eastAsia="宋体" w:cs="宋体"/>
+          <w:color w:val="1F2329"/>
+          <w:kern w:val="0"/>
+          <w:sz w:val="24"/>
+          <w:szCs w:val="24"/>
+          <w:lang w:val="en-US" w:eastAsia="zh-CN" w:bidi="ar"/>
+        </w:rPr>
+        <w:t xml:space="preserve">↓ </w:t>
       </w:r>
     </w:p>
     <w:p>
@@ -30512,6 +31692,7 @@
         <w:pStyle w:val="16"/>
         <w:widowControl/>
         <w:numPr>
+          <w:ilvl w:val="0"/>
           <w:numId w:val="0"/>
         </w:numPr>
         <w:tabs>
@@ -30522,43 +31703,19 @@
         <w:contextualSpacing/>
         <w:rPr>
           <w:rFonts w:hint="eastAsia"/>
+          <w:b/>
+          <w:bCs/>
           <w:lang w:val="en-US" w:eastAsia="zh-CN"/>
         </w:rPr>
       </w:pPr>
       <w:r>
         <w:rPr>
           <w:rFonts w:hint="eastAsia"/>
+          <w:b/>
+          <w:bCs/>
           <w:lang w:val="en-US" w:eastAsia="zh-CN"/>
         </w:rPr>
-        <w:t>进行数据库连接池初始化，单例模式初始化Apache Commons Pool2，最大连接数20，最大空闲连接数5，最小空闲连接2</w:t>
-      </w:r>
-    </w:p>
-    <w:p>
-      <w:pPr>
-        <w:keepNext w:val="0"/>
-        <w:keepLines w:val="0"/>
-        <w:widowControl/>
-        <w:suppressLineNumbers w:val="0"/>
-        <w:jc w:val="left"/>
-        <w:rPr>
-          <w:rFonts w:ascii="宋体" w:hAnsi="宋体" w:eastAsia="宋体" w:cs="宋体"/>
-          <w:color w:val="1F2329"/>
-          <w:kern w:val="0"/>
-          <w:sz w:val="24"/>
-          <w:szCs w:val="24"/>
-          <w:lang w:val="en-US" w:eastAsia="zh-CN" w:bidi="ar"/>
-        </w:rPr>
-      </w:pPr>
-      <w:r>
-        <w:rPr>
-          <w:rFonts w:ascii="宋体" w:hAnsi="宋体" w:eastAsia="宋体" w:cs="宋体"/>
-          <w:color w:val="1F2329"/>
-          <w:kern w:val="0"/>
-          <w:sz w:val="24"/>
-          <w:szCs w:val="24"/>
-          <w:lang w:val="en-US" w:eastAsia="zh-CN" w:bidi="ar"/>
-        </w:rPr>
-        <w:t xml:space="preserve">↓ </w:t>
+        <w:t>参数组合生成：</w:t>
       </w:r>
     </w:p>
     <w:p>
@@ -30566,6 +31723,7 @@
         <w:pStyle w:val="16"/>
         <w:widowControl/>
         <w:numPr>
+          <w:ilvl w:val="0"/>
           <w:numId w:val="0"/>
         </w:numPr>
         <w:tabs>
@@ -30576,19 +31734,15 @@
         <w:contextualSpacing/>
         <w:rPr>
           <w:rFonts w:hint="eastAsia"/>
-          <w:b/>
-          <w:bCs/>
           <w:lang w:val="en-US" w:eastAsia="zh-CN"/>
         </w:rPr>
       </w:pPr>
       <w:r>
         <w:rPr>
           <w:rFonts w:hint="eastAsia"/>
-          <w:b/>
-          <w:bCs/>
           <w:lang w:val="en-US" w:eastAsia="zh-CN"/>
         </w:rPr>
-        <w:t>参数组合生成：</w:t>
+        <w:t>读取YAML配置，做笛卡尔积生成所有测试任务，每一个组合作为一个TestTask对象</w:t>
       </w:r>
     </w:p>
     <w:p>
@@ -30596,6 +31750,7 @@
         <w:pStyle w:val="16"/>
         <w:widowControl/>
         <w:numPr>
+          <w:ilvl w:val="0"/>
           <w:numId w:val="0"/>
         </w:numPr>
         <w:tabs>
@@ -30614,7 +31769,35 @@
           <w:rFonts w:hint="eastAsia"/>
           <w:lang w:val="en-US" w:eastAsia="zh-CN"/>
         </w:rPr>
-        <w:t>读取YAML配置，做笛卡尔积生成所有测试任务，每一个组合作为一个TestTask对象</w:t>
+        <w:t>然后进行任务的去重与排序，建索引只和 `indexType + nlist + 数据量` 有关，相同的只建一次，按 "先建索引、再跑查询" 的依赖关系排序，相同索引的不同 nprobe / 标量 / 选择率 / 并发数任务复用同一个索引，避免重复建</w:t>
+      </w:r>
+    </w:p>
+    <w:p>
+      <w:pPr>
+        <w:keepNext w:val="0"/>
+        <w:keepLines w:val="0"/>
+        <w:widowControl/>
+        <w:suppressLineNumbers w:val="0"/>
+        <w:jc w:val="left"/>
+        <w:rPr>
+          <w:rFonts w:ascii="宋体" w:hAnsi="宋体" w:eastAsia="宋体" w:cs="宋体"/>
+          <w:color w:val="1F2329"/>
+          <w:kern w:val="0"/>
+          <w:sz w:val="24"/>
+          <w:szCs w:val="24"/>
+          <w:lang w:val="en-US" w:eastAsia="zh-CN" w:bidi="ar"/>
+        </w:rPr>
+      </w:pPr>
+      <w:r>
+        <w:rPr>
+          <w:rFonts w:ascii="宋体" w:hAnsi="宋体" w:eastAsia="宋体" w:cs="宋体"/>
+          <w:color w:val="1F2329"/>
+          <w:kern w:val="0"/>
+          <w:sz w:val="24"/>
+          <w:szCs w:val="24"/>
+          <w:lang w:val="en-US" w:eastAsia="zh-CN" w:bidi="ar"/>
+        </w:rPr>
+        <w:t xml:space="preserve">↓ </w:t>
       </w:r>
     </w:p>
     <w:p>
@@ -30622,6 +31805,7 @@
         <w:pStyle w:val="16"/>
         <w:widowControl/>
         <w:numPr>
+          <w:ilvl w:val="0"/>
           <w:numId w:val="0"/>
         </w:numPr>
         <w:tabs>
@@ -30632,43 +31816,37 @@
         <w:contextualSpacing/>
         <w:rPr>
           <w:rFonts w:hint="eastAsia"/>
+          <w:b/>
+          <w:bCs/>
           <w:lang w:val="en-US" w:eastAsia="zh-CN"/>
         </w:rPr>
       </w:pPr>
       <w:r>
         <w:rPr>
+          <w:rFonts w:hint="default"/>
+          <w:b/>
+          <w:bCs/>
+          <w:lang w:val="en-US" w:eastAsia="zh-CN"/>
+        </w:rPr>
+        <w:t>单组合测试执行（核心循环）</w:t>
+      </w:r>
+      <w:r>
+        <w:rPr>
+          <w:rFonts w:hint="default"/>
+          <w:b w:val="0"/>
+          <w:bCs w:val="0"/>
+          <w:lang w:val="en-US" w:eastAsia="zh-CN"/>
+        </w:rPr>
+        <w:t>这是每个 TestTask 的执行流程，3600 个任务依次或并行执行</w:t>
+      </w:r>
+      <w:r>
+        <w:rPr>
           <w:rFonts w:hint="eastAsia"/>
+          <w:b/>
+          <w:bCs/>
           <w:lang w:val="en-US" w:eastAsia="zh-CN"/>
         </w:rPr>
-        <w:t>然后进行任务的去重与排序，建索引只和 `indexType + nlist + 数据量` 有关，相同的只建一次，按 "先建索引、再跑查询" 的依赖关系排序，相同索引的不同 nprobe / 标量 / 选择率 / 并发数任务复用同一个索引，避免重复建</w:t>
-      </w:r>
-    </w:p>
-    <w:p>
-      <w:pPr>
-        <w:keepNext w:val="0"/>
-        <w:keepLines w:val="0"/>
-        <w:widowControl/>
-        <w:suppressLineNumbers w:val="0"/>
-        <w:jc w:val="left"/>
-        <w:rPr>
-          <w:rFonts w:ascii="宋体" w:hAnsi="宋体" w:eastAsia="宋体" w:cs="宋体"/>
-          <w:color w:val="1F2329"/>
-          <w:kern w:val="0"/>
-          <w:sz w:val="24"/>
-          <w:szCs w:val="24"/>
-          <w:lang w:val="en-US" w:eastAsia="zh-CN" w:bidi="ar"/>
-        </w:rPr>
-      </w:pPr>
-      <w:r>
-        <w:rPr>
-          <w:rFonts w:ascii="宋体" w:hAnsi="宋体" w:eastAsia="宋体" w:cs="宋体"/>
-          <w:color w:val="1F2329"/>
-          <w:kern w:val="0"/>
-          <w:sz w:val="24"/>
-          <w:szCs w:val="24"/>
-          <w:lang w:val="en-US" w:eastAsia="zh-CN" w:bidi="ar"/>
-        </w:rPr>
-        <w:t xml:space="preserve">↓ </w:t>
+        <w:t>：</w:t>
       </w:r>
     </w:p>
     <w:p>
@@ -30676,6 +31854,7 @@
         <w:pStyle w:val="16"/>
         <w:widowControl/>
         <w:numPr>
+          <w:ilvl w:val="0"/>
           <w:numId w:val="0"/>
         </w:numPr>
         <w:tabs>
@@ -30686,37 +31865,19 @@
         <w:contextualSpacing/>
         <w:rPr>
           <w:rFonts w:hint="eastAsia"/>
-          <w:b/>
-          <w:bCs/>
-          <w:lang w:val="en-US" w:eastAsia="zh-CN"/>
-        </w:rPr>
-      </w:pPr>
-      <w:r>
-        <w:rPr>
-          <w:rFonts w:hint="default"/>
-          <w:b/>
-          <w:bCs/>
-          <w:lang w:val="en-US" w:eastAsia="zh-CN"/>
-        </w:rPr>
-        <w:t>单组合测试执行（核心循环）</w:t>
-      </w:r>
-      <w:r>
-        <w:rPr>
-          <w:rFonts w:hint="default"/>
           <w:b w:val="0"/>
           <w:bCs w:val="0"/>
           <w:lang w:val="en-US" w:eastAsia="zh-CN"/>
         </w:rPr>
-        <w:t>这是每个 TestTask 的执行流程，3600 个任务依次或并行执行</w:t>
-      </w:r>
+      </w:pPr>
       <w:r>
         <w:rPr>
           <w:rFonts w:hint="eastAsia"/>
-          <w:b/>
-          <w:bCs/>
+          <w:b w:val="0"/>
+          <w:bCs w:val="0"/>
           <w:lang w:val="en-US" w:eastAsia="zh-CN"/>
         </w:rPr>
-        <w:t>：</w:t>
+        <w:t>**这一步用 DBeaver CLI 执行**：Java 代码动态生成 `.sql` 脚本包括建表建索引和插入的SQL，用 `ProcessBuilder` 调用 `dbeaver-cli -f script.sql` 执行：</w:t>
       </w:r>
     </w:p>
     <w:p>
@@ -30724,6 +31885,7 @@
         <w:pStyle w:val="16"/>
         <w:widowControl/>
         <w:numPr>
+          <w:ilvl w:val="0"/>
           <w:numId w:val="0"/>
         </w:numPr>
         <w:tabs>
@@ -30746,7 +31908,35 @@
           <w:bCs w:val="0"/>
           <w:lang w:val="en-US" w:eastAsia="zh-CN"/>
         </w:rPr>
-        <w:t>**这一步用 DBeaver CLI 执行**：Java 代码动态生成 `.sql` 脚本，用 `ProcessBuilder` 调用 `dbeaver-cli -f script.sql` 执行：</w:t>
+        <w:t>1.从连接池借连接；2.清理旧环境，包括table和index；3.建表包括向量字段和各标量字段；4.按照批量insert倒入数据（100万条）；5.建立索引（nlist=1024）并等待索引构建完成，轮询索引状态知道ready；6.连接池归还连接</w:t>
+      </w:r>
+    </w:p>
+    <w:p>
+      <w:pPr>
+        <w:keepNext w:val="0"/>
+        <w:keepLines w:val="0"/>
+        <w:widowControl/>
+        <w:suppressLineNumbers w:val="0"/>
+        <w:jc w:val="left"/>
+        <w:rPr>
+          <w:rFonts w:ascii="宋体" w:hAnsi="宋体" w:eastAsia="宋体" w:cs="宋体"/>
+          <w:color w:val="1F2329"/>
+          <w:kern w:val="0"/>
+          <w:sz w:val="24"/>
+          <w:szCs w:val="24"/>
+          <w:lang w:val="en-US" w:eastAsia="zh-CN" w:bidi="ar"/>
+        </w:rPr>
+      </w:pPr>
+      <w:r>
+        <w:rPr>
+          <w:rFonts w:ascii="宋体" w:hAnsi="宋体" w:eastAsia="宋体" w:cs="宋体"/>
+          <w:color w:val="1F2329"/>
+          <w:kern w:val="0"/>
+          <w:sz w:val="24"/>
+          <w:szCs w:val="24"/>
+          <w:lang w:val="en-US" w:eastAsia="zh-CN" w:bidi="ar"/>
+        </w:rPr>
+        <w:t xml:space="preserve">↓ </w:t>
       </w:r>
     </w:p>
     <w:p>
@@ -30754,6 +31944,7 @@
         <w:pStyle w:val="16"/>
         <w:widowControl/>
         <w:numPr>
+          <w:ilvl w:val="0"/>
           <w:numId w:val="0"/>
         </w:numPr>
         <w:tabs>
@@ -30764,47 +31955,37 @@
         <w:contextualSpacing/>
         <w:rPr>
           <w:rFonts w:hint="eastAsia"/>
+          <w:color w:val="auto"/>
+          <w:lang w:eastAsia="zh-CN"/>
+        </w:rPr>
+      </w:pPr>
+      <w:r>
+        <w:rPr>
+          <w:rFonts w:hint="eastAsia"/>
           <w:b w:val="0"/>
           <w:bCs w:val="0"/>
           <w:lang w:val="en-US" w:eastAsia="zh-CN"/>
         </w:rPr>
-      </w:pPr>
+        <w:t>生成JMeter测试计划，根据当前任务参数动态生成 `.jmx` 文件，执行JMeter压测，</w:t>
+      </w:r>
+      <w:r>
+        <w:rPr>
+          <w:color w:val="4F81BD" w:themeColor="accent1"/>
+          <w14:textFill>
+            <w14:solidFill>
+              <w14:schemeClr w14:val="accent1"/>
+            </w14:solidFill>
+          </w14:textFill>
+        </w:rPr>
+        <w:t>用 JMeter Java API（更集成）JMeter 提供了 Java API，可以在代码里直接构建测试计划并运行</w:t>
+      </w:r>
       <w:r>
         <w:rPr>
           <w:rFonts w:hint="eastAsia"/>
-          <w:b w:val="0"/>
-          <w:bCs w:val="0"/>
-          <w:lang w:val="en-US" w:eastAsia="zh-CN"/>
-        </w:rPr>
-        <w:t>1.从连接池借连接；2.清理旧环境，包括table和index；3.建表包括向量字段和各标量字段；4.按照批量insert倒入数据（100万条）；5.建立索引（nlist=1024）并等待索引构建完成，轮询索引状态知道ready；6.连接池归还连接</w:t>
-      </w:r>
-    </w:p>
-    <w:p>
-      <w:pPr>
-        <w:keepNext w:val="0"/>
-        <w:keepLines w:val="0"/>
-        <w:widowControl/>
-        <w:suppressLineNumbers w:val="0"/>
-        <w:jc w:val="left"/>
-        <w:rPr>
-          <w:rFonts w:ascii="宋体" w:hAnsi="宋体" w:eastAsia="宋体" w:cs="宋体"/>
-          <w:color w:val="1F2329"/>
-          <w:kern w:val="0"/>
-          <w:sz w:val="24"/>
-          <w:szCs w:val="24"/>
-          <w:lang w:val="en-US" w:eastAsia="zh-CN" w:bidi="ar"/>
-        </w:rPr>
-      </w:pPr>
-      <w:r>
-        <w:rPr>
-          <w:rFonts w:ascii="宋体" w:hAnsi="宋体" w:eastAsia="宋体" w:cs="宋体"/>
-          <w:color w:val="1F2329"/>
-          <w:kern w:val="0"/>
-          <w:sz w:val="24"/>
-          <w:szCs w:val="24"/>
-          <w:lang w:val="en-US" w:eastAsia="zh-CN" w:bidi="ar"/>
-        </w:rPr>
-        <w:t xml:space="preserve">↓ </w:t>
+          <w:color w:val="auto"/>
+          <w:lang w:eastAsia="zh-CN"/>
+        </w:rPr>
+        <w:t>，</w:t>
       </w:r>
     </w:p>
     <w:p>
@@ -30812,6 +31993,7 @@
         <w:pStyle w:val="16"/>
         <w:widowControl/>
         <w:numPr>
+          <w:ilvl w:val="0"/>
           <w:numId w:val="0"/>
         </w:numPr>
         <w:tabs>
@@ -30823,36 +32005,24 @@
         <w:rPr>
           <w:rFonts w:hint="eastAsia"/>
           <w:color w:val="auto"/>
-          <w:lang w:eastAsia="zh-CN"/>
-        </w:rPr>
-      </w:pPr>
-      <w:r>
-        <w:rPr>
-          <w:rFonts w:hint="eastAsia"/>
-          <w:b w:val="0"/>
-          <w:bCs w:val="0"/>
           <w:lang w:val="en-US" w:eastAsia="zh-CN"/>
         </w:rPr>
-        <w:t>生成JMeter测试计划，根据当前任务参数动态生成 `.jmx` 文件，执行JMeter压测，</w:t>
-      </w:r>
-      <w:r>
-        <w:rPr>
-          <w:color w:val="4F81BD" w:themeColor="accent1"/>
-          <w14:textFill>
-            <w14:solidFill>
-              <w14:schemeClr w14:val="accent1"/>
-            </w14:solidFill>
-          </w14:textFill>
-        </w:rPr>
-        <w:t>用 JMeter Java API（更集成）JMeter 提供了 Java API，可以在代码里直接构建测试计划并运行</w:t>
-      </w:r>
+      </w:pPr>
       <w:r>
         <w:rPr>
           <w:rFonts w:hint="eastAsia"/>
           <w:color w:val="auto"/>
           <w:lang w:eastAsia="zh-CN"/>
         </w:rPr>
-        <w:t>，</w:t>
+        <w:t>解析 `result.jtl` 文件</w:t>
+      </w:r>
+      <w:r>
+        <w:rPr>
+          <w:rFonts w:hint="eastAsia"/>
+          <w:color w:val="auto"/>
+          <w:lang w:val="en-US" w:eastAsia="zh-CN"/>
+        </w:rPr>
+        <w:t>采集性能指标，进行召回率验证，用当前的索引和之前的group truth（FLAT精确结果）对比，取1000条查询的平均召回率</w:t>
       </w:r>
     </w:p>
     <w:p>
@@ -30860,6 +32030,7 @@
         <w:pStyle w:val="16"/>
         <w:widowControl/>
         <w:numPr>
+          <w:ilvl w:val="0"/>
           <w:numId w:val="0"/>
         </w:numPr>
         <w:tabs>
@@ -30878,17 +32049,9 @@
         <w:rPr>
           <w:rFonts w:hint="eastAsia"/>
           <w:color w:val="auto"/>
-          <w:lang w:eastAsia="zh-CN"/>
-        </w:rPr>
-        <w:t>解析 `result.jtl` 文件</w:t>
-      </w:r>
-      <w:r>
-        <w:rPr>
-          <w:rFonts w:hint="eastAsia"/>
-          <w:color w:val="auto"/>
           <w:lang w:val="en-US" w:eastAsia="zh-CN"/>
         </w:rPr>
-        <w:t>采集性能指标，进行召回率验证，用当前的索引和之前的group truth（FLAT精确结果）对比，取1000条查询的平均召回率</w:t>
+        <w:t>采集资源指标进行结果存储</w:t>
       </w:r>
     </w:p>
     <w:p>
@@ -30896,6 +32059,7 @@
         <w:pStyle w:val="16"/>
         <w:widowControl/>
         <w:numPr>
+          <w:ilvl w:val="0"/>
           <w:numId w:val="0"/>
         </w:numPr>
         <w:tabs>
@@ -30916,7 +32080,35 @@
           <w:color w:val="auto"/>
           <w:lang w:val="en-US" w:eastAsia="zh-CN"/>
         </w:rPr>
-        <w:t>采集资源指标进行结果存储</w:t>
+        <w:t>进行环境清理再跑下一个循环的TestTask</w:t>
+      </w:r>
+    </w:p>
+    <w:p>
+      <w:pPr>
+        <w:keepNext w:val="0"/>
+        <w:keepLines w:val="0"/>
+        <w:widowControl/>
+        <w:suppressLineNumbers w:val="0"/>
+        <w:jc w:val="left"/>
+        <w:rPr>
+          <w:rFonts w:ascii="宋体" w:hAnsi="宋体" w:eastAsia="宋体" w:cs="宋体"/>
+          <w:color w:val="1F2329"/>
+          <w:kern w:val="0"/>
+          <w:sz w:val="24"/>
+          <w:szCs w:val="24"/>
+          <w:lang w:val="en-US" w:eastAsia="zh-CN" w:bidi="ar"/>
+        </w:rPr>
+      </w:pPr>
+      <w:r>
+        <w:rPr>
+          <w:rFonts w:ascii="宋体" w:hAnsi="宋体" w:eastAsia="宋体" w:cs="宋体"/>
+          <w:color w:val="1F2329"/>
+          <w:kern w:val="0"/>
+          <w:sz w:val="24"/>
+          <w:szCs w:val="24"/>
+          <w:lang w:val="en-US" w:eastAsia="zh-CN" w:bidi="ar"/>
+        </w:rPr>
+        <w:t xml:space="preserve">↓ </w:t>
       </w:r>
     </w:p>
     <w:p>
@@ -30924,6 +32116,7 @@
         <w:pStyle w:val="16"/>
         <w:widowControl/>
         <w:numPr>
+          <w:ilvl w:val="0"/>
           <w:numId w:val="0"/>
         </w:numPr>
         <w:tabs>
@@ -30934,6 +32127,8 @@
         <w:contextualSpacing/>
         <w:rPr>
           <w:rFonts w:hint="eastAsia"/>
+          <w:b/>
+          <w:bCs/>
           <w:color w:val="auto"/>
           <w:lang w:val="en-US" w:eastAsia="zh-CN"/>
         </w:rPr>
@@ -30941,38 +32136,12 @@
       <w:r>
         <w:rPr>
           <w:rFonts w:hint="eastAsia"/>
+          <w:b/>
+          <w:bCs/>
           <w:color w:val="auto"/>
           <w:lang w:val="en-US" w:eastAsia="zh-CN"/>
         </w:rPr>
-        <w:t>进行环境清理再跑下一个循环的TestTask</w:t>
-      </w:r>
-    </w:p>
-    <w:p>
-      <w:pPr>
-        <w:keepNext w:val="0"/>
-        <w:keepLines w:val="0"/>
-        <w:widowControl/>
-        <w:suppressLineNumbers w:val="0"/>
-        <w:jc w:val="left"/>
-        <w:rPr>
-          <w:rFonts w:ascii="宋体" w:hAnsi="宋体" w:eastAsia="宋体" w:cs="宋体"/>
-          <w:color w:val="1F2329"/>
-          <w:kern w:val="0"/>
-          <w:sz w:val="24"/>
-          <w:szCs w:val="24"/>
-          <w:lang w:val="en-US" w:eastAsia="zh-CN" w:bidi="ar"/>
-        </w:rPr>
-      </w:pPr>
-      <w:r>
-        <w:rPr>
-          <w:rFonts w:ascii="宋体" w:hAnsi="宋体" w:eastAsia="宋体" w:cs="宋体"/>
-          <w:color w:val="1F2329"/>
-          <w:kern w:val="0"/>
-          <w:sz w:val="24"/>
-          <w:szCs w:val="24"/>
-          <w:lang w:val="en-US" w:eastAsia="zh-CN" w:bidi="ar"/>
-        </w:rPr>
-        <w:t xml:space="preserve">↓ </w:t>
+        <w:t>扩展性设计：</w:t>
       </w:r>
     </w:p>
     <w:p>
@@ -30980,6 +32149,7 @@
         <w:pStyle w:val="16"/>
         <w:widowControl/>
         <w:numPr>
+          <w:ilvl w:val="0"/>
           <w:numId w:val="0"/>
         </w:numPr>
         <w:tabs>
@@ -30990,8 +32160,6 @@
         <w:contextualSpacing/>
         <w:rPr>
           <w:rFonts w:hint="eastAsia"/>
-          <w:b/>
-          <w:bCs/>
           <w:color w:val="auto"/>
           <w:lang w:val="en-US" w:eastAsia="zh-CN"/>
         </w:rPr>
@@ -30999,12 +32167,26 @@
       <w:r>
         <w:rPr>
           <w:rFonts w:hint="eastAsia"/>
-          <w:b/>
-          <w:bCs/>
           <w:color w:val="auto"/>
           <w:lang w:val="en-US" w:eastAsia="zh-CN"/>
         </w:rPr>
-        <w:t>扩展性设计：</w:t>
+        <w:t>新增索引类型：在YAML中的index</w:t>
+      </w:r>
+      <w:r>
+        <w:rPr>
+          <w:rFonts w:hint="default"/>
+          <w:color w:val="auto"/>
+          <w:lang w:val="en-US" w:eastAsia="zh-CN"/>
+        </w:rPr>
+        <w:t>_types</w:t>
+      </w:r>
+      <w:r>
+        <w:rPr>
+          <w:rFonts w:hint="eastAsia"/>
+          <w:color w:val="auto"/>
+          <w:lang w:val="en-US" w:eastAsia="zh-CN"/>
+        </w:rPr>
+        <w:t>中加一项，在索引工厂类中加对应的建索引模版，程序自动加入组合矩阵，这样核心调用不改动代码</w:t>
       </w:r>
     </w:p>
     <w:p>
@@ -31012,6 +32194,7 @@
         <w:pStyle w:val="16"/>
         <w:widowControl/>
         <w:numPr>
+          <w:ilvl w:val="0"/>
           <w:numId w:val="0"/>
         </w:numPr>
         <w:tabs>
@@ -31032,23 +32215,7 @@
           <w:color w:val="auto"/>
           <w:lang w:val="en-US" w:eastAsia="zh-CN"/>
         </w:rPr>
-        <w:t>新增索引类型：在YAML中的index</w:t>
-      </w:r>
-      <w:r>
-        <w:rPr>
-          <w:rFonts w:hint="default"/>
-          <w:color w:val="auto"/>
-          <w:lang w:val="en-US" w:eastAsia="zh-CN"/>
-        </w:rPr>
-        <w:t>_types</w:t>
-      </w:r>
-      <w:r>
-        <w:rPr>
-          <w:rFonts w:hint="eastAsia"/>
-          <w:color w:val="auto"/>
-          <w:lang w:val="en-US" w:eastAsia="zh-CN"/>
-        </w:rPr>
-        <w:t>中加一项，在索引工厂类中加对应的建索引模版，程序自动加入组合矩阵，这样核心调用不改动代码</w:t>
+        <w:t>新增标量字段：在 YAML 的 scalar_fields 里加字段定义，建表SQL自动加一列，过滤条件自动生成，不改动核心代码</w:t>
       </w:r>
     </w:p>
     <w:p>
@@ -31056,6 +32223,7 @@
         <w:pStyle w:val="16"/>
         <w:widowControl/>
         <w:numPr>
+          <w:ilvl w:val="0"/>
           <w:numId w:val="0"/>
         </w:numPr>
         <w:tabs>
@@ -31065,66 +32233,39 @@
         <w:spacing w:after="60" w:line="324" w:lineRule="auto"/>
         <w:contextualSpacing/>
         <w:rPr>
+          <w:rFonts w:hint="default"/>
+          <w:color w:val="auto"/>
+          <w:lang w:val="en-US" w:eastAsia="zh-CN"/>
+        </w:rPr>
+      </w:pPr>
+      <w:r>
+        <w:rPr>
           <w:rFonts w:hint="eastAsia"/>
           <w:color w:val="auto"/>
           <w:lang w:val="en-US" w:eastAsia="zh-CN"/>
         </w:rPr>
-      </w:pPr>
+        <w:t>换测试环境：修改</w:t>
+      </w:r>
+      <w:r>
+        <w:rPr>
+          <w:rFonts w:hint="default"/>
+          <w:color w:val="auto"/>
+          <w:lang w:val="en-US" w:eastAsia="zh-CN"/>
+        </w:rPr>
+        <w:t>.</w:t>
+      </w:r>
       <w:r>
         <w:rPr>
           <w:rFonts w:hint="eastAsia"/>
           <w:color w:val="auto"/>
           <w:lang w:val="en-US" w:eastAsia="zh-CN"/>
         </w:rPr>
-        <w:t>新增标量字段：在 YAML 的 scalar_fields 里加字段定义，建表SQL自动加一列，过滤条件自动生成，不改动核心代码</w:t>
-      </w:r>
-    </w:p>
-    <w:p>
-      <w:pPr>
-        <w:pStyle w:val="16"/>
-        <w:widowControl/>
-        <w:numPr>
-          <w:numId w:val="0"/>
-        </w:numPr>
-        <w:tabs>
-          <w:tab w:val="clear" w:pos="485"/>
-        </w:tabs>
-        <w:bidi w:val="0"/>
-        <w:spacing w:after="60" w:line="324" w:lineRule="auto"/>
-        <w:contextualSpacing/>
-        <w:rPr>
-          <w:rFonts w:hint="default"/>
-          <w:color w:val="auto"/>
-          <w:lang w:val="en-US" w:eastAsia="zh-CN"/>
-        </w:rPr>
-      </w:pPr>
-      <w:r>
-        <w:rPr>
-          <w:rFonts w:hint="eastAsia"/>
-          <w:color w:val="auto"/>
-          <w:lang w:val="en-US" w:eastAsia="zh-CN"/>
-        </w:rPr>
-        <w:t>换测试环境：修改</w:t>
-      </w:r>
-      <w:r>
-        <w:rPr>
-          <w:rFonts w:hint="default"/>
-          <w:color w:val="auto"/>
-          <w:lang w:val="en-US" w:eastAsia="zh-CN"/>
-        </w:rPr>
-        <w:t>.</w:t>
-      </w:r>
-      <w:r>
-        <w:rPr>
-          <w:rFonts w:hint="eastAsia"/>
-          <w:color w:val="auto"/>
-          <w:lang w:val="en-US" w:eastAsia="zh-CN"/>
-        </w:rPr>
         <w:t>env里的数据库地址，调整YAML里的并发数/数据量以适配新硬件</w:t>
       </w:r>
     </w:p>
     <w:tbl>
       <w:tblPr>
+        <w:tblStyle w:val="33"/>
         <w:tblW w:w="9411" w:type="dxa"/>
         <w:tblInd w:w="0" w:type="dxa"/>
         <w:tblBorders>
@@ -31135,7 +32276,7 @@
           <w:insideH w:val="none" w:color="auto" w:sz="0" w:space="0"/>
           <w:insideV w:val="none" w:color="auto" w:sz="0" w:space="0"/>
         </w:tblBorders>
-        <w:shd w:val="clear"/>
+        <w:shd w:val="clear" w:color="auto" w:fill="auto"/>
         <w:tblLayout w:type="autofit"/>
         <w:tblCellMar>
           <w:top w:w="15" w:type="dxa"/>
@@ -31149,6 +32290,23 @@
         <w:gridCol w:w="6630"/>
       </w:tblGrid>
       <w:tr>
+        <w:tblPrEx>
+          <w:tblBorders>
+            <w:top w:val="none" w:color="auto" w:sz="0" w:space="0"/>
+            <w:left w:val="none" w:color="auto" w:sz="0" w:space="0"/>
+            <w:bottom w:val="none" w:color="auto" w:sz="0" w:space="0"/>
+            <w:right w:val="none" w:color="auto" w:sz="0" w:space="0"/>
+            <w:insideH w:val="none" w:color="auto" w:sz="0" w:space="0"/>
+            <w:insideV w:val="none" w:color="auto" w:sz="0" w:space="0"/>
+          </w:tblBorders>
+          <w:shd w:val="clear" w:color="auto" w:fill="auto"/>
+          <w:tblCellMar>
+            <w:top w:w="15" w:type="dxa"/>
+            <w:left w:w="15" w:type="dxa"/>
+            <w:bottom w:w="15" w:type="dxa"/>
+            <w:right w:w="15" w:type="dxa"/>
+          </w:tblCellMar>
+        </w:tblPrEx>
         <w:trPr>
           <w:trHeight w:val="272" w:hRule="atLeast"/>
           <w:tblHeader/>
@@ -31162,7 +32320,7 @@
               <w:bottom w:val="single" w:color="CCCCCC" w:sz="8" w:space="0"/>
               <w:right w:val="single" w:color="CCCCCC" w:sz="8" w:space="0"/>
             </w:tcBorders>
-            <w:shd w:val="clear"/>
+            <w:shd w:val="clear" w:color="auto" w:fill="auto"/>
             <w:tcMar>
               <w:top w:w="120" w:type="dxa"/>
               <w:left w:w="120" w:type="dxa"/>
@@ -31194,7 +32352,6 @@
                 <w:kern w:val="0"/>
                 <w:sz w:val="24"/>
                 <w:szCs w:val="24"/>
-                <w:bdr w:val="none" w:color="auto" w:sz="0" w:space="0"/>
                 <w:lang w:val="en-US" w:eastAsia="zh-CN" w:bidi="ar"/>
               </w:rPr>
               <w:t>问题</w:t>
@@ -31210,7 +32367,7 @@
               <w:bottom w:val="single" w:color="CCCCCC" w:sz="8" w:space="0"/>
               <w:right w:val="single" w:color="CCCCCC" w:sz="8" w:space="0"/>
             </w:tcBorders>
-            <w:shd w:val="clear"/>
+            <w:shd w:val="clear" w:color="auto" w:fill="auto"/>
             <w:tcMar>
               <w:top w:w="120" w:type="dxa"/>
               <w:left w:w="120" w:type="dxa"/>
@@ -31242,7 +32399,6 @@
                 <w:kern w:val="0"/>
                 <w:sz w:val="24"/>
                 <w:szCs w:val="24"/>
-                <w:bdr w:val="none" w:color="auto" w:sz="0" w:space="0"/>
                 <w:lang w:val="en-US" w:eastAsia="zh-CN" w:bidi="ar"/>
               </w:rPr>
               <w:t>答案</w:t>
@@ -31251,6 +32407,23 @@
         </w:tc>
       </w:tr>
       <w:tr>
+        <w:tblPrEx>
+          <w:tblBorders>
+            <w:top w:val="none" w:color="auto" w:sz="0" w:space="0"/>
+            <w:left w:val="none" w:color="auto" w:sz="0" w:space="0"/>
+            <w:bottom w:val="none" w:color="auto" w:sz="0" w:space="0"/>
+            <w:right w:val="none" w:color="auto" w:sz="0" w:space="0"/>
+            <w:insideH w:val="none" w:color="auto" w:sz="0" w:space="0"/>
+            <w:insideV w:val="none" w:color="auto" w:sz="0" w:space="0"/>
+          </w:tblBorders>
+          <w:shd w:val="clear" w:color="auto" w:fill="auto"/>
+          <w:tblCellMar>
+            <w:top w:w="15" w:type="dxa"/>
+            <w:left w:w="15" w:type="dxa"/>
+            <w:bottom w:w="15" w:type="dxa"/>
+            <w:right w:w="15" w:type="dxa"/>
+          </w:tblCellMar>
+        </w:tblPrEx>
         <w:tc>
           <w:tcPr>
             <w:tcW w:w="2781" w:type="dxa"/>
@@ -31260,7 +32433,7 @@
               <w:bottom w:val="single" w:color="CCCCCC" w:sz="8" w:space="0"/>
               <w:right w:val="single" w:color="CCCCCC" w:sz="8" w:space="0"/>
             </w:tcBorders>
-            <w:shd w:val="clear"/>
+            <w:shd w:val="clear" w:color="auto" w:fill="auto"/>
             <w:tcMar>
               <w:top w:w="120" w:type="dxa"/>
               <w:left w:w="120" w:type="dxa"/>
@@ -31286,7 +32459,6 @@
                 <w:kern w:val="0"/>
                 <w:sz w:val="24"/>
                 <w:szCs w:val="24"/>
-                <w:bdr w:val="none" w:color="auto" w:sz="0" w:space="0"/>
                 <w:lang w:val="en-US" w:eastAsia="zh-CN" w:bidi="ar"/>
               </w:rPr>
               <w:t>1000 条是什么</w:t>
@@ -31302,7 +32474,7 @@
               <w:bottom w:val="single" w:color="CCCCCC" w:sz="8" w:space="0"/>
               <w:right w:val="single" w:color="CCCCCC" w:sz="8" w:space="0"/>
             </w:tcBorders>
-            <w:shd w:val="clear"/>
+            <w:shd w:val="clear" w:color="auto" w:fill="auto"/>
             <w:tcMar>
               <w:top w:w="120" w:type="dxa"/>
               <w:left w:w="120" w:type="dxa"/>
@@ -31328,7 +32500,6 @@
                 <w:kern w:val="0"/>
                 <w:sz w:val="24"/>
                 <w:szCs w:val="24"/>
-                <w:bdr w:val="none" w:color="auto" w:sz="0" w:space="0"/>
                 <w:lang w:val="en-US" w:eastAsia="zh-CN" w:bidi="ar"/>
               </w:rPr>
               <w:t>从 100 万条底库中随机抽出的</w:t>
@@ -31341,7 +32512,6 @@
                 <w:kern w:val="0"/>
                 <w:sz w:val="24"/>
                 <w:szCs w:val="24"/>
-                <w:bdr w:val="none" w:color="auto" w:sz="0" w:space="0"/>
                 <w:lang w:val="en-US" w:eastAsia="zh-CN" w:bidi="ar"/>
               </w:rPr>
               <w:t>查询向量</w:t>
@@ -31353,7 +32523,6 @@
                 <w:kern w:val="0"/>
                 <w:sz w:val="24"/>
                 <w:szCs w:val="24"/>
-                <w:bdr w:val="none" w:color="auto" w:sz="0" w:space="0"/>
                 <w:lang w:val="en-US" w:eastAsia="zh-CN" w:bidi="ar"/>
               </w:rPr>
               <w:t>，用来发查询请求</w:t>
@@ -31362,6 +32531,23 @@
         </w:tc>
       </w:tr>
       <w:tr>
+        <w:tblPrEx>
+          <w:tblBorders>
+            <w:top w:val="none" w:color="auto" w:sz="0" w:space="0"/>
+            <w:left w:val="none" w:color="auto" w:sz="0" w:space="0"/>
+            <w:bottom w:val="none" w:color="auto" w:sz="0" w:space="0"/>
+            <w:right w:val="none" w:color="auto" w:sz="0" w:space="0"/>
+            <w:insideH w:val="none" w:color="auto" w:sz="0" w:space="0"/>
+            <w:insideV w:val="none" w:color="auto" w:sz="0" w:space="0"/>
+          </w:tblBorders>
+          <w:shd w:val="clear" w:color="auto" w:fill="auto"/>
+          <w:tblCellMar>
+            <w:top w:w="15" w:type="dxa"/>
+            <w:left w:w="15" w:type="dxa"/>
+            <w:bottom w:w="15" w:type="dxa"/>
+            <w:right w:w="15" w:type="dxa"/>
+          </w:tblCellMar>
+        </w:tblPrEx>
         <w:tc>
           <w:tcPr>
             <w:tcW w:w="2781" w:type="dxa"/>
@@ -31371,7 +32557,7 @@
               <w:bottom w:val="single" w:color="CCCCCC" w:sz="8" w:space="0"/>
               <w:right w:val="single" w:color="CCCCCC" w:sz="8" w:space="0"/>
             </w:tcBorders>
-            <w:shd w:val="clear"/>
+            <w:shd w:val="clear" w:color="auto" w:fill="auto"/>
             <w:tcMar>
               <w:top w:w="120" w:type="dxa"/>
               <w:left w:w="120" w:type="dxa"/>
@@ -31397,7 +32583,6 @@
                 <w:kern w:val="0"/>
                 <w:sz w:val="24"/>
                 <w:szCs w:val="24"/>
-                <w:bdr w:val="none" w:color="auto" w:sz="0" w:space="0"/>
                 <w:lang w:val="en-US" w:eastAsia="zh-CN" w:bidi="ar"/>
               </w:rPr>
               <w:t>100 万条是什么</w:t>
@@ -31413,7 +32598,7 @@
               <w:bottom w:val="single" w:color="CCCCCC" w:sz="8" w:space="0"/>
               <w:right w:val="single" w:color="CCCCCC" w:sz="8" w:space="0"/>
             </w:tcBorders>
-            <w:shd w:val="clear"/>
+            <w:shd w:val="clear" w:color="auto" w:fill="auto"/>
             <w:tcMar>
               <w:top w:w="120" w:type="dxa"/>
               <w:left w:w="120" w:type="dxa"/>
@@ -31439,7 +32624,6 @@
                 <w:kern w:val="0"/>
                 <w:sz w:val="24"/>
                 <w:szCs w:val="24"/>
-                <w:bdr w:val="none" w:color="auto" w:sz="0" w:space="0"/>
                 <w:lang w:val="en-US" w:eastAsia="zh-CN" w:bidi="ar"/>
               </w:rPr>
               <w:t>数据库里存储的</w:t>
@@ -31452,7 +32636,6 @@
                 <w:kern w:val="0"/>
                 <w:sz w:val="24"/>
                 <w:szCs w:val="24"/>
-                <w:bdr w:val="none" w:color="auto" w:sz="0" w:space="0"/>
                 <w:lang w:val="en-US" w:eastAsia="zh-CN" w:bidi="ar"/>
               </w:rPr>
               <w:t>底库数据</w:t>
@@ -31464,7 +32647,6 @@
                 <w:kern w:val="0"/>
                 <w:sz w:val="24"/>
                 <w:szCs w:val="24"/>
-                <w:bdr w:val="none" w:color="auto" w:sz="0" w:space="0"/>
                 <w:lang w:val="en-US" w:eastAsia="zh-CN" w:bidi="ar"/>
               </w:rPr>
               <w:t>，被检索的对象</w:t>
@@ -31473,6 +32655,23 @@
         </w:tc>
       </w:tr>
       <w:tr>
+        <w:tblPrEx>
+          <w:tblBorders>
+            <w:top w:val="none" w:color="auto" w:sz="0" w:space="0"/>
+            <w:left w:val="none" w:color="auto" w:sz="0" w:space="0"/>
+            <w:bottom w:val="none" w:color="auto" w:sz="0" w:space="0"/>
+            <w:right w:val="none" w:color="auto" w:sz="0" w:space="0"/>
+            <w:insideH w:val="none" w:color="auto" w:sz="0" w:space="0"/>
+            <w:insideV w:val="none" w:color="auto" w:sz="0" w:space="0"/>
+          </w:tblBorders>
+          <w:shd w:val="clear" w:color="auto" w:fill="auto"/>
+          <w:tblCellMar>
+            <w:top w:w="15" w:type="dxa"/>
+            <w:left w:w="15" w:type="dxa"/>
+            <w:bottom w:w="15" w:type="dxa"/>
+            <w:right w:w="15" w:type="dxa"/>
+          </w:tblCellMar>
+        </w:tblPrEx>
         <w:trPr>
           <w:trHeight w:val="507" w:hRule="atLeast"/>
         </w:trPr>
@@ -31485,7 +32684,7 @@
               <w:bottom w:val="single" w:color="CCCCCC" w:sz="8" w:space="0"/>
               <w:right w:val="single" w:color="CCCCCC" w:sz="8" w:space="0"/>
             </w:tcBorders>
-            <w:shd w:val="clear"/>
+            <w:shd w:val="clear" w:color="auto" w:fill="auto"/>
             <w:tcMar>
               <w:top w:w="120" w:type="dxa"/>
               <w:left w:w="120" w:type="dxa"/>
@@ -31511,7 +32710,6 @@
                 <w:kern w:val="0"/>
                 <w:sz w:val="24"/>
                 <w:szCs w:val="24"/>
-                <w:bdr w:val="none" w:color="auto" w:sz="0" w:space="0"/>
                 <w:lang w:val="en-US" w:eastAsia="zh-CN" w:bidi="ar"/>
               </w:rPr>
               <w:t>召回率怎么算</w:t>
@@ -31527,7 +32725,7 @@
               <w:bottom w:val="single" w:color="CCCCCC" w:sz="8" w:space="0"/>
               <w:right w:val="single" w:color="CCCCCC" w:sz="8" w:space="0"/>
             </w:tcBorders>
-            <w:shd w:val="clear"/>
+            <w:shd w:val="clear" w:color="auto" w:fill="auto"/>
             <w:tcMar>
               <w:top w:w="120" w:type="dxa"/>
               <w:left w:w="120" w:type="dxa"/>
@@ -31553,7 +32751,6 @@
                 <w:kern w:val="0"/>
                 <w:sz w:val="24"/>
                 <w:szCs w:val="24"/>
-                <w:bdr w:val="none" w:color="auto" w:sz="0" w:space="0"/>
                 <w:lang w:val="en-US" w:eastAsia="zh-CN" w:bidi="ar"/>
               </w:rPr>
               <w:t>1000 条查询每条都查 Top10，和 FLAT 暴力检索的标准答案对比，取 1000 条的平均重合率</w:t>
@@ -31562,6 +32759,23 @@
         </w:tc>
       </w:tr>
       <w:tr>
+        <w:tblPrEx>
+          <w:tblBorders>
+            <w:top w:val="none" w:color="auto" w:sz="0" w:space="0"/>
+            <w:left w:val="none" w:color="auto" w:sz="0" w:space="0"/>
+            <w:bottom w:val="none" w:color="auto" w:sz="0" w:space="0"/>
+            <w:right w:val="none" w:color="auto" w:sz="0" w:space="0"/>
+            <w:insideH w:val="none" w:color="auto" w:sz="0" w:space="0"/>
+            <w:insideV w:val="none" w:color="auto" w:sz="0" w:space="0"/>
+          </w:tblBorders>
+          <w:shd w:val="clear" w:color="auto" w:fill="auto"/>
+          <w:tblCellMar>
+            <w:top w:w="15" w:type="dxa"/>
+            <w:left w:w="15" w:type="dxa"/>
+            <w:bottom w:w="15" w:type="dxa"/>
+            <w:right w:w="15" w:type="dxa"/>
+          </w:tblCellMar>
+        </w:tblPrEx>
         <w:trPr>
           <w:trHeight w:val="580" w:hRule="atLeast"/>
         </w:trPr>
@@ -31574,7 +32788,7 @@
               <w:bottom w:val="single" w:color="CCCCCC" w:sz="8" w:space="0"/>
               <w:right w:val="single" w:color="CCCCCC" w:sz="8" w:space="0"/>
             </w:tcBorders>
-            <w:shd w:val="clear"/>
+            <w:shd w:val="clear" w:color="auto" w:fill="auto"/>
             <w:tcMar>
               <w:top w:w="120" w:type="dxa"/>
               <w:left w:w="120" w:type="dxa"/>
@@ -31600,7 +32814,6 @@
                 <w:kern w:val="0"/>
                 <w:sz w:val="24"/>
                 <w:szCs w:val="24"/>
-                <w:bdr w:val="none" w:color="auto" w:sz="0" w:space="0"/>
                 <w:lang w:val="en-US" w:eastAsia="zh-CN" w:bidi="ar"/>
               </w:rPr>
               <w:t>nprobe 怎么选</w:t>
@@ -31616,7 +32829,7 @@
               <w:bottom w:val="single" w:color="CCCCCC" w:sz="8" w:space="0"/>
               <w:right w:val="single" w:color="CCCCCC" w:sz="8" w:space="0"/>
             </w:tcBorders>
-            <w:shd w:val="clear"/>
+            <w:shd w:val="clear" w:color="auto" w:fill="auto"/>
             <w:tcMar>
               <w:top w:w="120" w:type="dxa"/>
               <w:left w:w="120" w:type="dxa"/>
@@ -31642,7 +32855,6 @@
                 <w:kern w:val="0"/>
                 <w:sz w:val="24"/>
                 <w:szCs w:val="24"/>
-                <w:bdr w:val="none" w:color="auto" w:sz="0" w:space="0"/>
                 <w:lang w:val="en-US" w:eastAsia="zh-CN" w:bidi="ar"/>
               </w:rPr>
               <w:t>是测试变量，从 4 到 64 逐个测，看召回率随 nprobe 变化的曲线</w:t>
@@ -31651,6 +32863,23 @@
         </w:tc>
       </w:tr>
       <w:tr>
+        <w:tblPrEx>
+          <w:tblBorders>
+            <w:top w:val="none" w:color="auto" w:sz="0" w:space="0"/>
+            <w:left w:val="none" w:color="auto" w:sz="0" w:space="0"/>
+            <w:bottom w:val="none" w:color="auto" w:sz="0" w:space="0"/>
+            <w:right w:val="none" w:color="auto" w:sz="0" w:space="0"/>
+            <w:insideH w:val="none" w:color="auto" w:sz="0" w:space="0"/>
+            <w:insideV w:val="none" w:color="auto" w:sz="0" w:space="0"/>
+          </w:tblBorders>
+          <w:shd w:val="clear" w:color="auto" w:fill="auto"/>
+          <w:tblCellMar>
+            <w:top w:w="15" w:type="dxa"/>
+            <w:left w:w="15" w:type="dxa"/>
+            <w:bottom w:w="15" w:type="dxa"/>
+            <w:right w:w="15" w:type="dxa"/>
+          </w:tblCellMar>
+        </w:tblPrEx>
         <w:tc>
           <w:tcPr>
             <w:tcW w:w="2781" w:type="dxa"/>
@@ -31660,7 +32889,7 @@
               <w:bottom w:val="single" w:color="CCCCCC" w:sz="8" w:space="0"/>
               <w:right w:val="single" w:color="CCCCCC" w:sz="8" w:space="0"/>
             </w:tcBorders>
-            <w:shd w:val="clear"/>
+            <w:shd w:val="clear" w:color="auto" w:fill="auto"/>
             <w:tcMar>
               <w:top w:w="120" w:type="dxa"/>
               <w:left w:w="120" w:type="dxa"/>
@@ -31686,7 +32915,6 @@
                 <w:kern w:val="0"/>
                 <w:sz w:val="24"/>
                 <w:szCs w:val="24"/>
-                <w:bdr w:val="none" w:color="auto" w:sz="0" w:space="0"/>
                 <w:lang w:val="en-US" w:eastAsia="zh-CN" w:bidi="ar"/>
               </w:rPr>
               <w:t>标量 / 选择率怎么选</w:t>
@@ -31702,7 +32930,7 @@
               <w:bottom w:val="single" w:color="CCCCCC" w:sz="8" w:space="0"/>
               <w:right w:val="single" w:color="CCCCCC" w:sz="8" w:space="0"/>
             </w:tcBorders>
-            <w:shd w:val="clear"/>
+            <w:shd w:val="clear" w:color="auto" w:fill="auto"/>
             <w:tcMar>
               <w:top w:w="120" w:type="dxa"/>
               <w:left w:w="120" w:type="dxa"/>
@@ -31728,7 +32956,6 @@
                 <w:kern w:val="0"/>
                 <w:sz w:val="24"/>
                 <w:szCs w:val="24"/>
-                <w:bdr w:val="none" w:color="auto" w:sz="0" w:space="0"/>
                 <w:lang w:val="en-US" w:eastAsia="zh-CN" w:bidi="ar"/>
               </w:rPr>
               <w:t>按测试矩阵遍历，带过滤时 Ground Truth 也要加同样的 WHERE 条件重新算</w:t>
@@ -31737,6 +32964,23 @@
         </w:tc>
       </w:tr>
       <w:tr>
+        <w:tblPrEx>
+          <w:tblBorders>
+            <w:top w:val="none" w:color="auto" w:sz="0" w:space="0"/>
+            <w:left w:val="none" w:color="auto" w:sz="0" w:space="0"/>
+            <w:bottom w:val="none" w:color="auto" w:sz="0" w:space="0"/>
+            <w:right w:val="none" w:color="auto" w:sz="0" w:space="0"/>
+            <w:insideH w:val="none" w:color="auto" w:sz="0" w:space="0"/>
+            <w:insideV w:val="none" w:color="auto" w:sz="0" w:space="0"/>
+          </w:tblBorders>
+          <w:shd w:val="clear" w:color="auto" w:fill="auto"/>
+          <w:tblCellMar>
+            <w:top w:w="15" w:type="dxa"/>
+            <w:left w:w="15" w:type="dxa"/>
+            <w:bottom w:w="15" w:type="dxa"/>
+            <w:right w:w="15" w:type="dxa"/>
+          </w:tblCellMar>
+        </w:tblPrEx>
         <w:tc>
           <w:tcPr>
             <w:tcW w:w="2781" w:type="dxa"/>
@@ -31746,7 +32990,7 @@
               <w:bottom w:val="single" w:color="CCCCCC" w:sz="8" w:space="0"/>
               <w:right w:val="single" w:color="CCCCCC" w:sz="8" w:space="0"/>
             </w:tcBorders>
-            <w:shd w:val="clear"/>
+            <w:shd w:val="clear" w:color="auto" w:fill="auto"/>
             <w:tcMar>
               <w:top w:w="120" w:type="dxa"/>
               <w:left w:w="120" w:type="dxa"/>
@@ -31772,7 +33016,6 @@
                 <w:kern w:val="0"/>
                 <w:sz w:val="24"/>
                 <w:szCs w:val="24"/>
-                <w:bdr w:val="none" w:color="auto" w:sz="0" w:space="0"/>
                 <w:lang w:val="en-US" w:eastAsia="zh-CN" w:bidi="ar"/>
               </w:rPr>
               <w:t>并发数在哪用</w:t>
@@ -31788,7 +33031,7 @@
               <w:bottom w:val="single" w:color="CCCCCC" w:sz="8" w:space="0"/>
               <w:right w:val="single" w:color="CCCCCC" w:sz="8" w:space="0"/>
             </w:tcBorders>
-            <w:shd w:val="clear"/>
+            <w:shd w:val="clear" w:color="auto" w:fill="auto"/>
             <w:tcMar>
               <w:top w:w="120" w:type="dxa"/>
               <w:left w:w="120" w:type="dxa"/>
@@ -31814,7 +33057,6 @@
                 <w:kern w:val="0"/>
                 <w:sz w:val="24"/>
                 <w:szCs w:val="24"/>
-                <w:bdr w:val="none" w:color="auto" w:sz="0" w:space="0"/>
                 <w:lang w:val="en-US" w:eastAsia="zh-CN" w:bidi="ar"/>
               </w:rPr>
               <w:t>只在 JMeter 性能压测时用，召回率测试是单线程的</w:t>
@@ -31823,6 +33065,23 @@
         </w:tc>
       </w:tr>
       <w:tr>
+        <w:tblPrEx>
+          <w:tblBorders>
+            <w:top w:val="none" w:color="auto" w:sz="0" w:space="0"/>
+            <w:left w:val="none" w:color="auto" w:sz="0" w:space="0"/>
+            <w:bottom w:val="none" w:color="auto" w:sz="0" w:space="0"/>
+            <w:right w:val="none" w:color="auto" w:sz="0" w:space="0"/>
+            <w:insideH w:val="none" w:color="auto" w:sz="0" w:space="0"/>
+            <w:insideV w:val="none" w:color="auto" w:sz="0" w:space="0"/>
+          </w:tblBorders>
+          <w:shd w:val="clear" w:color="auto" w:fill="auto"/>
+          <w:tblCellMar>
+            <w:top w:w="15" w:type="dxa"/>
+            <w:left w:w="15" w:type="dxa"/>
+            <w:bottom w:w="15" w:type="dxa"/>
+            <w:right w:w="15" w:type="dxa"/>
+          </w:tblCellMar>
+        </w:tblPrEx>
         <w:tc>
           <w:tcPr>
             <w:tcW w:w="2781" w:type="dxa"/>
@@ -31832,7 +33091,7 @@
               <w:bottom w:val="single" w:color="CCCCCC" w:sz="8" w:space="0"/>
               <w:right w:val="single" w:color="CCCCCC" w:sz="8" w:space="0"/>
             </w:tcBorders>
-            <w:shd w:val="clear"/>
+            <w:shd w:val="clear" w:color="auto" w:fill="auto"/>
             <w:tcMar>
               <w:top w:w="120" w:type="dxa"/>
               <w:left w:w="120" w:type="dxa"/>
@@ -31858,7 +33117,6 @@
                 <w:kern w:val="0"/>
                 <w:sz w:val="24"/>
                 <w:szCs w:val="24"/>
-                <w:bdr w:val="none" w:color="auto" w:sz="0" w:space="0"/>
                 <w:lang w:val="en-US" w:eastAsia="zh-CN" w:bidi="ar"/>
               </w:rPr>
               <w:t>每个组合都测 1000 条吗</w:t>
@@ -31874,7 +33132,7 @@
               <w:bottom w:val="single" w:color="CCCCCC" w:sz="8" w:space="0"/>
               <w:right w:val="single" w:color="CCCCCC" w:sz="8" w:space="0"/>
             </w:tcBorders>
-            <w:shd w:val="clear"/>
+            <w:shd w:val="clear" w:color="auto" w:fill="auto"/>
             <w:tcMar>
               <w:top w:w="120" w:type="dxa"/>
               <w:left w:w="120" w:type="dxa"/>
@@ -31900,7 +33158,6 @@
                 <w:kern w:val="0"/>
                 <w:sz w:val="24"/>
                 <w:szCs w:val="24"/>
-                <w:bdr w:val="none" w:color="auto" w:sz="0" w:space="0"/>
                 <w:lang w:val="en-US" w:eastAsia="zh-CN" w:bidi="ar"/>
               </w:rPr>
               <w:t>召回率测试是的；性能压测不关心条数，是持续 60 秒发请求</w:t>
@@ -31909,6 +33166,23 @@
         </w:tc>
       </w:tr>
       <w:tr>
+        <w:tblPrEx>
+          <w:tblBorders>
+            <w:top w:val="none" w:color="auto" w:sz="0" w:space="0"/>
+            <w:left w:val="none" w:color="auto" w:sz="0" w:space="0"/>
+            <w:bottom w:val="none" w:color="auto" w:sz="0" w:space="0"/>
+            <w:right w:val="none" w:color="auto" w:sz="0" w:space="0"/>
+            <w:insideH w:val="none" w:color="auto" w:sz="0" w:space="0"/>
+            <w:insideV w:val="none" w:color="auto" w:sz="0" w:space="0"/>
+          </w:tblBorders>
+          <w:shd w:val="clear" w:color="auto" w:fill="auto"/>
+          <w:tblCellMar>
+            <w:top w:w="15" w:type="dxa"/>
+            <w:left w:w="15" w:type="dxa"/>
+            <w:bottom w:w="15" w:type="dxa"/>
+            <w:right w:w="15" w:type="dxa"/>
+          </w:tblCellMar>
+        </w:tblPrEx>
         <w:tc>
           <w:tcPr>
             <w:tcW w:w="2781" w:type="dxa"/>
@@ -31918,7 +33192,7 @@
               <w:bottom w:val="single" w:color="CCCCCC" w:sz="8" w:space="0"/>
               <w:right w:val="single" w:color="CCCCCC" w:sz="8" w:space="0"/>
             </w:tcBorders>
-            <w:shd w:val="clear"/>
+            <w:shd w:val="clear" w:color="auto" w:fill="auto"/>
             <w:tcMar>
               <w:top w:w="120" w:type="dxa"/>
               <w:left w:w="120" w:type="dxa"/>
@@ -31944,7 +33218,6 @@
                 <w:kern w:val="0"/>
                 <w:sz w:val="24"/>
                 <w:szCs w:val="24"/>
-                <w:bdr w:val="none" w:color="auto" w:sz="0" w:space="0"/>
                 <w:lang w:val="en-US" w:eastAsia="zh-CN" w:bidi="ar"/>
               </w:rPr>
               <w:t>数据怎么插入</w:t>
@@ -31960,7 +33233,7 @@
               <w:bottom w:val="single" w:color="CCCCCC" w:sz="8" w:space="0"/>
               <w:right w:val="single" w:color="CCCCCC" w:sz="8" w:space="0"/>
             </w:tcBorders>
-            <w:shd w:val="clear"/>
+            <w:shd w:val="clear" w:color="auto" w:fill="auto"/>
             <w:tcMar>
               <w:top w:w="120" w:type="dxa"/>
               <w:left w:w="120" w:type="dxa"/>
@@ -31986,7 +33259,6 @@
                 <w:kern w:val="0"/>
                 <w:sz w:val="24"/>
                 <w:szCs w:val="24"/>
-                <w:bdr w:val="none" w:color="auto" w:sz="0" w:space="0"/>
                 <w:lang w:val="en-US" w:eastAsia="zh-CN" w:bidi="ar"/>
               </w:rPr>
               <w:t>一次性批量插入 100 万条（每批 1 万），不是插 1000 次</w:t>
@@ -31995,6 +33267,23 @@
         </w:tc>
       </w:tr>
       <w:tr>
+        <w:tblPrEx>
+          <w:tblBorders>
+            <w:top w:val="none" w:color="auto" w:sz="0" w:space="0"/>
+            <w:left w:val="none" w:color="auto" w:sz="0" w:space="0"/>
+            <w:bottom w:val="none" w:color="auto" w:sz="0" w:space="0"/>
+            <w:right w:val="none" w:color="auto" w:sz="0" w:space="0"/>
+            <w:insideH w:val="none" w:color="auto" w:sz="0" w:space="0"/>
+            <w:insideV w:val="none" w:color="auto" w:sz="0" w:space="0"/>
+          </w:tblBorders>
+          <w:shd w:val="clear" w:color="auto" w:fill="auto"/>
+          <w:tblCellMar>
+            <w:top w:w="15" w:type="dxa"/>
+            <w:left w:w="15" w:type="dxa"/>
+            <w:bottom w:w="15" w:type="dxa"/>
+            <w:right w:w="15" w:type="dxa"/>
+          </w:tblCellMar>
+        </w:tblPrEx>
         <w:tc>
           <w:tcPr>
             <w:tcW w:w="2781" w:type="dxa"/>
@@ -32004,7 +33293,7 @@
               <w:bottom w:val="single" w:color="CCCCCC" w:sz="8" w:space="0"/>
               <w:right w:val="single" w:color="CCCCCC" w:sz="8" w:space="0"/>
             </w:tcBorders>
-            <w:shd w:val="clear"/>
+            <w:shd w:val="clear" w:color="auto" w:fill="auto"/>
             <w:tcMar>
               <w:top w:w="120" w:type="dxa"/>
               <w:left w:w="120" w:type="dxa"/>
@@ -32030,7 +33319,6 @@
                 <w:kern w:val="0"/>
                 <w:sz w:val="24"/>
                 <w:szCs w:val="24"/>
-                <w:bdr w:val="none" w:color="auto" w:sz="0" w:space="0"/>
                 <w:lang w:val="en-US" w:eastAsia="zh-CN" w:bidi="ar"/>
               </w:rPr>
               <w:t>Docker 能改硬件吗</w:t>
@@ -32046,7 +33334,7 @@
               <w:bottom w:val="single" w:color="CCCCCC" w:sz="8" w:space="0"/>
               <w:right w:val="single" w:color="CCCCCC" w:sz="8" w:space="0"/>
             </w:tcBorders>
-            <w:shd w:val="clear"/>
+            <w:shd w:val="clear" w:color="auto" w:fill="auto"/>
             <w:tcMar>
               <w:top w:w="120" w:type="dxa"/>
               <w:left w:w="120" w:type="dxa"/>
@@ -32072,7 +33360,6 @@
                 <w:kern w:val="0"/>
                 <w:sz w:val="24"/>
                 <w:szCs w:val="24"/>
-                <w:bdr w:val="none" w:color="auto" w:sz="0" w:space="0"/>
                 <w:lang w:val="en-US" w:eastAsia="zh-CN" w:bidi="ar"/>
               </w:rPr>
               <w:t>能限 CPU / 内存，但磁盘 IO 不如真实机器；项目主要在真实物理机上测</w:t>
@@ -32081,6 +33368,23 @@
         </w:tc>
       </w:tr>
       <w:tr>
+        <w:tblPrEx>
+          <w:tblBorders>
+            <w:top w:val="none" w:color="auto" w:sz="0" w:space="0"/>
+            <w:left w:val="none" w:color="auto" w:sz="0" w:space="0"/>
+            <w:bottom w:val="none" w:color="auto" w:sz="0" w:space="0"/>
+            <w:right w:val="none" w:color="auto" w:sz="0" w:space="0"/>
+            <w:insideH w:val="none" w:color="auto" w:sz="0" w:space="0"/>
+            <w:insideV w:val="none" w:color="auto" w:sz="0" w:space="0"/>
+          </w:tblBorders>
+          <w:shd w:val="clear" w:color="auto" w:fill="auto"/>
+          <w:tblCellMar>
+            <w:top w:w="15" w:type="dxa"/>
+            <w:left w:w="15" w:type="dxa"/>
+            <w:bottom w:w="15" w:type="dxa"/>
+            <w:right w:w="15" w:type="dxa"/>
+          </w:tblCellMar>
+        </w:tblPrEx>
         <w:tc>
           <w:tcPr>
             <w:tcW w:w="2781" w:type="dxa"/>
@@ -32090,7 +33394,7 @@
               <w:bottom w:val="single" w:color="CCCCCC" w:sz="8" w:space="0"/>
               <w:right w:val="single" w:color="CCCCCC" w:sz="8" w:space="0"/>
             </w:tcBorders>
-            <w:shd w:val="clear"/>
+            <w:shd w:val="clear" w:color="auto" w:fill="auto"/>
             <w:tcMar>
               <w:top w:w="120" w:type="dxa"/>
               <w:left w:w="120" w:type="dxa"/>
@@ -32116,7 +33420,6 @@
                 <w:kern w:val="0"/>
                 <w:sz w:val="24"/>
                 <w:szCs w:val="24"/>
-                <w:bdr w:val="none" w:color="auto" w:sz="0" w:space="0"/>
                 <w:lang w:val="en-US" w:eastAsia="zh-CN" w:bidi="ar"/>
               </w:rPr>
               <w:t>基础数据是什么</w:t>
@@ -32132,7 +33435,7 @@
               <w:bottom w:val="single" w:color="CCCCCC" w:sz="8" w:space="0"/>
               <w:right w:val="single" w:color="CCCCCC" w:sz="8" w:space="0"/>
             </w:tcBorders>
-            <w:shd w:val="clear"/>
+            <w:shd w:val="clear" w:color="auto" w:fill="auto"/>
             <w:tcMar>
               <w:top w:w="120" w:type="dxa"/>
               <w:left w:w="120" w:type="dxa"/>
@@ -32158,7 +33461,6 @@
                 <w:kern w:val="0"/>
                 <w:sz w:val="24"/>
                 <w:szCs w:val="24"/>
-                <w:bdr w:val="none" w:color="auto" w:sz="0" w:space="0"/>
                 <w:lang w:val="en-US" w:eastAsia="zh-CN" w:bidi="ar"/>
               </w:rPr>
               <w:t>100 万条带标量字段的向量数据 + 1000 条查询向量 + FLAT 算出的标准答案</w:t>
@@ -32174,24 +33476,178 @@
         <w:numPr>
           <w:numId w:val="0"/>
         </w:numPr>
+        <w:bidi w:val="0"/>
+        <w:spacing w:after="60" w:line="324" w:lineRule="auto"/>
+        <w:ind w:leftChars="0"/>
+        <w:contextualSpacing/>
+        <w:rPr>
+          <w:rFonts w:hint="default"/>
+          <w:color w:val="auto"/>
+          <w:lang w:val="en-US" w:eastAsia="zh-CN"/>
+        </w:rPr>
+      </w:pPr>
+    </w:p>
+    <w:p>
+      <w:pPr>
+        <w:pStyle w:val="4"/>
+        <w:bidi w:val="0"/>
+        <w:rPr>
+          <w:rFonts w:hint="default"/>
+          <w:lang w:val="en-US" w:eastAsia="zh-CN"/>
+        </w:rPr>
+      </w:pPr>
+      <w:r>
+        <w:rPr>
+          <w:rFonts w:hint="eastAsia"/>
+          <w:lang w:val="en-US" w:eastAsia="zh-CN"/>
+        </w:rPr>
+        <w:t>4.封装DBeaver数据库操作逻辑</w:t>
+      </w:r>
+    </w:p>
+    <w:p>
+      <w:pPr>
+        <w:pStyle w:val="16"/>
+        <w:widowControl/>
+        <w:numPr>
+          <w:ilvl w:val="0"/>
+          <w:numId w:val="29"/>
+        </w:numPr>
         <w:tabs>
+          <w:tab w:val="clear" w:pos="312"/>
+          <w:tab w:val="clear" w:pos="360"/>
           <w:tab w:val="clear" w:pos="485"/>
         </w:tabs>
         <w:bidi w:val="0"/>
         <w:spacing w:after="60" w:line="324" w:lineRule="auto"/>
+        <w:ind w:left="278" w:leftChars="0" w:firstLineChars="0"/>
         <w:contextualSpacing/>
         <w:rPr>
+          <w:rFonts w:hint="eastAsia"/>
+          <w:b/>
+          <w:bCs/>
+          <w:lang w:val="en-US" w:eastAsia="zh-CN"/>
+        </w:rPr>
+      </w:pPr>
+      <w:r>
+        <w:rPr>
+          <w:rFonts w:hint="eastAsia"/>
+          <w:b/>
+          <w:bCs/>
+          <w:lang w:val="en-US" w:eastAsia="zh-CN"/>
+        </w:rPr>
+        <w:t>SQL脚本化，在DBeaver里把建表、建索引、查数据清理数据的SQL写好，保存成一个个.sql脚本文件</w:t>
+      </w:r>
+    </w:p>
+    <w:p>
+      <w:pPr>
+        <w:pStyle w:val="16"/>
+        <w:widowControl/>
+        <w:numPr>
+          <w:ilvl w:val="0"/>
+          <w:numId w:val="30"/>
+        </w:numPr>
+        <w:tabs>
+          <w:tab w:val="clear" w:pos="312"/>
+          <w:tab w:val="clear" w:pos="360"/>
+          <w:tab w:val="clear" w:pos="485"/>
+        </w:tabs>
+        <w:bidi w:val="0"/>
+        <w:spacing w:after="60" w:line="324" w:lineRule="auto"/>
+        <w:ind w:left="278" w:leftChars="0" w:firstLineChars="0"/>
+        <w:contextualSpacing/>
+        <w:rPr>
+          <w:rFonts w:hint="eastAsia"/>
+          <w:b/>
+          <w:bCs/>
+          <w:lang w:val="en-US" w:eastAsia="zh-CN"/>
+        </w:rPr>
+      </w:pPr>
+      <w:r>
+        <w:rPr>
+          <w:rFonts w:hint="eastAsia"/>
+          <w:b/>
+          <w:bCs/>
+          <w:lang w:val="en-US" w:eastAsia="zh-CN"/>
+        </w:rPr>
+        <w:t>Java命令行调用，用ProcessBuilder起一个进程，执行：dbeaver-cli -con "连接名" -f create_index.sql （这是建索引的命令操作）</w:t>
+      </w:r>
+    </w:p>
+    <w:p>
+      <w:pPr>
+        <w:pStyle w:val="16"/>
+        <w:widowControl/>
+        <w:numPr>
+          <w:ilvl w:val="0"/>
+          <w:numId w:val="30"/>
+        </w:numPr>
+        <w:tabs>
+          <w:tab w:val="clear" w:pos="312"/>
+          <w:tab w:val="clear" w:pos="360"/>
+          <w:tab w:val="clear" w:pos="485"/>
+        </w:tabs>
+        <w:bidi w:val="0"/>
+        <w:spacing w:after="60" w:line="324" w:lineRule="auto"/>
+        <w:ind w:left="278" w:leftChars="0" w:firstLineChars="0"/>
+        <w:contextualSpacing/>
+        <w:rPr>
           <w:rFonts w:hint="default"/>
-          <w:color w:val="auto"/>
+          <w:b/>
+          <w:bCs/>
           <w:lang w:val="en-US" w:eastAsia="zh-CN"/>
         </w:rPr>
       </w:pPr>
+      <w:r>
+        <w:rPr>
+          <w:rFonts w:hint="eastAsia"/>
+          <w:b/>
+          <w:bCs/>
+          <w:lang w:val="en-US" w:eastAsia="zh-CN"/>
+        </w:rPr>
+        <w:t>封装成统一的方法，包一层工具类，对外暴露调用的方法，上层不关心DBeaver调用和参数拼接</w:t>
+      </w:r>
     </w:p>
     <w:p>
       <w:pPr>
         <w:pStyle w:val="16"/>
         <w:widowControl/>
         <w:numPr>
+          <w:ilvl w:val="0"/>
+          <w:numId w:val="30"/>
+        </w:numPr>
+        <w:tabs>
+          <w:tab w:val="clear" w:pos="312"/>
+          <w:tab w:val="clear" w:pos="360"/>
+          <w:tab w:val="clear" w:pos="485"/>
+        </w:tabs>
+        <w:bidi w:val="0"/>
+        <w:spacing w:after="60" w:line="324" w:lineRule="auto"/>
+        <w:ind w:left="278" w:leftChars="0" w:firstLineChars="0"/>
+        <w:contextualSpacing/>
+        <w:rPr>
+          <w:rFonts w:hint="default"/>
+          <w:b/>
+          <w:bCs/>
+          <w:lang w:val="en-US" w:eastAsia="zh-CN"/>
+        </w:rPr>
+      </w:pPr>
+      <w:r>
+        <w:rPr>
+          <w:rFonts w:hint="default"/>
+          <w:b/>
+          <w:bCs/>
+          <w:lang w:val="en-US" w:eastAsia="zh-CN"/>
+        </w:rPr>
+        <w:t>每个测试用例跑完调 cleanup()，清掉残留数据，保证下一轮环境干净</w:t>
+      </w:r>
+      <w:bookmarkStart w:id="12" w:name="_GoBack"/>
+      <w:bookmarkEnd w:id="12"/>
+    </w:p>
+    <w:p>
+      <w:pPr>
+        <w:pStyle w:val="16"/>
+        <w:widowControl/>
+        <w:numPr>
+          <w:ilvl w:val="0"/>
           <w:numId w:val="0"/>
         </w:numPr>
         <w:tabs>
@@ -32201,9 +33657,7 @@
         <w:spacing w:after="60" w:line="324" w:lineRule="auto"/>
         <w:contextualSpacing/>
         <w:rPr>
-          <w:rFonts w:hint="eastAsia"/>
-          <w:b/>
-          <w:bCs/>
+          <w:rFonts w:hint="default"/>
           <w:lang w:val="en-US" w:eastAsia="zh-CN"/>
         </w:rPr>
       </w:pPr>
@@ -32213,7 +33667,8 @@
         <w:pStyle w:val="16"/>
         <w:widowControl/>
         <w:numPr>
-          <w:numId w:val="0"/>
+          <w:ilvl w:val="0"/>
+          <w:numId w:val="31"/>
         </w:numPr>
         <w:tabs>
           <w:tab w:val="clear" w:pos="485"/>
@@ -32222,31 +33677,157 @@
         <w:spacing w:after="60" w:line="324" w:lineRule="auto"/>
         <w:contextualSpacing/>
         <w:rPr>
-          <w:rFonts w:hint="default"/>
+          <w:rFonts w:hint="eastAsia"/>
           <w:lang w:val="en-US" w:eastAsia="zh-CN"/>
         </w:rPr>
       </w:pPr>
+      <w:r>
+        <w:rPr>
+          <w:rFonts w:hint="eastAsia"/>
+          <w:lang w:val="en-US" w:eastAsia="zh-CN"/>
+        </w:rPr>
+        <w:t>这里用yaml进行配置，那意思是前端用户进行选型，然后通过接口参数把相关参数调到yaml配置里面，再由程序从yaml中读取相关配置，是这样的吗</w:t>
+      </w:r>
     </w:p>
     <w:p>
       <w:pPr>
         <w:pStyle w:val="16"/>
         <w:widowControl/>
         <w:numPr>
-          <w:numId w:val="0"/>
+          <w:ilvl w:val="0"/>
+          <w:numId w:val="31"/>
         </w:numPr>
         <w:tabs>
           <w:tab w:val="clear" w:pos="485"/>
         </w:tabs>
         <w:bidi w:val="0"/>
         <w:spacing w:after="60" w:line="324" w:lineRule="auto"/>
+        <w:ind w:left="360" w:leftChars="0" w:hanging="278" w:firstLineChars="0"/>
+        <w:contextualSpacing/>
+        <w:rPr>
+          <w:rFonts w:hint="eastAsia"/>
+          <w:lang w:val="en-US" w:eastAsia="zh-CN"/>
+        </w:rPr>
+      </w:pPr>
+      <w:r>
+        <w:rPr>
+          <w:rFonts w:hint="eastAsia"/>
+          <w:lang w:val="en-US" w:eastAsia="zh-CN"/>
+        </w:rPr>
+        <w:t>后续意思是先生成向量数据，那么生成向量数据是在所有操作之前吗，意思是用户先进性选型，选型完之后参数同步到yaml文件中，然后生成相关配置的一个数据集，约100万条向量数据，录入表中，然后再随机选中1000条数据作为测试向量（这里的1000条和100万条的数据格式是一样的吗，，是什么形式的格式，还是说都是只有向量，维度，nlist的参数，后面标量，选择率是查询部分的内容），用flat进行召回测试，将结果作为一个标准（这里的结果标准是具体指什么，单单是一个召回率吗，那这里不是%100，由测得必要吗），然后每个testtask什么意思，意思是总的数据都市一致的，只是索引的格式和参数不一致，导致检索结果不一样，过滤条件里面也不一样；</w:t>
+      </w:r>
+    </w:p>
+    <w:p>
+      <w:pPr>
+        <w:pStyle w:val="16"/>
+        <w:widowControl/>
+        <w:numPr>
+          <w:ilvl w:val="0"/>
+          <w:numId w:val="31"/>
+        </w:numPr>
+        <w:tabs>
+          <w:tab w:val="clear" w:pos="485"/>
+        </w:tabs>
+        <w:bidi w:val="0"/>
+        <w:spacing w:after="60" w:line="324" w:lineRule="auto"/>
+        <w:ind w:left="360" w:leftChars="0" w:hanging="278" w:firstLineChars="0"/>
+        <w:contextualSpacing/>
+        <w:rPr>
+          <w:rFonts w:hint="eastAsia"/>
+          <w:lang w:val="en-US" w:eastAsia="zh-CN"/>
+        </w:rPr>
+      </w:pPr>
+      <w:r>
+        <w:rPr>
+          <w:rFonts w:hint="eastAsia"/>
+          <w:lang w:val="en-US" w:eastAsia="zh-CN"/>
+        </w:rPr>
+        <w:t>还有用户每次选型都要构建一次100万条基础数据吗，感觉不是很有必要啊，因为我的理解是一次选型可能产生多个结果，有一个笛卡尔积的矩阵，，那意思是用户针对当前的索引的标量过滤查询性能测试，那用户选择的参数具体有什么，请详细回答；</w:t>
+      </w:r>
+    </w:p>
+    <w:p>
+      <w:pPr>
+        <w:pStyle w:val="16"/>
+        <w:widowControl/>
+        <w:numPr>
+          <w:ilvl w:val="0"/>
+          <w:numId w:val="31"/>
+        </w:numPr>
+        <w:tabs>
+          <w:tab w:val="clear" w:pos="485"/>
+        </w:tabs>
+        <w:bidi w:val="0"/>
+        <w:spacing w:after="60" w:line="324" w:lineRule="auto"/>
+        <w:ind w:left="360" w:leftChars="0" w:hanging="278" w:firstLineChars="0"/>
+        <w:contextualSpacing/>
+        <w:rPr>
+          <w:rFonts w:hint="eastAsia"/>
+          <w:lang w:val="en-US" w:eastAsia="zh-CN"/>
+        </w:rPr>
+      </w:pPr>
+      <w:r>
+        <w:rPr>
+          <w:rFonts w:hint="eastAsia"/>
+          <w:lang w:val="en-US" w:eastAsia="zh-CN"/>
+        </w:rPr>
+        <w:t>然后生成测试数据和数据集之后，用dbeaver cli 形式传入到白鹭数据库中，每个数据库用连接池进行服用，是为了同时有多个人进行测试和操作吗，然后这里只是为了测试向量的标量过滤查询效率是吗，并没有检查数据库的性能方面，然后随机抽1000条数据进行向量检索的测试，也就是说所有的数据集都可以一致，只要向量类型不一致测试检索和标量过滤效果即可，那你每次清理表格干什么，不是只需要清理索引数据就可以，向量数据等的就已开始在系统测提供向量数据即可（从数据库中取得），然后根据所选择的索引为每一向量数据构建索引，我理解的正确吗</w:t>
+      </w:r>
+    </w:p>
+    <w:p>
+      <w:pPr>
+        <w:pStyle w:val="16"/>
+        <w:widowControl/>
+        <w:numPr>
+          <w:ilvl w:val="0"/>
+          <w:numId w:val="31"/>
+        </w:numPr>
+        <w:tabs>
+          <w:tab w:val="clear" w:pos="485"/>
+        </w:tabs>
+        <w:bidi w:val="0"/>
+        <w:spacing w:after="60" w:line="324" w:lineRule="auto"/>
+        <w:ind w:left="360" w:leftChars="0" w:hanging="278" w:firstLineChars="0"/>
         <w:contextualSpacing/>
         <w:rPr>
           <w:rFonts w:hint="default"/>
           <w:lang w:val="en-US" w:eastAsia="zh-CN"/>
         </w:rPr>
       </w:pPr>
-      <w:bookmarkStart w:id="12" w:name="_GoBack"/>
-      <w:bookmarkEnd w:id="12"/>
+      <w:r>
+        <w:rPr>
+          <w:rFonts w:hint="eastAsia"/>
+          <w:lang w:val="en-US" w:eastAsia="zh-CN"/>
+        </w:rPr>
+        <w:t>并发这一块得话，就是指用多线程往向量数据库中插入数据，主要是在数据库性能验证这一块对吗，后续的索引标量过滤查询验证只需要用原有的数据集即可，不需要多线程插入，但是可以用jmeter模拟高并发查询，差随机选出来的1000条数据；</w:t>
+      </w:r>
+    </w:p>
+    <w:p>
+      <w:pPr>
+        <w:pStyle w:val="16"/>
+        <w:widowControl/>
+        <w:numPr>
+          <w:ilvl w:val="0"/>
+          <w:numId w:val="31"/>
+        </w:numPr>
+        <w:tabs>
+          <w:tab w:val="clear" w:pos="485"/>
+        </w:tabs>
+        <w:bidi w:val="0"/>
+        <w:spacing w:after="60" w:line="324" w:lineRule="auto"/>
+        <w:ind w:left="360" w:leftChars="0" w:hanging="278" w:firstLineChars="0"/>
+        <w:contextualSpacing/>
+        <w:rPr>
+          <w:rFonts w:hint="default"/>
+          <w:lang w:val="en-US" w:eastAsia="zh-CN"/>
+        </w:rPr>
+      </w:pPr>
+      <w:r>
+        <w:rPr>
+          <w:rFonts w:hint="eastAsia"/>
+          <w:lang w:val="en-US" w:eastAsia="zh-CN"/>
+        </w:rPr>
+        <w:t>我理解是这个平台有两个功能，一个是数据库在多硬件环境下性能测试，另一个是数据库索引在标量过滤查询效率验证，这两个不互通，第一个是多线程高并发写入数据为主，第二个是用户进行参数选择然后索引检索，是不关联的，所以第二个功能的100万条向量数据也和第一个没有关系是吗</w:t>
+      </w:r>
     </w:p>
     <w:sectPr>
       <w:footerReference r:id="rId5" w:type="default"/>
@@ -32323,6 +33904,23 @@
 <file path=word/numbering.xml><?xml version="1.0" encoding="utf-8"?>
 <w:numbering xmlns:wpc="http://schemas.microsoft.com/office/word/2010/wordprocessingCanvas" xmlns:mc="http://schemas.openxmlformats.org/markup-compatibility/2006" xmlns:o="urn:schemas-microsoft-com:office:office" xmlns:r="http://schemas.openxmlformats.org/officeDocument/2006/relationships" xmlns:m="http://schemas.openxmlformats.org/officeDocument/2006/math" xmlns:v="urn:schemas-microsoft-com:vml" xmlns:wp14="http://schemas.microsoft.com/office/word/2010/wordprocessingDrawing" xmlns:wp="http://schemas.openxmlformats.org/drawingml/2006/wordprocessingDrawing" xmlns:w10="urn:schemas-microsoft-com:office:word" xmlns:w="http://schemas.openxmlformats.org/wordprocessingml/2006/main" xmlns:w14="http://schemas.microsoft.com/office/word/2010/wordml" xmlns:wpg="http://schemas.microsoft.com/office/word/2010/wordprocessingGroup" xmlns:wpi="http://schemas.microsoft.com/office/word/2010/wordprocessingInk" xmlns:wne="http://schemas.microsoft.com/office/word/2006/wordml" xmlns:wps="http://schemas.microsoft.com/office/word/2010/wordprocessingShape" xmlns:wpsCustomData="http://www.wps.cn/officeDocument/2013/wpsCustomData" mc:Ignorable="w14 wp14">
   <w:abstractNum w:abstractNumId="0">
+    <w:nsid w:val="C066D821"/>
+    <w:multiLevelType w:val="singleLevel"/>
+    <w:tmpl w:val="C066D821"/>
+    <w:lvl w:ilvl="0" w:tentative="0">
+      <w:start w:val="2"/>
+      <w:numFmt w:val="decimal"/>
+      <w:lvlText w:val="%1."/>
+      <w:lvlJc w:val="left"/>
+      <w:pPr>
+        <w:tabs>
+          <w:tab w:val="left" w:pos="312"/>
+        </w:tabs>
+        <w:ind w:left="196"/>
+      </w:pPr>
+    </w:lvl>
+  </w:abstractNum>
+  <w:abstractNum w:abstractNumId="1">
     <w:nsid w:val="FFFFFF7E"/>
     <w:multiLevelType w:val="singleLevel"/>
     <w:tmpl w:val="FFFFFF7E"/>
@@ -32340,7 +33938,7 @@
       </w:pPr>
     </w:lvl>
   </w:abstractNum>
-  <w:abstractNum w:abstractNumId="1">
+  <w:abstractNum w:abstractNumId="2">
     <w:nsid w:val="FFFFFF7F"/>
     <w:multiLevelType w:val="singleLevel"/>
     <w:tmpl w:val="FFFFFF7F"/>
@@ -32358,7 +33956,7 @@
       </w:pPr>
     </w:lvl>
   </w:abstractNum>
-  <w:abstractNum w:abstractNumId="2">
+  <w:abstractNum w:abstractNumId="3">
     <w:nsid w:val="FFFFFF82"/>
     <w:multiLevelType w:val="singleLevel"/>
     <w:tmpl w:val="FFFFFF82"/>
@@ -32379,7 +33977,7 @@
       </w:rPr>
     </w:lvl>
   </w:abstractNum>
-  <w:abstractNum w:abstractNumId="3">
+  <w:abstractNum w:abstractNumId="4">
     <w:nsid w:val="FFFFFF83"/>
     <w:multiLevelType w:val="singleLevel"/>
     <w:tmpl w:val="FFFFFF83"/>
@@ -32400,7 +33998,7 @@
       </w:rPr>
     </w:lvl>
   </w:abstractNum>
-  <w:abstractNum w:abstractNumId="4">
+  <w:abstractNum w:abstractNumId="5">
     <w:nsid w:val="FFFFFF88"/>
     <w:multiLevelType w:val="singleLevel"/>
     <w:tmpl w:val="FFFFFF88"/>
@@ -32418,7 +34016,24 @@
       </w:pPr>
     </w:lvl>
   </w:abstractNum>
-  <w:abstractNum w:abstractNumId="5">
+  <w:abstractNum w:abstractNumId="6">
+    <w:nsid w:val="01547621"/>
+    <w:multiLevelType w:val="singleLevel"/>
+    <w:tmpl w:val="01547621"/>
+    <w:lvl w:ilvl="0" w:tentative="0">
+      <w:start w:val="2"/>
+      <w:numFmt w:val="decimal"/>
+      <w:lvlText w:val="%1."/>
+      <w:lvlJc w:val="left"/>
+      <w:pPr>
+        <w:tabs>
+          <w:tab w:val="left" w:pos="312"/>
+        </w:tabs>
+        <w:ind w:left="196"/>
+      </w:pPr>
+    </w:lvl>
+  </w:abstractNum>
+  <w:abstractNum w:abstractNumId="7">
     <w:nsid w:val="4F6AC1A1"/>
     <w:multiLevelType w:val="singleLevel"/>
     <w:tmpl w:val="4F6AC1A1"/>
@@ -32439,155 +34054,176 @@
       </w:rPr>
     </w:lvl>
   </w:abstractNum>
+  <w:abstractNum w:abstractNumId="8">
+    <w:nsid w:val="6C5529AF"/>
+    <w:multiLevelType w:val="singleLevel"/>
+    <w:tmpl w:val="6C5529AF"/>
+    <w:lvl w:ilvl="0" w:tentative="0">
+      <w:start w:val="1"/>
+      <w:numFmt w:val="decimal"/>
+      <w:suff w:val="space"/>
+      <w:lvlText w:val="%1."/>
+      <w:lvlJc w:val="left"/>
+    </w:lvl>
+  </w:abstractNum>
   <w:num w:numId="1">
+    <w:abstractNumId w:val="2"/>
+  </w:num>
+  <w:num w:numId="2">
+    <w:abstractNumId w:val="5"/>
+  </w:num>
+  <w:num w:numId="3">
+    <w:abstractNumId w:val="7"/>
+  </w:num>
+  <w:num w:numId="4">
+    <w:abstractNumId w:val="3"/>
+  </w:num>
+  <w:num w:numId="5">
     <w:abstractNumId w:val="1"/>
   </w:num>
-  <w:num w:numId="2">
+  <w:num w:numId="6">
     <w:abstractNumId w:val="4"/>
   </w:num>
-  <w:num w:numId="3">
+  <w:num w:numId="7">
     <w:abstractNumId w:val="5"/>
-  </w:num>
-  <w:num w:numId="4">
-    <w:abstractNumId w:val="2"/>
-  </w:num>
-  <w:num w:numId="5">
-    <w:abstractNumId w:val="0"/>
-  </w:num>
-  <w:num w:numId="6">
-    <w:abstractNumId w:val="3"/>
-  </w:num>
-  <w:num w:numId="7">
-    <w:abstractNumId w:val="4"/>
     <w:lvlOverride w:ilvl="0">
       <w:startOverride w:val="1"/>
     </w:lvlOverride>
   </w:num>
   <w:num w:numId="8">
-    <w:abstractNumId w:val="4"/>
+    <w:abstractNumId w:val="5"/>
     <w:lvlOverride w:ilvl="0">
       <w:startOverride w:val="1"/>
     </w:lvlOverride>
   </w:num>
   <w:num w:numId="9">
-    <w:abstractNumId w:val="4"/>
+    <w:abstractNumId w:val="5"/>
     <w:lvlOverride w:ilvl="0">
       <w:startOverride w:val="1"/>
     </w:lvlOverride>
   </w:num>
   <w:num w:numId="10">
-    <w:abstractNumId w:val="4"/>
+    <w:abstractNumId w:val="5"/>
     <w:lvlOverride w:ilvl="0">
       <w:startOverride w:val="1"/>
     </w:lvlOverride>
   </w:num>
   <w:num w:numId="11">
-    <w:abstractNumId w:val="4"/>
+    <w:abstractNumId w:val="5"/>
     <w:lvlOverride w:ilvl="0">
       <w:startOverride w:val="1"/>
     </w:lvlOverride>
   </w:num>
   <w:num w:numId="12">
-    <w:abstractNumId w:val="4"/>
+    <w:abstractNumId w:val="5"/>
     <w:lvlOverride w:ilvl="0">
       <w:startOverride w:val="1"/>
     </w:lvlOverride>
   </w:num>
   <w:num w:numId="13">
-    <w:abstractNumId w:val="4"/>
+    <w:abstractNumId w:val="5"/>
     <w:lvlOverride w:ilvl="0">
       <w:startOverride w:val="1"/>
     </w:lvlOverride>
   </w:num>
   <w:num w:numId="14">
-    <w:abstractNumId w:val="4"/>
+    <w:abstractNumId w:val="5"/>
     <w:lvlOverride w:ilvl="0">
       <w:startOverride w:val="1"/>
     </w:lvlOverride>
   </w:num>
   <w:num w:numId="15">
-    <w:abstractNumId w:val="4"/>
+    <w:abstractNumId w:val="5"/>
     <w:lvlOverride w:ilvl="0">
       <w:startOverride w:val="1"/>
     </w:lvlOverride>
   </w:num>
   <w:num w:numId="16">
-    <w:abstractNumId w:val="4"/>
+    <w:abstractNumId w:val="5"/>
     <w:lvlOverride w:ilvl="0">
       <w:startOverride w:val="1"/>
     </w:lvlOverride>
   </w:num>
   <w:num w:numId="17">
-    <w:abstractNumId w:val="4"/>
+    <w:abstractNumId w:val="5"/>
     <w:lvlOverride w:ilvl="0">
       <w:startOverride w:val="1"/>
     </w:lvlOverride>
   </w:num>
   <w:num w:numId="18">
-    <w:abstractNumId w:val="4"/>
+    <w:abstractNumId w:val="5"/>
     <w:lvlOverride w:ilvl="0">
       <w:startOverride w:val="1"/>
     </w:lvlOverride>
   </w:num>
   <w:num w:numId="19">
-    <w:abstractNumId w:val="4"/>
+    <w:abstractNumId w:val="5"/>
     <w:lvlOverride w:ilvl="0">
       <w:startOverride w:val="1"/>
     </w:lvlOverride>
   </w:num>
   <w:num w:numId="20">
-    <w:abstractNumId w:val="4"/>
+    <w:abstractNumId w:val="5"/>
     <w:lvlOverride w:ilvl="0">
       <w:startOverride w:val="1"/>
     </w:lvlOverride>
   </w:num>
   <w:num w:numId="21">
-    <w:abstractNumId w:val="4"/>
+    <w:abstractNumId w:val="5"/>
     <w:lvlOverride w:ilvl="0">
       <w:startOverride w:val="1"/>
     </w:lvlOverride>
   </w:num>
   <w:num w:numId="22">
-    <w:abstractNumId w:val="4"/>
+    <w:abstractNumId w:val="5"/>
     <w:lvlOverride w:ilvl="0">
       <w:startOverride w:val="1"/>
     </w:lvlOverride>
   </w:num>
   <w:num w:numId="23">
-    <w:abstractNumId w:val="4"/>
+    <w:abstractNumId w:val="5"/>
     <w:lvlOverride w:ilvl="0">
       <w:startOverride w:val="1"/>
     </w:lvlOverride>
   </w:num>
   <w:num w:numId="24">
-    <w:abstractNumId w:val="4"/>
+    <w:abstractNumId w:val="5"/>
     <w:lvlOverride w:ilvl="0">
       <w:startOverride w:val="1"/>
     </w:lvlOverride>
   </w:num>
   <w:num w:numId="25">
-    <w:abstractNumId w:val="4"/>
+    <w:abstractNumId w:val="5"/>
     <w:lvlOverride w:ilvl="0">
       <w:startOverride w:val="1"/>
     </w:lvlOverride>
   </w:num>
   <w:num w:numId="26">
-    <w:abstractNumId w:val="4"/>
+    <w:abstractNumId w:val="5"/>
     <w:lvlOverride w:ilvl="0">
       <w:startOverride w:val="1"/>
     </w:lvlOverride>
   </w:num>
   <w:num w:numId="27">
-    <w:abstractNumId w:val="4"/>
+    <w:abstractNumId w:val="5"/>
     <w:lvlOverride w:ilvl="0">
       <w:startOverride w:val="1"/>
     </w:lvlOverride>
   </w:num>
   <w:num w:numId="28">
-    <w:abstractNumId w:val="4"/>
+    <w:abstractNumId w:val="5"/>
     <w:lvlOverride w:ilvl="0">
       <w:startOverride w:val="1"/>
     </w:lvlOverride>
+  </w:num>
+  <w:num w:numId="29">
+    <w:abstractNumId w:val="0"/>
+  </w:num>
+  <w:num w:numId="30">
+    <w:abstractNumId w:val="6"/>
+  </w:num>
+  <w:num w:numId="31">
+    <w:abstractNumId w:val="8"/>
   </w:num>
 </w:numbering>
 </file>
